--- a/report and presentation/RNCP_5G_network.docx
+++ b/report and presentation/RNCP_5G_network.docx
@@ -499,7 +499,7 @@
           <w:r>
             <w:fldChar w:fldCharType="separate"/>
           </w:r>
-          <w:hyperlink w:anchor="_Toc240645040" w:history="1">
+          <w:hyperlink w:anchor="_Toc240651859" w:history="1">
             <w:r>
               <w:rPr>
                 <w:rStyle w:val="Hyperlink"/>
@@ -547,7 +547,7 @@
                 <w:noProof/>
                 <w:webHidden/>
               </w:rPr>
-              <w:instrText xml:space="preserve"> PAGEREF _Toc240645040 \h </w:instrText>
+              <w:instrText xml:space="preserve"> PAGEREF _Toc240651859 \h </w:instrText>
             </w:r>
             <w:r>
               <w:rPr>
@@ -594,7 +594,7 @@
               <w14:ligatures w14:val="standardContextual"/>
             </w:rPr>
           </w:pPr>
-          <w:hyperlink w:anchor="_Toc240645041" w:history="1">
+          <w:hyperlink w:anchor="_Toc240651860" w:history="1">
             <w:r>
               <w:rPr>
                 <w:rStyle w:val="Hyperlink"/>
@@ -622,7 +622,7 @@
                 <w:noProof/>
                 <w:webHidden/>
               </w:rPr>
-              <w:instrText xml:space="preserve"> PAGEREF _Toc240645041 \h </w:instrText>
+              <w:instrText xml:space="preserve"> PAGEREF _Toc240651860 \h </w:instrText>
             </w:r>
             <w:r>
               <w:rPr>
@@ -669,7 +669,7 @@
               <w14:ligatures w14:val="standardContextual"/>
             </w:rPr>
           </w:pPr>
-          <w:hyperlink w:anchor="_Toc240645042" w:history="1">
+          <w:hyperlink w:anchor="_Toc240651861" w:history="1">
             <w:r>
               <w:rPr>
                 <w:rStyle w:val="Hyperlink"/>
@@ -697,7 +697,7 @@
                 <w:noProof/>
                 <w:webHidden/>
               </w:rPr>
-              <w:instrText xml:space="preserve"> PAGEREF _Toc240645042 \h </w:instrText>
+              <w:instrText xml:space="preserve"> PAGEREF _Toc240651861 \h </w:instrText>
             </w:r>
             <w:r>
               <w:rPr>
@@ -744,7 +744,7 @@
               <w14:ligatures w14:val="standardContextual"/>
             </w:rPr>
           </w:pPr>
-          <w:hyperlink w:anchor="_Toc240645043" w:history="1">
+          <w:hyperlink w:anchor="_Toc240651862" w:history="1">
             <w:r>
               <w:rPr>
                 <w:rStyle w:val="Hyperlink"/>
@@ -772,7 +772,7 @@
                 <w:noProof/>
                 <w:webHidden/>
               </w:rPr>
-              <w:instrText xml:space="preserve"> PAGEREF _Toc240645043 \h </w:instrText>
+              <w:instrText xml:space="preserve"> PAGEREF _Toc240651862 \h </w:instrText>
             </w:r>
             <w:r>
               <w:rPr>
@@ -820,7 +820,7 @@
               <w14:ligatures w14:val="standardContextual"/>
             </w:rPr>
           </w:pPr>
-          <w:hyperlink w:anchor="_Toc240645044" w:history="1">
+          <w:hyperlink w:anchor="_Toc240651863" w:history="1">
             <w:r>
               <w:rPr>
                 <w:rStyle w:val="Hyperlink"/>
@@ -868,7 +868,7 @@
                 <w:noProof/>
                 <w:webHidden/>
               </w:rPr>
-              <w:instrText xml:space="preserve"> PAGEREF _Toc240645044 \h </w:instrText>
+              <w:instrText xml:space="preserve"> PAGEREF _Toc240651863 \h </w:instrText>
             </w:r>
             <w:r>
               <w:rPr>
@@ -915,7 +915,7 @@
               <w14:ligatures w14:val="standardContextual"/>
             </w:rPr>
           </w:pPr>
-          <w:hyperlink w:anchor="_Toc240645045" w:history="1">
+          <w:hyperlink w:anchor="_Toc240651864" w:history="1">
             <w:r>
               <w:rPr>
                 <w:rStyle w:val="Hyperlink"/>
@@ -943,7 +943,7 @@
                 <w:noProof/>
                 <w:webHidden/>
               </w:rPr>
-              <w:instrText xml:space="preserve"> PAGEREF _Toc240645045 \h </w:instrText>
+              <w:instrText xml:space="preserve"> PAGEREF _Toc240651864 \h </w:instrText>
             </w:r>
             <w:r>
               <w:rPr>
@@ -990,12 +990,12 @@
               <w14:ligatures w14:val="standardContextual"/>
             </w:rPr>
           </w:pPr>
-          <w:hyperlink w:anchor="_Toc240645046" w:history="1">
+          <w:hyperlink w:anchor="_Toc240651865" w:history="1">
             <w:r>
               <w:rPr>
                 <w:rStyle w:val="Hyperlink"/>
                 <w:noProof/>
-                <w:lang w:val="en-US"/>
+                <w:lang w:val="fr-FR"/>
               </w:rPr>
               <w:t>2.2. ARCEP Mobile Sites Data</w:t>
             </w:r>
@@ -1018,7 +1018,7 @@
                 <w:noProof/>
                 <w:webHidden/>
               </w:rPr>
-              <w:instrText xml:space="preserve"> PAGEREF _Toc240645046 \h </w:instrText>
+              <w:instrText xml:space="preserve"> PAGEREF _Toc240651865 \h </w:instrText>
             </w:r>
             <w:r>
               <w:rPr>
@@ -1065,7 +1065,7 @@
               <w14:ligatures w14:val="standardContextual"/>
             </w:rPr>
           </w:pPr>
-          <w:hyperlink w:anchor="_Toc240645047" w:history="1">
+          <w:hyperlink w:anchor="_Toc240651866" w:history="1">
             <w:r>
               <w:rPr>
                 <w:rStyle w:val="Hyperlink"/>
@@ -1093,7 +1093,7 @@
                 <w:noProof/>
                 <w:webHidden/>
               </w:rPr>
-              <w:instrText xml:space="preserve"> PAGEREF _Toc240645047 \h </w:instrText>
+              <w:instrText xml:space="preserve"> PAGEREF _Toc240651866 \h </w:instrText>
             </w:r>
             <w:r>
               <w:rPr>
@@ -1140,7 +1140,7 @@
               <w14:ligatures w14:val="standardContextual"/>
             </w:rPr>
           </w:pPr>
-          <w:hyperlink w:anchor="_Toc240645048" w:history="1">
+          <w:hyperlink w:anchor="_Toc240651867" w:history="1">
             <w:r>
               <w:rPr>
                 <w:rStyle w:val="Hyperlink"/>
@@ -1168,7 +1168,7 @@
                 <w:noProof/>
                 <w:webHidden/>
               </w:rPr>
-              <w:instrText xml:space="preserve"> PAGEREF _Toc240645048 \h </w:instrText>
+              <w:instrText xml:space="preserve"> PAGEREF _Toc240651867 \h </w:instrText>
             </w:r>
             <w:r>
               <w:rPr>
@@ -1215,7 +1215,7 @@
               <w14:ligatures w14:val="standardContextual"/>
             </w:rPr>
           </w:pPr>
-          <w:hyperlink w:anchor="_Toc240645049" w:history="1">
+          <w:hyperlink w:anchor="_Toc240651868" w:history="1">
             <w:r>
               <w:rPr>
                 <w:rStyle w:val="Hyperlink"/>
@@ -1243,7 +1243,7 @@
                 <w:noProof/>
                 <w:webHidden/>
               </w:rPr>
-              <w:instrText xml:space="preserve"> PAGEREF _Toc240645049 \h </w:instrText>
+              <w:instrText xml:space="preserve"> PAGEREF _Toc240651868 \h </w:instrText>
             </w:r>
             <w:r>
               <w:rPr>
@@ -1290,7 +1290,7 @@
               <w14:ligatures w14:val="standardContextual"/>
             </w:rPr>
           </w:pPr>
-          <w:hyperlink w:anchor="_Toc240645050" w:history="1">
+          <w:hyperlink w:anchor="_Toc240651869" w:history="1">
             <w:r>
               <w:rPr>
                 <w:rStyle w:val="Hyperlink"/>
@@ -1318,7 +1318,7 @@
                 <w:noProof/>
                 <w:webHidden/>
               </w:rPr>
-              <w:instrText xml:space="preserve"> PAGEREF _Toc240645050 \h </w:instrText>
+              <w:instrText xml:space="preserve"> PAGEREF _Toc240651869 \h </w:instrText>
             </w:r>
             <w:r>
               <w:rPr>
@@ -1365,7 +1365,7 @@
               <w14:ligatures w14:val="standardContextual"/>
             </w:rPr>
           </w:pPr>
-          <w:hyperlink w:anchor="_Toc240645051" w:history="1">
+          <w:hyperlink w:anchor="_Toc240651870" w:history="1">
             <w:r>
               <w:rPr>
                 <w:rStyle w:val="Hyperlink"/>
@@ -1393,7 +1393,7 @@
                 <w:noProof/>
                 <w:webHidden/>
               </w:rPr>
-              <w:instrText xml:space="preserve"> PAGEREF _Toc240645051 \h </w:instrText>
+              <w:instrText xml:space="preserve"> PAGEREF _Toc240651870 \h </w:instrText>
             </w:r>
             <w:r>
               <w:rPr>
@@ -1440,7 +1440,7 @@
               <w14:ligatures w14:val="standardContextual"/>
             </w:rPr>
           </w:pPr>
-          <w:hyperlink w:anchor="_Toc240645052" w:history="1">
+          <w:hyperlink w:anchor="_Toc240651871" w:history="1">
             <w:r>
               <w:rPr>
                 <w:rStyle w:val="Hyperlink"/>
@@ -1468,7 +1468,7 @@
                 <w:noProof/>
                 <w:webHidden/>
               </w:rPr>
-              <w:instrText xml:space="preserve"> PAGEREF _Toc240645052 \h </w:instrText>
+              <w:instrText xml:space="preserve"> PAGEREF _Toc240651871 \h </w:instrText>
             </w:r>
             <w:r>
               <w:rPr>
@@ -1515,7 +1515,7 @@
               <w14:ligatures w14:val="standardContextual"/>
             </w:rPr>
           </w:pPr>
-          <w:hyperlink w:anchor="_Toc240645053" w:history="1">
+          <w:hyperlink w:anchor="_Toc240651872" w:history="1">
             <w:r>
               <w:rPr>
                 <w:rStyle w:val="Hyperlink"/>
@@ -1543,7 +1543,7 @@
                 <w:noProof/>
                 <w:webHidden/>
               </w:rPr>
-              <w:instrText xml:space="preserve"> PAGEREF _Toc240645053 \h </w:instrText>
+              <w:instrText xml:space="preserve"> PAGEREF _Toc240651872 \h </w:instrText>
             </w:r>
             <w:r>
               <w:rPr>
@@ -1590,7 +1590,7 @@
               <w14:ligatures w14:val="standardContextual"/>
             </w:rPr>
           </w:pPr>
-          <w:hyperlink w:anchor="_Toc240645054" w:history="1">
+          <w:hyperlink w:anchor="_Toc240651873" w:history="1">
             <w:r>
               <w:rPr>
                 <w:rStyle w:val="Hyperlink"/>
@@ -1618,7 +1618,7 @@
                 <w:noProof/>
                 <w:webHidden/>
               </w:rPr>
-              <w:instrText xml:space="preserve"> PAGEREF _Toc240645054 \h </w:instrText>
+              <w:instrText xml:space="preserve"> PAGEREF _Toc240651873 \h </w:instrText>
             </w:r>
             <w:r>
               <w:rPr>
@@ -1665,7 +1665,7 @@
               <w14:ligatures w14:val="standardContextual"/>
             </w:rPr>
           </w:pPr>
-          <w:hyperlink w:anchor="_Toc240645055" w:history="1">
+          <w:hyperlink w:anchor="_Toc240651874" w:history="1">
             <w:r>
               <w:rPr>
                 <w:rStyle w:val="Hyperlink"/>
@@ -1693,7 +1693,7 @@
                 <w:noProof/>
                 <w:webHidden/>
               </w:rPr>
-              <w:instrText xml:space="preserve"> PAGEREF _Toc240645055 \h </w:instrText>
+              <w:instrText xml:space="preserve"> PAGEREF _Toc240651874 \h </w:instrText>
             </w:r>
             <w:r>
               <w:rPr>
@@ -1740,7 +1740,7 @@
               <w14:ligatures w14:val="standardContextual"/>
             </w:rPr>
           </w:pPr>
-          <w:hyperlink w:anchor="_Toc240645056" w:history="1">
+          <w:hyperlink w:anchor="_Toc240651875" w:history="1">
             <w:r>
               <w:rPr>
                 <w:rStyle w:val="Hyperlink"/>
@@ -1768,7 +1768,7 @@
                 <w:noProof/>
                 <w:webHidden/>
               </w:rPr>
-              <w:instrText xml:space="preserve"> PAGEREF _Toc240645056 \h </w:instrText>
+              <w:instrText xml:space="preserve"> PAGEREF _Toc240651875 \h </w:instrText>
             </w:r>
             <w:r>
               <w:rPr>
@@ -1815,7 +1815,7 @@
               <w14:ligatures w14:val="standardContextual"/>
             </w:rPr>
           </w:pPr>
-          <w:hyperlink w:anchor="_Toc240645057" w:history="1">
+          <w:hyperlink w:anchor="_Toc240651876" w:history="1">
             <w:r>
               <w:rPr>
                 <w:rStyle w:val="Hyperlink"/>
@@ -1843,7 +1843,7 @@
                 <w:noProof/>
                 <w:webHidden/>
               </w:rPr>
-              <w:instrText xml:space="preserve"> PAGEREF _Toc240645057 \h </w:instrText>
+              <w:instrText xml:space="preserve"> PAGEREF _Toc240651876 \h </w:instrText>
             </w:r>
             <w:r>
               <w:rPr>
@@ -1890,7 +1890,7 @@
               <w14:ligatures w14:val="standardContextual"/>
             </w:rPr>
           </w:pPr>
-          <w:hyperlink w:anchor="_Toc240645058" w:history="1">
+          <w:hyperlink w:anchor="_Toc240651877" w:history="1">
             <w:r>
               <w:rPr>
                 <w:rStyle w:val="Hyperlink"/>
@@ -1918,7 +1918,7 @@
                 <w:noProof/>
                 <w:webHidden/>
               </w:rPr>
-              <w:instrText xml:space="preserve"> PAGEREF _Toc240645058 \h </w:instrText>
+              <w:instrText xml:space="preserve"> PAGEREF _Toc240651877 \h </w:instrText>
             </w:r>
             <w:r>
               <w:rPr>
@@ -1965,7 +1965,7 @@
               <w14:ligatures w14:val="standardContextual"/>
             </w:rPr>
           </w:pPr>
-          <w:hyperlink w:anchor="_Toc240645059" w:history="1">
+          <w:hyperlink w:anchor="_Toc240651878" w:history="1">
             <w:r>
               <w:rPr>
                 <w:rStyle w:val="Hyperlink"/>
@@ -1993,7 +1993,7 @@
                 <w:noProof/>
                 <w:webHidden/>
               </w:rPr>
-              <w:instrText xml:space="preserve"> PAGEREF _Toc240645059 \h </w:instrText>
+              <w:instrText xml:space="preserve"> PAGEREF _Toc240651878 \h </w:instrText>
             </w:r>
             <w:r>
               <w:rPr>
@@ -2040,7 +2040,7 @@
               <w14:ligatures w14:val="standardContextual"/>
             </w:rPr>
           </w:pPr>
-          <w:hyperlink w:anchor="_Toc240645060" w:history="1">
+          <w:hyperlink w:anchor="_Toc240651879" w:history="1">
             <w:r>
               <w:rPr>
                 <w:rStyle w:val="Hyperlink"/>
@@ -2068,7 +2068,7 @@
                 <w:noProof/>
                 <w:webHidden/>
               </w:rPr>
-              <w:instrText xml:space="preserve"> PAGEREF _Toc240645060 \h </w:instrText>
+              <w:instrText xml:space="preserve"> PAGEREF _Toc240651879 \h </w:instrText>
             </w:r>
             <w:r>
               <w:rPr>
@@ -2115,7 +2115,7 @@
               <w14:ligatures w14:val="standardContextual"/>
             </w:rPr>
           </w:pPr>
-          <w:hyperlink w:anchor="_Toc240645061" w:history="1">
+          <w:hyperlink w:anchor="_Toc240651880" w:history="1">
             <w:r>
               <w:rPr>
                 <w:rStyle w:val="Hyperlink"/>
@@ -2143,7 +2143,7 @@
                 <w:noProof/>
                 <w:webHidden/>
               </w:rPr>
-              <w:instrText xml:space="preserve"> PAGEREF _Toc240645061 \h </w:instrText>
+              <w:instrText xml:space="preserve"> PAGEREF _Toc240651880 \h </w:instrText>
             </w:r>
             <w:r>
               <w:rPr>
@@ -2190,7 +2190,7 @@
               <w14:ligatures w14:val="standardContextual"/>
             </w:rPr>
           </w:pPr>
-          <w:hyperlink w:anchor="_Toc240645062" w:history="1">
+          <w:hyperlink w:anchor="_Toc240651881" w:history="1">
             <w:r>
               <w:rPr>
                 <w:rStyle w:val="Hyperlink"/>
@@ -2218,7 +2218,7 @@
                 <w:noProof/>
                 <w:webHidden/>
               </w:rPr>
-              <w:instrText xml:space="preserve"> PAGEREF _Toc240645062 \h </w:instrText>
+              <w:instrText xml:space="preserve"> PAGEREF _Toc240651881 \h </w:instrText>
             </w:r>
             <w:r>
               <w:rPr>
@@ -2265,7 +2265,7 @@
               <w14:ligatures w14:val="standardContextual"/>
             </w:rPr>
           </w:pPr>
-          <w:hyperlink w:anchor="_Toc240645063" w:history="1">
+          <w:hyperlink w:anchor="_Toc240651882" w:history="1">
             <w:r>
               <w:rPr>
                 <w:rStyle w:val="Hyperlink"/>
@@ -2293,7 +2293,7 @@
                 <w:noProof/>
                 <w:webHidden/>
               </w:rPr>
-              <w:instrText xml:space="preserve"> PAGEREF _Toc240645063 \h </w:instrText>
+              <w:instrText xml:space="preserve"> PAGEREF _Toc240651882 \h </w:instrText>
             </w:r>
             <w:r>
               <w:rPr>
@@ -2340,7 +2340,7 @@
               <w14:ligatures w14:val="standardContextual"/>
             </w:rPr>
           </w:pPr>
-          <w:hyperlink w:anchor="_Toc240645064" w:history="1">
+          <w:hyperlink w:anchor="_Toc240651883" w:history="1">
             <w:r>
               <w:rPr>
                 <w:rStyle w:val="Hyperlink"/>
@@ -2368,7 +2368,7 @@
                 <w:noProof/>
                 <w:webHidden/>
               </w:rPr>
-              <w:instrText xml:space="preserve"> PAGEREF _Toc240645064 \h </w:instrText>
+              <w:instrText xml:space="preserve"> PAGEREF _Toc240651883 \h </w:instrText>
             </w:r>
             <w:r>
               <w:rPr>
@@ -2415,7 +2415,7 @@
               <w14:ligatures w14:val="standardContextual"/>
             </w:rPr>
           </w:pPr>
-          <w:hyperlink w:anchor="_Toc240645065" w:history="1">
+          <w:hyperlink w:anchor="_Toc240651884" w:history="1">
             <w:r>
               <w:rPr>
                 <w:rStyle w:val="Hyperlink"/>
@@ -2443,7 +2443,7 @@
                 <w:noProof/>
                 <w:webHidden/>
               </w:rPr>
-              <w:instrText xml:space="preserve"> PAGEREF _Toc240645065 \h </w:instrText>
+              <w:instrText xml:space="preserve"> PAGEREF _Toc240651884 \h </w:instrText>
             </w:r>
             <w:r>
               <w:rPr>
@@ -2490,7 +2490,7 @@
               <w14:ligatures w14:val="standardContextual"/>
             </w:rPr>
           </w:pPr>
-          <w:hyperlink w:anchor="_Toc240645066" w:history="1">
+          <w:hyperlink w:anchor="_Toc240651885" w:history="1">
             <w:r>
               <w:rPr>
                 <w:rStyle w:val="Hyperlink"/>
@@ -2518,7 +2518,7 @@
                 <w:noProof/>
                 <w:webHidden/>
               </w:rPr>
-              <w:instrText xml:space="preserve"> PAGEREF _Toc240645066 \h </w:instrText>
+              <w:instrText xml:space="preserve"> PAGEREF _Toc240651885 \h </w:instrText>
             </w:r>
             <w:r>
               <w:rPr>
@@ -2565,7 +2565,7 @@
               <w14:ligatures w14:val="standardContextual"/>
             </w:rPr>
           </w:pPr>
-          <w:hyperlink w:anchor="_Toc240645067" w:history="1">
+          <w:hyperlink w:anchor="_Toc240651886" w:history="1">
             <w:r>
               <w:rPr>
                 <w:rStyle w:val="Hyperlink"/>
@@ -2593,7 +2593,7 @@
                 <w:noProof/>
                 <w:webHidden/>
               </w:rPr>
-              <w:instrText xml:space="preserve"> PAGEREF _Toc240645067 \h </w:instrText>
+              <w:instrText xml:space="preserve"> PAGEREF _Toc240651886 \h </w:instrText>
             </w:r>
             <w:r>
               <w:rPr>
@@ -2640,7 +2640,7 @@
               <w14:ligatures w14:val="standardContextual"/>
             </w:rPr>
           </w:pPr>
-          <w:hyperlink w:anchor="_Toc240645068" w:history="1">
+          <w:hyperlink w:anchor="_Toc240651887" w:history="1">
             <w:r>
               <w:rPr>
                 <w:rStyle w:val="Hyperlink"/>
@@ -2668,7 +2668,7 @@
                 <w:noProof/>
                 <w:webHidden/>
               </w:rPr>
-              <w:instrText xml:space="preserve"> PAGEREF _Toc240645068 \h </w:instrText>
+              <w:instrText xml:space="preserve"> PAGEREF _Toc240651887 \h </w:instrText>
             </w:r>
             <w:r>
               <w:rPr>
@@ -2715,7 +2715,7 @@
               <w14:ligatures w14:val="standardContextual"/>
             </w:rPr>
           </w:pPr>
-          <w:hyperlink w:anchor="_Toc240645069" w:history="1">
+          <w:hyperlink w:anchor="_Toc240651888" w:history="1">
             <w:r>
               <w:rPr>
                 <w:rStyle w:val="Hyperlink"/>
@@ -2743,7 +2743,7 @@
                 <w:noProof/>
                 <w:webHidden/>
               </w:rPr>
-              <w:instrText xml:space="preserve"> PAGEREF _Toc240645069 \h </w:instrText>
+              <w:instrText xml:space="preserve"> PAGEREF _Toc240651888 \h </w:instrText>
             </w:r>
             <w:r>
               <w:rPr>
@@ -2790,7 +2790,7 @@
               <w14:ligatures w14:val="standardContextual"/>
             </w:rPr>
           </w:pPr>
-          <w:hyperlink w:anchor="_Toc240645070" w:history="1">
+          <w:hyperlink w:anchor="_Toc240651889" w:history="1">
             <w:r>
               <w:rPr>
                 <w:rStyle w:val="Hyperlink"/>
@@ -2818,7 +2818,7 @@
                 <w:noProof/>
                 <w:webHidden/>
               </w:rPr>
-              <w:instrText xml:space="preserve"> PAGEREF _Toc240645070 \h </w:instrText>
+              <w:instrText xml:space="preserve"> PAGEREF _Toc240651889 \h </w:instrText>
             </w:r>
             <w:r>
               <w:rPr>
@@ -2865,7 +2865,7 @@
               <w14:ligatures w14:val="standardContextual"/>
             </w:rPr>
           </w:pPr>
-          <w:hyperlink w:anchor="_Toc240645071" w:history="1">
+          <w:hyperlink w:anchor="_Toc240651890" w:history="1">
             <w:r>
               <w:rPr>
                 <w:rStyle w:val="Hyperlink"/>
@@ -2893,7 +2893,7 @@
                 <w:noProof/>
                 <w:webHidden/>
               </w:rPr>
-              <w:instrText xml:space="preserve"> PAGEREF _Toc240645071 \h </w:instrText>
+              <w:instrText xml:space="preserve"> PAGEREF _Toc240651890 \h </w:instrText>
             </w:r>
             <w:r>
               <w:rPr>
@@ -2940,7 +2940,7 @@
               <w14:ligatures w14:val="standardContextual"/>
             </w:rPr>
           </w:pPr>
-          <w:hyperlink w:anchor="_Toc240645072" w:history="1">
+          <w:hyperlink w:anchor="_Toc240651891" w:history="1">
             <w:r>
               <w:rPr>
                 <w:rStyle w:val="Hyperlink"/>
@@ -2967,7 +2967,7 @@
                 <w:noProof/>
                 <w:webHidden/>
               </w:rPr>
-              <w:instrText xml:space="preserve"> PAGEREF _Toc240645072 \h </w:instrText>
+              <w:instrText xml:space="preserve"> PAGEREF _Toc240651891 \h </w:instrText>
             </w:r>
             <w:r>
               <w:rPr>
@@ -3014,7 +3014,7 @@
               <w14:ligatures w14:val="standardContextual"/>
             </w:rPr>
           </w:pPr>
-          <w:hyperlink w:anchor="_Toc240645073" w:history="1">
+          <w:hyperlink w:anchor="_Toc240651892" w:history="1">
             <w:r>
               <w:rPr>
                 <w:rStyle w:val="Hyperlink"/>
@@ -3041,7 +3041,7 @@
                 <w:noProof/>
                 <w:webHidden/>
               </w:rPr>
-              <w:instrText xml:space="preserve"> PAGEREF _Toc240645073 \h </w:instrText>
+              <w:instrText xml:space="preserve"> PAGEREF _Toc240651892 \h </w:instrText>
             </w:r>
             <w:r>
               <w:rPr>
@@ -3062,6 +3062,624 @@
                 <w:webHidden/>
               </w:rPr>
               <w:t>21</w:t>
+            </w:r>
+            <w:r>
+              <w:rPr>
+                <w:noProof/>
+                <w:webHidden/>
+              </w:rPr>
+              <w:fldChar w:fldCharType="end"/>
+            </w:r>
+          </w:hyperlink>
+        </w:p>
+        <w:p>
+          <w:pPr>
+            <w:pStyle w:val="TOC1"/>
+            <w:tabs>
+              <w:tab w:val="left" w:pos="440"/>
+              <w:tab w:val="right" w:leader="dot" w:pos="9350"/>
+            </w:tabs>
+            <w:rPr>
+              <w:rFonts w:asciiTheme="minorHAnsi" w:eastAsiaTheme="minorEastAsia" w:hAnsiTheme="minorHAnsi" w:cstheme="minorBidi"/>
+              <w:noProof/>
+              <w:kern w:val="2"/>
+              <w:sz w:val="24"/>
+              <w:szCs w:val="24"/>
+              <w:lang w:val="en-US"/>
+              <w14:ligatures w14:val="standardContextual"/>
+            </w:rPr>
+          </w:pPr>
+          <w:hyperlink w:anchor="_Toc240651893" w:history="1">
+            <w:r>
+              <w:rPr>
+                <w:rStyle w:val="Hyperlink"/>
+                <w:noProof/>
+              </w:rPr>
+              <w:t>8.</w:t>
+            </w:r>
+            <w:r>
+              <w:rPr>
+                <w:rFonts w:asciiTheme="minorHAnsi" w:eastAsiaTheme="minorEastAsia" w:hAnsiTheme="minorHAnsi" w:cstheme="minorBidi"/>
+                <w:noProof/>
+                <w:kern w:val="2"/>
+                <w:sz w:val="24"/>
+                <w:szCs w:val="24"/>
+                <w:lang w:val="en-US"/>
+                <w14:ligatures w14:val="standardContextual"/>
+              </w:rPr>
+              <w:tab/>
+            </w:r>
+            <w:r>
+              <w:rPr>
+                <w:rStyle w:val="Hyperlink"/>
+                <w:noProof/>
+              </w:rPr>
+              <w:t>ML Process: Prediction of the most influencing features on 5G Performance</w:t>
+            </w:r>
+            <w:r>
+              <w:rPr>
+                <w:noProof/>
+                <w:webHidden/>
+              </w:rPr>
+              <w:tab/>
+            </w:r>
+            <w:r>
+              <w:rPr>
+                <w:noProof/>
+                <w:webHidden/>
+              </w:rPr>
+              <w:fldChar w:fldCharType="begin"/>
+            </w:r>
+            <w:r>
+              <w:rPr>
+                <w:noProof/>
+                <w:webHidden/>
+              </w:rPr>
+              <w:instrText xml:space="preserve"> PAGEREF _Toc240651893 \h </w:instrText>
+            </w:r>
+            <w:r>
+              <w:rPr>
+                <w:noProof/>
+                <w:webHidden/>
+              </w:rPr>
+            </w:r>
+            <w:r>
+              <w:rPr>
+                <w:noProof/>
+                <w:webHidden/>
+              </w:rPr>
+              <w:fldChar w:fldCharType="separate"/>
+            </w:r>
+            <w:r>
+              <w:rPr>
+                <w:noProof/>
+                <w:webHidden/>
+              </w:rPr>
+              <w:t>23</w:t>
+            </w:r>
+            <w:r>
+              <w:rPr>
+                <w:noProof/>
+                <w:webHidden/>
+              </w:rPr>
+              <w:fldChar w:fldCharType="end"/>
+            </w:r>
+          </w:hyperlink>
+        </w:p>
+        <w:p>
+          <w:pPr>
+            <w:pStyle w:val="TOC2"/>
+            <w:tabs>
+              <w:tab w:val="right" w:leader="dot" w:pos="9350"/>
+            </w:tabs>
+            <w:rPr>
+              <w:rFonts w:asciiTheme="minorHAnsi" w:eastAsiaTheme="minorEastAsia" w:hAnsiTheme="minorHAnsi" w:cstheme="minorBidi"/>
+              <w:noProof/>
+              <w:kern w:val="2"/>
+              <w:sz w:val="24"/>
+              <w:szCs w:val="24"/>
+              <w:lang w:val="en-US"/>
+              <w14:ligatures w14:val="standardContextual"/>
+            </w:rPr>
+          </w:pPr>
+          <w:hyperlink w:anchor="_Toc240651894" w:history="1">
+            <w:r>
+              <w:rPr>
+                <w:rStyle w:val="Hyperlink"/>
+                <w:noProof/>
+              </w:rPr>
+              <w:t>8.1 Regression Model without Hypertuning</w:t>
+            </w:r>
+            <w:r>
+              <w:rPr>
+                <w:noProof/>
+                <w:webHidden/>
+              </w:rPr>
+              <w:tab/>
+            </w:r>
+            <w:r>
+              <w:rPr>
+                <w:noProof/>
+                <w:webHidden/>
+              </w:rPr>
+              <w:fldChar w:fldCharType="begin"/>
+            </w:r>
+            <w:r>
+              <w:rPr>
+                <w:noProof/>
+                <w:webHidden/>
+              </w:rPr>
+              <w:instrText xml:space="preserve"> PAGEREF _Toc240651894 \h </w:instrText>
+            </w:r>
+            <w:r>
+              <w:rPr>
+                <w:noProof/>
+                <w:webHidden/>
+              </w:rPr>
+            </w:r>
+            <w:r>
+              <w:rPr>
+                <w:noProof/>
+                <w:webHidden/>
+              </w:rPr>
+              <w:fldChar w:fldCharType="separate"/>
+            </w:r>
+            <w:r>
+              <w:rPr>
+                <w:noProof/>
+                <w:webHidden/>
+              </w:rPr>
+              <w:t>23</w:t>
+            </w:r>
+            <w:r>
+              <w:rPr>
+                <w:noProof/>
+                <w:webHidden/>
+              </w:rPr>
+              <w:fldChar w:fldCharType="end"/>
+            </w:r>
+          </w:hyperlink>
+        </w:p>
+        <w:p>
+          <w:pPr>
+            <w:pStyle w:val="TOC2"/>
+            <w:tabs>
+              <w:tab w:val="right" w:leader="dot" w:pos="9350"/>
+            </w:tabs>
+            <w:rPr>
+              <w:rFonts w:asciiTheme="minorHAnsi" w:eastAsiaTheme="minorEastAsia" w:hAnsiTheme="minorHAnsi" w:cstheme="minorBidi"/>
+              <w:noProof/>
+              <w:kern w:val="2"/>
+              <w:sz w:val="24"/>
+              <w:szCs w:val="24"/>
+              <w:lang w:val="en-US"/>
+              <w14:ligatures w14:val="standardContextual"/>
+            </w:rPr>
+          </w:pPr>
+          <w:hyperlink w:anchor="_Toc240651895" w:history="1">
+            <w:r>
+              <w:rPr>
+                <w:rStyle w:val="Hyperlink"/>
+                <w:noProof/>
+                <w:lang w:val="en-US"/>
+              </w:rPr>
+              <w:t>8.2 Hyper-parameters Tuning</w:t>
+            </w:r>
+            <w:r>
+              <w:rPr>
+                <w:noProof/>
+                <w:webHidden/>
+              </w:rPr>
+              <w:tab/>
+            </w:r>
+            <w:r>
+              <w:rPr>
+                <w:noProof/>
+                <w:webHidden/>
+              </w:rPr>
+              <w:fldChar w:fldCharType="begin"/>
+            </w:r>
+            <w:r>
+              <w:rPr>
+                <w:noProof/>
+                <w:webHidden/>
+              </w:rPr>
+              <w:instrText xml:space="preserve"> PAGEREF _Toc240651895 \h </w:instrText>
+            </w:r>
+            <w:r>
+              <w:rPr>
+                <w:noProof/>
+                <w:webHidden/>
+              </w:rPr>
+            </w:r>
+            <w:r>
+              <w:rPr>
+                <w:noProof/>
+                <w:webHidden/>
+              </w:rPr>
+              <w:fldChar w:fldCharType="separate"/>
+            </w:r>
+            <w:r>
+              <w:rPr>
+                <w:noProof/>
+                <w:webHidden/>
+              </w:rPr>
+              <w:t>23</w:t>
+            </w:r>
+            <w:r>
+              <w:rPr>
+                <w:noProof/>
+                <w:webHidden/>
+              </w:rPr>
+              <w:fldChar w:fldCharType="end"/>
+            </w:r>
+          </w:hyperlink>
+        </w:p>
+        <w:p>
+          <w:pPr>
+            <w:pStyle w:val="TOC2"/>
+            <w:tabs>
+              <w:tab w:val="right" w:leader="dot" w:pos="9350"/>
+            </w:tabs>
+            <w:rPr>
+              <w:rFonts w:asciiTheme="minorHAnsi" w:eastAsiaTheme="minorEastAsia" w:hAnsiTheme="minorHAnsi" w:cstheme="minorBidi"/>
+              <w:noProof/>
+              <w:kern w:val="2"/>
+              <w:sz w:val="24"/>
+              <w:szCs w:val="24"/>
+              <w:lang w:val="en-US"/>
+              <w14:ligatures w14:val="standardContextual"/>
+            </w:rPr>
+          </w:pPr>
+          <w:hyperlink w:anchor="_Toc240651896" w:history="1">
+            <w:r>
+              <w:rPr>
+                <w:rStyle w:val="Hyperlink"/>
+                <w:noProof/>
+                <w:lang w:val="en-US"/>
+              </w:rPr>
+              <w:t>8.3 Obtained Best parameters</w:t>
+            </w:r>
+            <w:r>
+              <w:rPr>
+                <w:noProof/>
+                <w:webHidden/>
+              </w:rPr>
+              <w:tab/>
+            </w:r>
+            <w:r>
+              <w:rPr>
+                <w:noProof/>
+                <w:webHidden/>
+              </w:rPr>
+              <w:fldChar w:fldCharType="begin"/>
+            </w:r>
+            <w:r>
+              <w:rPr>
+                <w:noProof/>
+                <w:webHidden/>
+              </w:rPr>
+              <w:instrText xml:space="preserve"> PAGEREF _Toc240651896 \h </w:instrText>
+            </w:r>
+            <w:r>
+              <w:rPr>
+                <w:noProof/>
+                <w:webHidden/>
+              </w:rPr>
+            </w:r>
+            <w:r>
+              <w:rPr>
+                <w:noProof/>
+                <w:webHidden/>
+              </w:rPr>
+              <w:fldChar w:fldCharType="separate"/>
+            </w:r>
+            <w:r>
+              <w:rPr>
+                <w:noProof/>
+                <w:webHidden/>
+              </w:rPr>
+              <w:t>24</w:t>
+            </w:r>
+            <w:r>
+              <w:rPr>
+                <w:noProof/>
+                <w:webHidden/>
+              </w:rPr>
+              <w:fldChar w:fldCharType="end"/>
+            </w:r>
+          </w:hyperlink>
+        </w:p>
+        <w:p>
+          <w:pPr>
+            <w:pStyle w:val="TOC2"/>
+            <w:tabs>
+              <w:tab w:val="right" w:leader="dot" w:pos="9350"/>
+            </w:tabs>
+            <w:rPr>
+              <w:rFonts w:asciiTheme="minorHAnsi" w:eastAsiaTheme="minorEastAsia" w:hAnsiTheme="minorHAnsi" w:cstheme="minorBidi"/>
+              <w:noProof/>
+              <w:kern w:val="2"/>
+              <w:sz w:val="24"/>
+              <w:szCs w:val="24"/>
+              <w:lang w:val="en-US"/>
+              <w14:ligatures w14:val="standardContextual"/>
+            </w:rPr>
+          </w:pPr>
+          <w:hyperlink w:anchor="_Toc240651897" w:history="1">
+            <w:r>
+              <w:rPr>
+                <w:rStyle w:val="Hyperlink"/>
+                <w:noProof/>
+                <w:lang w:val="en-US"/>
+              </w:rPr>
+              <w:t>8.4 Looking for the best model</w:t>
+            </w:r>
+            <w:r>
+              <w:rPr>
+                <w:noProof/>
+                <w:webHidden/>
+              </w:rPr>
+              <w:tab/>
+            </w:r>
+            <w:r>
+              <w:rPr>
+                <w:noProof/>
+                <w:webHidden/>
+              </w:rPr>
+              <w:fldChar w:fldCharType="begin"/>
+            </w:r>
+            <w:r>
+              <w:rPr>
+                <w:noProof/>
+                <w:webHidden/>
+              </w:rPr>
+              <w:instrText xml:space="preserve"> PAGEREF _Toc240651897 \h </w:instrText>
+            </w:r>
+            <w:r>
+              <w:rPr>
+                <w:noProof/>
+                <w:webHidden/>
+              </w:rPr>
+            </w:r>
+            <w:r>
+              <w:rPr>
+                <w:noProof/>
+                <w:webHidden/>
+              </w:rPr>
+              <w:fldChar w:fldCharType="separate"/>
+            </w:r>
+            <w:r>
+              <w:rPr>
+                <w:noProof/>
+                <w:webHidden/>
+              </w:rPr>
+              <w:t>24</w:t>
+            </w:r>
+            <w:r>
+              <w:rPr>
+                <w:noProof/>
+                <w:webHidden/>
+              </w:rPr>
+              <w:fldChar w:fldCharType="end"/>
+            </w:r>
+          </w:hyperlink>
+        </w:p>
+        <w:p>
+          <w:pPr>
+            <w:pStyle w:val="TOC2"/>
+            <w:tabs>
+              <w:tab w:val="right" w:leader="dot" w:pos="9350"/>
+            </w:tabs>
+            <w:rPr>
+              <w:rFonts w:asciiTheme="minorHAnsi" w:eastAsiaTheme="minorEastAsia" w:hAnsiTheme="minorHAnsi" w:cstheme="minorBidi"/>
+              <w:noProof/>
+              <w:kern w:val="2"/>
+              <w:sz w:val="24"/>
+              <w:szCs w:val="24"/>
+              <w:lang w:val="en-US"/>
+              <w14:ligatures w14:val="standardContextual"/>
+            </w:rPr>
+          </w:pPr>
+          <w:hyperlink w:anchor="_Toc240651898" w:history="1">
+            <w:r>
+              <w:rPr>
+                <w:rStyle w:val="Hyperlink"/>
+                <w:noProof/>
+                <w:lang w:val="en-US"/>
+              </w:rPr>
+              <w:t>8.5 Tuned Gradient Boosting Metrics Evaluation</w:t>
+            </w:r>
+            <w:r>
+              <w:rPr>
+                <w:noProof/>
+                <w:webHidden/>
+              </w:rPr>
+              <w:tab/>
+            </w:r>
+            <w:r>
+              <w:rPr>
+                <w:noProof/>
+                <w:webHidden/>
+              </w:rPr>
+              <w:fldChar w:fldCharType="begin"/>
+            </w:r>
+            <w:r>
+              <w:rPr>
+                <w:noProof/>
+                <w:webHidden/>
+              </w:rPr>
+              <w:instrText xml:space="preserve"> PAGEREF _Toc240651898 \h </w:instrText>
+            </w:r>
+            <w:r>
+              <w:rPr>
+                <w:noProof/>
+                <w:webHidden/>
+              </w:rPr>
+            </w:r>
+            <w:r>
+              <w:rPr>
+                <w:noProof/>
+                <w:webHidden/>
+              </w:rPr>
+              <w:fldChar w:fldCharType="separate"/>
+            </w:r>
+            <w:r>
+              <w:rPr>
+                <w:noProof/>
+                <w:webHidden/>
+              </w:rPr>
+              <w:t>25</w:t>
+            </w:r>
+            <w:r>
+              <w:rPr>
+                <w:noProof/>
+                <w:webHidden/>
+              </w:rPr>
+              <w:fldChar w:fldCharType="end"/>
+            </w:r>
+          </w:hyperlink>
+        </w:p>
+        <w:p>
+          <w:pPr>
+            <w:pStyle w:val="TOC2"/>
+            <w:tabs>
+              <w:tab w:val="right" w:leader="dot" w:pos="9350"/>
+            </w:tabs>
+            <w:rPr>
+              <w:rFonts w:asciiTheme="minorHAnsi" w:eastAsiaTheme="minorEastAsia" w:hAnsiTheme="minorHAnsi" w:cstheme="minorBidi"/>
+              <w:noProof/>
+              <w:kern w:val="2"/>
+              <w:sz w:val="24"/>
+              <w:szCs w:val="24"/>
+              <w:lang w:val="en-US"/>
+              <w14:ligatures w14:val="standardContextual"/>
+            </w:rPr>
+          </w:pPr>
+          <w:hyperlink w:anchor="_Toc240651899" w:history="1">
+            <w:r>
+              <w:rPr>
+                <w:rStyle w:val="Hyperlink"/>
+                <w:noProof/>
+                <w:lang w:val="en-US"/>
+              </w:rPr>
+              <w:t>8.6 Get the feature importance</w:t>
+            </w:r>
+            <w:r>
+              <w:rPr>
+                <w:noProof/>
+                <w:webHidden/>
+              </w:rPr>
+              <w:tab/>
+            </w:r>
+            <w:r>
+              <w:rPr>
+                <w:noProof/>
+                <w:webHidden/>
+              </w:rPr>
+              <w:fldChar w:fldCharType="begin"/>
+            </w:r>
+            <w:r>
+              <w:rPr>
+                <w:noProof/>
+                <w:webHidden/>
+              </w:rPr>
+              <w:instrText xml:space="preserve"> PAGEREF _Toc240651899 \h </w:instrText>
+            </w:r>
+            <w:r>
+              <w:rPr>
+                <w:noProof/>
+                <w:webHidden/>
+              </w:rPr>
+            </w:r>
+            <w:r>
+              <w:rPr>
+                <w:noProof/>
+                <w:webHidden/>
+              </w:rPr>
+              <w:fldChar w:fldCharType="separate"/>
+            </w:r>
+            <w:r>
+              <w:rPr>
+                <w:noProof/>
+                <w:webHidden/>
+              </w:rPr>
+              <w:t>25</w:t>
+            </w:r>
+            <w:r>
+              <w:rPr>
+                <w:noProof/>
+                <w:webHidden/>
+              </w:rPr>
+              <w:fldChar w:fldCharType="end"/>
+            </w:r>
+          </w:hyperlink>
+        </w:p>
+        <w:p>
+          <w:pPr>
+            <w:pStyle w:val="TOC2"/>
+            <w:tabs>
+              <w:tab w:val="right" w:leader="dot" w:pos="9350"/>
+            </w:tabs>
+            <w:rPr>
+              <w:rFonts w:asciiTheme="minorHAnsi" w:eastAsiaTheme="minorEastAsia" w:hAnsiTheme="minorHAnsi" w:cstheme="minorBidi"/>
+              <w:noProof/>
+              <w:kern w:val="2"/>
+              <w:sz w:val="24"/>
+              <w:szCs w:val="24"/>
+              <w:lang w:val="en-US"/>
+              <w14:ligatures w14:val="standardContextual"/>
+            </w:rPr>
+          </w:pPr>
+          <w:hyperlink w:anchor="_Toc240651900" w:history="1">
+            <w:r>
+              <w:rPr>
+                <w:rStyle w:val="Hyperlink"/>
+                <w:noProof/>
+                <w:lang w:val="en-US"/>
+              </w:rPr>
+              <w:t>8.5 ML Prediction Conclusion:</w:t>
+            </w:r>
+            <w:r>
+              <w:rPr>
+                <w:noProof/>
+                <w:webHidden/>
+              </w:rPr>
+              <w:tab/>
+            </w:r>
+            <w:r>
+              <w:rPr>
+                <w:noProof/>
+                <w:webHidden/>
+              </w:rPr>
+              <w:fldChar w:fldCharType="begin"/>
+            </w:r>
+            <w:r>
+              <w:rPr>
+                <w:noProof/>
+                <w:webHidden/>
+              </w:rPr>
+              <w:instrText xml:space="preserve"> PAGEREF _Toc240651900 \h </w:instrText>
+            </w:r>
+            <w:r>
+              <w:rPr>
+                <w:noProof/>
+                <w:webHidden/>
+              </w:rPr>
+            </w:r>
+            <w:r>
+              <w:rPr>
+                <w:noProof/>
+                <w:webHidden/>
+              </w:rPr>
+              <w:fldChar w:fldCharType="separate"/>
+            </w:r>
+            <w:r>
+              <w:rPr>
+                <w:noProof/>
+                <w:webHidden/>
+              </w:rPr>
+              <w:t>26</w:t>
             </w:r>
             <w:r>
               <w:rPr>
@@ -3088,13 +3706,21 @@
               <w14:ligatures w14:val="standardContextual"/>
             </w:rPr>
           </w:pPr>
-          <w:hyperlink w:anchor="_Toc240645074" w:history="1">
+          <w:hyperlink w:anchor="_Toc240651901" w:history="1">
             <w:r>
               <w:rPr>
                 <w:rStyle w:val="Hyperlink"/>
                 <w:noProof/>
-              </w:rPr>
-              <w:t>9. ML Process:</w:t>
+                <w:lang w:val="en-US"/>
+              </w:rPr>
+              <w:t xml:space="preserve">10. </w:t>
+            </w:r>
+            <w:r>
+              <w:rPr>
+                <w:rStyle w:val="Hyperlink"/>
+                <w:noProof/>
+              </w:rPr>
+              <w:t>EU GDPR</w:t>
             </w:r>
             <w:r>
               <w:rPr>
@@ -3115,7 +3741,7 @@
                 <w:noProof/>
                 <w:webHidden/>
               </w:rPr>
-              <w:instrText xml:space="preserve"> PAGEREF _Toc240645074 \h </w:instrText>
+              <w:instrText xml:space="preserve"> PAGEREF _Toc240651901 \h </w:instrText>
             </w:r>
             <w:r>
               <w:rPr>
@@ -3135,89 +3761,7 @@
                 <w:noProof/>
                 <w:webHidden/>
               </w:rPr>
-              <w:t>22</w:t>
-            </w:r>
-            <w:r>
-              <w:rPr>
-                <w:noProof/>
-                <w:webHidden/>
-              </w:rPr>
-              <w:fldChar w:fldCharType="end"/>
-            </w:r>
-          </w:hyperlink>
-        </w:p>
-        <w:p>
-          <w:pPr>
-            <w:pStyle w:val="TOC1"/>
-            <w:tabs>
-              <w:tab w:val="right" w:leader="dot" w:pos="9350"/>
-            </w:tabs>
-            <w:rPr>
-              <w:rFonts w:asciiTheme="minorHAnsi" w:eastAsiaTheme="minorEastAsia" w:hAnsiTheme="minorHAnsi" w:cstheme="minorBidi"/>
-              <w:noProof/>
-              <w:kern w:val="2"/>
-              <w:sz w:val="24"/>
-              <w:szCs w:val="24"/>
-              <w:lang w:val="en-US"/>
-              <w14:ligatures w14:val="standardContextual"/>
-            </w:rPr>
-          </w:pPr>
-          <w:hyperlink w:anchor="_Toc240645075" w:history="1">
-            <w:r>
-              <w:rPr>
-                <w:rStyle w:val="Hyperlink"/>
-                <w:noProof/>
-                <w:lang w:val="en-US"/>
-              </w:rPr>
-              <w:t xml:space="preserve">9. </w:t>
-            </w:r>
-            <w:r>
-              <w:rPr>
-                <w:rStyle w:val="Hyperlink"/>
-                <w:noProof/>
-              </w:rPr>
-              <w:t>EU GDPR</w:t>
-            </w:r>
-            <w:r>
-              <w:rPr>
-                <w:noProof/>
-                <w:webHidden/>
-              </w:rPr>
-              <w:tab/>
-            </w:r>
-            <w:r>
-              <w:rPr>
-                <w:noProof/>
-                <w:webHidden/>
-              </w:rPr>
-              <w:fldChar w:fldCharType="begin"/>
-            </w:r>
-            <w:r>
-              <w:rPr>
-                <w:noProof/>
-                <w:webHidden/>
-              </w:rPr>
-              <w:instrText xml:space="preserve"> PAGEREF _Toc240645075 \h </w:instrText>
-            </w:r>
-            <w:r>
-              <w:rPr>
-                <w:noProof/>
-                <w:webHidden/>
-              </w:rPr>
-            </w:r>
-            <w:r>
-              <w:rPr>
-                <w:noProof/>
-                <w:webHidden/>
-              </w:rPr>
-              <w:fldChar w:fldCharType="separate"/>
-            </w:r>
-            <w:r>
-              <w:rPr>
-                <w:noProof/>
-                <w:webHidden/>
-              </w:rPr>
-              <w:t>23</w:t>
+              <w:t>27</w:t>
             </w:r>
             <w:r>
               <w:rPr>
@@ -3297,7 +3841,7 @@
           <w:lang w:val="en-US"/>
         </w:rPr>
       </w:pPr>
-      <w:bookmarkStart w:id="0" w:name="_Toc240645040"/>
+      <w:bookmarkStart w:id="0" w:name="_Toc240651859"/>
       <w:r>
         <w:rPr>
           <w:sz w:val="32"/>
@@ -3328,7 +3872,7 @@
           <w:lang w:val="en-US"/>
         </w:rPr>
       </w:pPr>
-      <w:bookmarkStart w:id="1" w:name="_Toc240645041"/>
+      <w:bookmarkStart w:id="1" w:name="_Toc240651860"/>
       <w:r>
         <w:rPr>
           <w:sz w:val="28"/>
@@ -3377,7 +3921,35 @@
         <w:rPr>
           <w:lang w:val="fr-FR"/>
         </w:rPr>
-        <w:t xml:space="preserve">The French telecommunications regulator, </w:t>
+        <w:t xml:space="preserve">The French </w:t>
+      </w:r>
+      <w:proofErr w:type="spellStart"/>
+      <w:r>
+        <w:rPr>
+          <w:lang w:val="fr-FR"/>
+        </w:rPr>
+        <w:t>telecommunications</w:t>
+      </w:r>
+      <w:proofErr w:type="spellEnd"/>
+      <w:r>
+        <w:rPr>
+          <w:lang w:val="fr-FR"/>
+        </w:rPr>
+        <w:t xml:space="preserve"> </w:t>
+      </w:r>
+      <w:proofErr w:type="spellStart"/>
+      <w:r>
+        <w:rPr>
+          <w:lang w:val="fr-FR"/>
+        </w:rPr>
+        <w:t>regulator</w:t>
+      </w:r>
+      <w:proofErr w:type="spellEnd"/>
+      <w:r>
+        <w:rPr>
+          <w:lang w:val="fr-FR"/>
+        </w:rPr>
+        <w:t xml:space="preserve">, </w:t>
       </w:r>
       <w:r>
         <w:rPr>
@@ -3391,13 +3963,97 @@
         <w:rPr>
           <w:lang w:val="fr-FR"/>
         </w:rPr>
-        <w:t xml:space="preserve">, publishes mobile Quality of Service (QoS) measurements covering Metropolitan France. </w:t>
-      </w:r>
-      <w:r>
-        <w:rPr>
-          <w:lang w:val="en-US"/>
-        </w:rPr>
-        <w:t>These measurements provide a valuable source for analysing mobile network performance using real-world measurement data.</w:t>
+        <w:t xml:space="preserve">, </w:t>
+      </w:r>
+      <w:proofErr w:type="spellStart"/>
+      <w:r>
+        <w:rPr>
+          <w:lang w:val="fr-FR"/>
+        </w:rPr>
+        <w:t>publishes</w:t>
+      </w:r>
+      <w:proofErr w:type="spellEnd"/>
+      <w:r>
+        <w:rPr>
+          <w:lang w:val="fr-FR"/>
+        </w:rPr>
+        <w:t xml:space="preserve"> mobile </w:t>
+      </w:r>
+      <w:proofErr w:type="spellStart"/>
+      <w:r>
+        <w:rPr>
+          <w:lang w:val="fr-FR"/>
+        </w:rPr>
+        <w:t>Quality</w:t>
+      </w:r>
+      <w:proofErr w:type="spellEnd"/>
+      <w:r>
+        <w:rPr>
+          <w:lang w:val="fr-FR"/>
+        </w:rPr>
+        <w:t xml:space="preserve"> of Service (QoS) </w:t>
+      </w:r>
+      <w:proofErr w:type="spellStart"/>
+      <w:r>
+        <w:rPr>
+          <w:lang w:val="fr-FR"/>
+        </w:rPr>
+        <w:t>measurements</w:t>
+      </w:r>
+      <w:proofErr w:type="spellEnd"/>
+      <w:r>
+        <w:rPr>
+          <w:lang w:val="fr-FR"/>
+        </w:rPr>
+        <w:t xml:space="preserve"> </w:t>
+      </w:r>
+      <w:proofErr w:type="spellStart"/>
+      <w:r>
+        <w:rPr>
+          <w:lang w:val="fr-FR"/>
+        </w:rPr>
+        <w:t>covering</w:t>
+      </w:r>
+      <w:proofErr w:type="spellEnd"/>
+      <w:r>
+        <w:rPr>
+          <w:lang w:val="fr-FR"/>
+        </w:rPr>
+        <w:t xml:space="preserve"> </w:t>
+      </w:r>
+      <w:proofErr w:type="spellStart"/>
+      <w:r>
+        <w:rPr>
+          <w:lang w:val="fr-FR"/>
+        </w:rPr>
+        <w:t>Metropolitan</w:t>
+      </w:r>
+      <w:proofErr w:type="spellEnd"/>
+      <w:r>
+        <w:rPr>
+          <w:lang w:val="fr-FR"/>
+        </w:rPr>
+        <w:t xml:space="preserve"> France. </w:t>
+      </w:r>
+      <w:r>
+        <w:rPr>
+          <w:lang w:val="en-US"/>
+        </w:rPr>
+        <w:t xml:space="preserve">These measurements provide a valuable source for </w:t>
+      </w:r>
+      <w:proofErr w:type="spellStart"/>
+      <w:r>
+        <w:rPr>
+          <w:lang w:val="en-US"/>
+        </w:rPr>
+        <w:t>analysing</w:t>
+      </w:r>
+      <w:proofErr w:type="spellEnd"/>
+      <w:r>
+        <w:rPr>
+          <w:lang w:val="en-US"/>
+        </w:rPr>
+        <w:t xml:space="preserve"> mobile network performance using real-world measurement data.</w:t>
       </w:r>
     </w:p>
     <w:p>
@@ -3439,7 +4095,61 @@
           <w:bCs/>
           <w:lang w:val="en-US"/>
         </w:rPr>
-        <w:t>INSEE (Institut national de la statistique et des études économiques)</w:t>
+        <w:t>INSEE (</w:t>
+      </w:r>
+      <w:proofErr w:type="spellStart"/>
+      <w:r>
+        <w:rPr>
+          <w:b/>
+          <w:bCs/>
+          <w:lang w:val="en-US"/>
+        </w:rPr>
+        <w:t>Institut</w:t>
+      </w:r>
+      <w:proofErr w:type="spellEnd"/>
+      <w:r>
+        <w:rPr>
+          <w:b/>
+          <w:bCs/>
+          <w:lang w:val="en-US"/>
+        </w:rPr>
+        <w:t xml:space="preserve"> national de la </w:t>
+      </w:r>
+      <w:proofErr w:type="spellStart"/>
+      <w:r>
+        <w:rPr>
+          <w:b/>
+          <w:bCs/>
+          <w:lang w:val="en-US"/>
+        </w:rPr>
+        <w:t>statistique</w:t>
+      </w:r>
+      <w:proofErr w:type="spellEnd"/>
+      <w:r>
+        <w:rPr>
+          <w:b/>
+          <w:bCs/>
+          <w:lang w:val="en-US"/>
+        </w:rPr>
+        <w:t xml:space="preserve"> et des études </w:t>
+      </w:r>
+      <w:proofErr w:type="spellStart"/>
+      <w:r>
+        <w:rPr>
+          <w:b/>
+          <w:bCs/>
+          <w:lang w:val="en-US"/>
+        </w:rPr>
+        <w:t>économiques</w:t>
+      </w:r>
+      <w:proofErr w:type="spellEnd"/>
+      <w:r>
+        <w:rPr>
+          <w:b/>
+          <w:bCs/>
+          <w:lang w:val="en-US"/>
+        </w:rPr>
+        <w:t>)</w:t>
       </w:r>
       <w:r>
         <w:rPr>
@@ -3457,7 +4167,7 @@
           <w:lang w:val="en-US"/>
         </w:rPr>
       </w:pPr>
-      <w:bookmarkStart w:id="2" w:name="_Toc240645042"/>
+      <w:bookmarkStart w:id="2" w:name="_Toc240651861"/>
       <w:r>
         <w:rPr>
           <w:sz w:val="28"/>
@@ -3550,7 +4260,7 @@
           <w:lang w:val="en-US"/>
         </w:rPr>
       </w:pPr>
-      <w:bookmarkStart w:id="3" w:name="_Toc240645043"/>
+      <w:bookmarkStart w:id="3" w:name="_Toc240651862"/>
       <w:r>
         <w:rPr>
           <w:sz w:val="28"/>
@@ -3703,6 +4413,7 @@
         </w:rPr>
         <w:t xml:space="preserve">Create a denormalized analytical layer in </w:t>
       </w:r>
+      <w:proofErr w:type="spellStart"/>
       <w:r>
         <w:rPr>
           <w:b/>
@@ -3711,6 +4422,7 @@
         </w:rPr>
         <w:t>BigQuery</w:t>
       </w:r>
+      <w:proofErr w:type="spellEnd"/>
       <w:r>
         <w:rPr>
           <w:lang w:val="en-US"/>
@@ -3728,11 +4440,19 @@
           <w:lang w:val="en-US"/>
         </w:rPr>
       </w:pPr>
-      <w:r>
-        <w:rPr>
-          <w:lang w:val="en-US"/>
-        </w:rPr>
-        <w:t xml:space="preserve">Analyse network performance using </w:t>
+      <w:proofErr w:type="spellStart"/>
+      <w:r>
+        <w:rPr>
+          <w:lang w:val="en-US"/>
+        </w:rPr>
+        <w:t>Analyse</w:t>
+      </w:r>
+      <w:proofErr w:type="spellEnd"/>
+      <w:r>
+        <w:rPr>
+          <w:lang w:val="en-US"/>
+        </w:rPr>
+        <w:t xml:space="preserve"> network performance using </w:t>
       </w:r>
       <w:r>
         <w:rPr>
@@ -3828,7 +4548,7 @@
           <w:lang w:val="en-US"/>
         </w:rPr>
       </w:pPr>
-      <w:bookmarkStart w:id="4" w:name="_Toc240645044"/>
+      <w:bookmarkStart w:id="4" w:name="_Toc240651863"/>
       <w:r>
         <w:rPr>
           <w:sz w:val="32"/>
@@ -3904,7 +4624,7 @@
           <w:lang w:val="en-US"/>
         </w:rPr>
       </w:pPr>
-      <w:bookmarkStart w:id="5" w:name="_Toc240645045"/>
+      <w:bookmarkStart w:id="5" w:name="_Toc240651864"/>
       <w:r>
         <w:rPr>
           <w:sz w:val="28"/>
@@ -4103,7 +4823,14 @@
         <w:rPr>
           <w:lang w:val="en-US"/>
         </w:rPr>
-        <w:t xml:space="preserve">It also contains information about the operator, measurement date and time, geographical location and radio conditions. In particular, </w:t>
+        <w:t xml:space="preserve">It also contains information about the operator, measurement date and time, geographical location and radio conditions. </w:t>
+      </w:r>
+      <w:proofErr w:type="gramStart"/>
+      <w:r>
+        <w:rPr>
+          <w:lang w:val="en-US"/>
+        </w:rPr>
+        <w:t xml:space="preserve">In particular, </w:t>
       </w:r>
       <w:r>
         <w:rPr>
@@ -4113,6 +4840,7 @@
         </w:rPr>
         <w:t>RSRP</w:t>
       </w:r>
+      <w:proofErr w:type="gramEnd"/>
       <w:r>
         <w:rPr>
           <w:lang w:val="en-US"/>
@@ -4268,7 +4996,6 @@
           <w:lang w:val="fr-FR"/>
         </w:rPr>
       </w:pPr>
-      <w:bookmarkStart w:id="6" w:name="_Toc240645046"/>
       <w:r>
         <w:rPr>
           <w:b/>
@@ -4328,6 +5055,7 @@
           <w:lang w:val="fr-FR"/>
         </w:rPr>
       </w:pPr>
+      <w:bookmarkStart w:id="6" w:name="_Toc240651865"/>
       <w:r>
         <w:rPr>
           <w:sz w:val="28"/>
@@ -4553,7 +5281,7 @@
           <w:lang w:val="en-US"/>
         </w:rPr>
       </w:pPr>
-      <w:bookmarkStart w:id="7" w:name="_Toc240645047"/>
+      <w:bookmarkStart w:id="7" w:name="_Toc240651866"/>
       <w:r>
         <w:rPr>
           <w:sz w:val="28"/>
@@ -4597,7 +5325,21 @@
         <w:rPr>
           <w:lang w:val="en-US"/>
         </w:rPr>
-        <w:t>. Population and geographical information is used to provide demographic and territorial context to the network measurements.</w:t>
+        <w:t xml:space="preserve">. Population and geographical information </w:t>
+      </w:r>
+      <w:proofErr w:type="gramStart"/>
+      <w:r>
+        <w:rPr>
+          <w:lang w:val="en-US"/>
+        </w:rPr>
+        <w:t>is</w:t>
+      </w:r>
+      <w:proofErr w:type="gramEnd"/>
+      <w:r>
+        <w:rPr>
+          <w:lang w:val="en-US"/>
+        </w:rPr>
+        <w:t xml:space="preserve"> used to provide demographic and territorial context to the network measurements.</w:t>
       </w:r>
     </w:p>
     <w:p>
@@ -4729,7 +5471,25 @@
           <w:bCs/>
           <w:lang w:val="en-US"/>
         </w:rPr>
-        <w:t>INSEE code (insee_com)</w:t>
+        <w:t>INSEE code (</w:t>
+      </w:r>
+      <w:proofErr w:type="spellStart"/>
+      <w:r>
+        <w:rPr>
+          <w:b/>
+          <w:bCs/>
+          <w:lang w:val="en-US"/>
+        </w:rPr>
+        <w:t>insee_com</w:t>
+      </w:r>
+      <w:proofErr w:type="spellEnd"/>
+      <w:r>
+        <w:rPr>
+          <w:b/>
+          <w:bCs/>
+          <w:lang w:val="en-US"/>
+        </w:rPr>
+        <w:t>)</w:t>
       </w:r>
       <w:r>
         <w:rPr>
@@ -4748,7 +5508,7 @@
           <w:lang w:val="en-US"/>
         </w:rPr>
       </w:pPr>
-      <w:bookmarkStart w:id="8" w:name="_Toc240645048"/>
+      <w:bookmarkStart w:id="8" w:name="_Toc240651867"/>
       <w:r>
         <w:rPr>
           <w:sz w:val="28"/>
@@ -4995,11 +5755,19 @@
                 <w:lang w:val="en-US"/>
               </w:rPr>
             </w:pPr>
-            <w:r>
-              <w:rPr>
-                <w:lang w:val="en-US"/>
-              </w:rPr>
-              <w:t>Analyse infrastructure and 5G deployment</w:t>
+            <w:proofErr w:type="spellStart"/>
+            <w:r>
+              <w:rPr>
+                <w:lang w:val="en-US"/>
+              </w:rPr>
+              <w:t>Analyse</w:t>
+            </w:r>
+            <w:proofErr w:type="spellEnd"/>
+            <w:r>
+              <w:rPr>
+                <w:lang w:val="en-US"/>
+              </w:rPr>
+              <w:t xml:space="preserve"> infrastructure and 5G deployment</w:t>
             </w:r>
           </w:p>
         </w:tc>
@@ -5062,11 +5830,19 @@
                 <w:lang w:val="en-US"/>
               </w:rPr>
             </w:pPr>
-            <w:r>
-              <w:rPr>
-                <w:lang w:val="en-US"/>
-              </w:rPr>
-              <w:t>Analyse demographic and territorial context</w:t>
+            <w:proofErr w:type="spellStart"/>
+            <w:r>
+              <w:rPr>
+                <w:lang w:val="en-US"/>
+              </w:rPr>
+              <w:t>Analyse</w:t>
+            </w:r>
+            <w:proofErr w:type="spellEnd"/>
+            <w:r>
+              <w:rPr>
+                <w:lang w:val="en-US"/>
+              </w:rPr>
+              <w:t xml:space="preserve"> demographic and territorial context</w:t>
             </w:r>
           </w:p>
         </w:tc>
@@ -5137,7 +5913,7 @@
           <w:lang w:val="en-US"/>
         </w:rPr>
       </w:pPr>
-      <w:bookmarkStart w:id="9" w:name="_Toc240645049"/>
+      <w:bookmarkStart w:id="9" w:name="_Toc240651868"/>
       <w:r>
         <w:rPr>
           <w:sz w:val="32"/>
@@ -5192,7 +5968,7 @@
           <w:lang w:val="en-US"/>
         </w:rPr>
       </w:pPr>
-      <w:bookmarkStart w:id="10" w:name="_Toc240645050"/>
+      <w:bookmarkStart w:id="10" w:name="_Toc240651869"/>
       <w:r>
         <w:rPr>
           <w:sz w:val="28"/>
@@ -5630,7 +6406,7 @@
           <w:lang w:val="en-US"/>
         </w:rPr>
       </w:pPr>
-      <w:bookmarkStart w:id="11" w:name="_Toc240645051"/>
+      <w:bookmarkStart w:id="11" w:name="_Toc240651870"/>
       <w:r>
         <w:rPr>
           <w:sz w:val="28"/>
@@ -5932,7 +6708,7 @@
           <w:lang w:val="en-US"/>
         </w:rPr>
       </w:pPr>
-      <w:bookmarkStart w:id="12" w:name="_Toc240645052"/>
+      <w:bookmarkStart w:id="12" w:name="_Toc240651871"/>
       <w:r>
         <w:rPr>
           <w:sz w:val="28"/>
@@ -6011,8 +6787,16 @@
         <w:rPr>
           <w:lang w:val="en-US"/>
         </w:rPr>
-        <w:t xml:space="preserve"> url</w:t>
-      </w:r>
+        <w:t xml:space="preserve"> </w:t>
+      </w:r>
+      <w:proofErr w:type="spellStart"/>
+      <w:r>
+        <w:rPr>
+          <w:lang w:val="en-US"/>
+        </w:rPr>
+        <w:t>url</w:t>
+      </w:r>
+      <w:proofErr w:type="spellEnd"/>
       <w:r>
         <w:rPr>
           <w:lang w:val="en-US"/>
@@ -6034,21 +6818,67 @@
         <w:rPr>
           <w:lang w:val="en-US"/>
         </w:rPr>
-        <w:t>reads the file into a Pandas DataFrame</w:t>
-      </w:r>
+        <w:t xml:space="preserve">reads the file into a Pandas </w:t>
+      </w:r>
+      <w:proofErr w:type="spellStart"/>
+      <w:r>
+        <w:rPr>
+          <w:lang w:val="en-US"/>
+        </w:rPr>
+        <w:t>DataFrame</w:t>
+      </w:r>
+      <w:proofErr w:type="spellEnd"/>
       <w:r>
         <w:rPr>
           <w:lang w:val="en-US"/>
         </w:rPr>
         <w:t xml:space="preserve"> using: </w:t>
       </w:r>
+      <w:proofErr w:type="spellStart"/>
+      <w:proofErr w:type="gramStart"/>
       <w:r>
         <w:rPr>
           <w:i/>
           <w:iCs/>
           <w:lang w:val="en-US"/>
         </w:rPr>
-        <w:t>pd.read_csv(url)</w:t>
+        <w:t>pd.read</w:t>
+      </w:r>
+      <w:proofErr w:type="gramEnd"/>
+      <w:r>
+        <w:rPr>
+          <w:i/>
+          <w:iCs/>
+          <w:lang w:val="en-US"/>
+        </w:rPr>
+        <w:t>_csv</w:t>
+      </w:r>
+      <w:proofErr w:type="spellEnd"/>
+      <w:r>
+        <w:rPr>
+          <w:i/>
+          <w:iCs/>
+          <w:lang w:val="en-US"/>
+        </w:rPr>
+        <w:t>(</w:t>
+      </w:r>
+      <w:proofErr w:type="spellStart"/>
+      <w:r>
+        <w:rPr>
+          <w:i/>
+          <w:iCs/>
+          <w:lang w:val="en-US"/>
+        </w:rPr>
+        <w:t>url</w:t>
+      </w:r>
+      <w:proofErr w:type="spellEnd"/>
+      <w:r>
+        <w:rPr>
+          <w:i/>
+          <w:iCs/>
+          <w:lang w:val="en-US"/>
+        </w:rPr>
+        <w:t>)</w:t>
       </w:r>
     </w:p>
     <w:p>
@@ -6082,7 +6912,21 @@
         <w:rPr>
           <w:lang w:val="en-US"/>
         </w:rPr>
-        <w:t>prepares the geographical information for integration with the other datasets.</w:t>
+        <w:t xml:space="preserve">prepares </w:t>
+      </w:r>
+      <w:proofErr w:type="gramStart"/>
+      <w:r>
+        <w:rPr>
+          <w:lang w:val="en-US"/>
+        </w:rPr>
+        <w:t>the geographical</w:t>
+      </w:r>
+      <w:proofErr w:type="gramEnd"/>
+      <w:r>
+        <w:rPr>
+          <w:lang w:val="en-US"/>
+        </w:rPr>
+        <w:t xml:space="preserve"> information for integration with the other datasets.</w:t>
       </w:r>
     </w:p>
     <w:p>
@@ -6115,7 +6959,7 @@
           <w:lang w:val="en-US"/>
         </w:rPr>
       </w:pPr>
-      <w:bookmarkStart w:id="13" w:name="_Toc240645053"/>
+      <w:bookmarkStart w:id="13" w:name="_Toc240651872"/>
       <w:r>
         <w:rPr>
           <w:sz w:val="28"/>
@@ -6518,7 +7362,21 @@
               <w:rPr>
                 <w:lang w:val="en-US"/>
               </w:rPr>
-              <w:t>Load commune and administrative geography</w:t>
+              <w:t xml:space="preserve">Load </w:t>
+            </w:r>
+            <w:proofErr w:type="gramStart"/>
+            <w:r>
+              <w:rPr>
+                <w:lang w:val="en-US"/>
+              </w:rPr>
+              <w:t>commune</w:t>
+            </w:r>
+            <w:proofErr w:type="gramEnd"/>
+            <w:r>
+              <w:rPr>
+                <w:lang w:val="en-US"/>
+              </w:rPr>
+              <w:t xml:space="preserve"> and administrative geography</w:t>
             </w:r>
           </w:p>
         </w:tc>
@@ -6552,7 +7410,7 @@
           <w:lang w:val="en-US"/>
         </w:rPr>
       </w:pPr>
-      <w:bookmarkStart w:id="14" w:name="_Toc240645054"/>
+      <w:bookmarkStart w:id="14" w:name="_Toc240651873"/>
       <w:r>
         <w:rPr>
           <w:sz w:val="32"/>
@@ -6601,7 +7459,7 @@
           <w:lang w:val="en-US"/>
         </w:rPr>
       </w:pPr>
-      <w:bookmarkStart w:id="15" w:name="_Toc240645055"/>
+      <w:bookmarkStart w:id="15" w:name="_Toc240651874"/>
       <w:r>
         <w:rPr>
           <w:sz w:val="28"/>
@@ -6630,7 +7488,7 @@
           <w:lang w:val="en-US"/>
         </w:rPr>
       </w:pPr>
-      <w:bookmarkStart w:id="16" w:name="_Toc240645056"/>
+      <w:bookmarkStart w:id="16" w:name="_Toc240651875"/>
       <w:r>
         <w:rPr>
           <w:sz w:val="24"/>
@@ -6670,7 +7528,7 @@
           <w:lang w:val="en-US"/>
         </w:rPr>
       </w:pPr>
-      <w:bookmarkStart w:id="17" w:name="_Toc240645057"/>
+      <w:bookmarkStart w:id="17" w:name="_Toc240651876"/>
       <w:r>
         <w:rPr>
           <w:sz w:val="24"/>
@@ -6685,21 +7543,45 @@
           <w:szCs w:val="24"/>
           <w:lang w:val="en-US"/>
         </w:rPr>
-        <w:t>.1.2. Date Parsing and Standardisation</w:t>
+        <w:t xml:space="preserve">.1.2. Date Parsing and </w:t>
+      </w:r>
+      <w:proofErr w:type="spellStart"/>
+      <w:r>
+        <w:rPr>
+          <w:sz w:val="24"/>
+          <w:szCs w:val="24"/>
+          <w:lang w:val="en-US"/>
+        </w:rPr>
+        <w:t>Standardisation</w:t>
       </w:r>
       <w:bookmarkEnd w:id="17"/>
-    </w:p>
-    <w:p>
-      <w:pPr>
-        <w:rPr>
-          <w:lang w:val="en-US"/>
-        </w:rPr>
-      </w:pPr>
-      <w:r>
-        <w:rPr>
-          <w:lang w:val="en-US"/>
-        </w:rPr>
-        <w:t>Date and time variables were converted into appropriate Python date/time formats. This ensured that measurements could be correctly ordered and analysed chronologically</w:t>
+      <w:proofErr w:type="spellEnd"/>
+    </w:p>
+    <w:p>
+      <w:pPr>
+        <w:rPr>
+          <w:lang w:val="en-US"/>
+        </w:rPr>
+      </w:pPr>
+      <w:r>
+        <w:rPr>
+          <w:lang w:val="en-US"/>
+        </w:rPr>
+        <w:t xml:space="preserve">Date and time variables were converted into appropriate Python date/time formats. This ensured that measurements could be correctly ordered and </w:t>
+      </w:r>
+      <w:proofErr w:type="spellStart"/>
+      <w:r>
+        <w:rPr>
+          <w:lang w:val="en-US"/>
+        </w:rPr>
+        <w:t>analysed</w:t>
+      </w:r>
+      <w:proofErr w:type="spellEnd"/>
+      <w:r>
+        <w:rPr>
+          <w:lang w:val="en-US"/>
+        </w:rPr>
+        <w:t xml:space="preserve"> chronologically</w:t>
       </w:r>
       <w:r>
         <w:rPr>
@@ -6724,7 +7606,21 @@
         <w:rPr>
           <w:lang w:val="en-US"/>
         </w:rPr>
-        <w:t>The measurement date was also standardised to provide a consistent format across the dataset.</w:t>
+        <w:t xml:space="preserve">The measurement date was also </w:t>
+      </w:r>
+      <w:proofErr w:type="spellStart"/>
+      <w:r>
+        <w:rPr>
+          <w:lang w:val="en-US"/>
+        </w:rPr>
+        <w:t>standardised</w:t>
+      </w:r>
+      <w:proofErr w:type="spellEnd"/>
+      <w:r>
+        <w:rPr>
+          <w:lang w:val="en-US"/>
+        </w:rPr>
+        <w:t xml:space="preserve"> to provide a consistent format across the dataset.</w:t>
       </w:r>
     </w:p>
     <w:p>
@@ -6737,7 +7633,7 @@
           <w:lang w:val="en-US"/>
         </w:rPr>
       </w:pPr>
-      <w:bookmarkStart w:id="18" w:name="_Toc240645058"/>
+      <w:bookmarkStart w:id="18" w:name="_Toc240651877"/>
       <w:r>
         <w:rPr>
           <w:sz w:val="24"/>
@@ -6785,7 +7681,21 @@
         <w:rPr>
           <w:lang w:val="en-US"/>
         </w:rPr>
-        <w:t xml:space="preserve"> (insee_com as string)</w:t>
+        <w:t xml:space="preserve"> (</w:t>
+      </w:r>
+      <w:proofErr w:type="spellStart"/>
+      <w:r>
+        <w:rPr>
+          <w:lang w:val="en-US"/>
+        </w:rPr>
+        <w:t>insee_com</w:t>
+      </w:r>
+      <w:proofErr w:type="spellEnd"/>
+      <w:r>
+        <w:rPr>
+          <w:lang w:val="en-US"/>
+        </w:rPr>
+        <w:t xml:space="preserve"> as string)</w:t>
       </w:r>
       <w:r>
         <w:rPr>
@@ -6802,7 +7712,7 @@
           <w:lang w:val="en-US"/>
         </w:rPr>
       </w:pPr>
-      <w:bookmarkStart w:id="19" w:name="_Toc240645059"/>
+      <w:bookmarkStart w:id="19" w:name="_Toc240651878"/>
       <w:r>
         <w:rPr>
           <w:sz w:val="24"/>
@@ -6817,7 +7727,25 @@
           <w:szCs w:val="24"/>
           <w:lang w:val="en-US"/>
         </w:rPr>
-        <w:t>.1.4. Normalisation of the situation Column</w:t>
+        <w:t xml:space="preserve">.1.4. </w:t>
+      </w:r>
+      <w:proofErr w:type="spellStart"/>
+      <w:r>
+        <w:rPr>
+          <w:sz w:val="24"/>
+          <w:szCs w:val="24"/>
+          <w:lang w:val="en-US"/>
+        </w:rPr>
+        <w:t>Normalisation</w:t>
+      </w:r>
+      <w:proofErr w:type="spellEnd"/>
+      <w:r>
+        <w:rPr>
+          <w:sz w:val="24"/>
+          <w:szCs w:val="24"/>
+          <w:lang w:val="en-US"/>
+        </w:rPr>
+        <w:t xml:space="preserve"> of the situation Column</w:t>
       </w:r>
       <w:bookmarkEnd w:id="19"/>
     </w:p>
@@ -6844,7 +7772,21 @@
         <w:rPr>
           <w:lang w:val="en-US"/>
         </w:rPr>
-        <w:t>Its values were standardised to ensure that equivalent situations were represented consistently. This prevented differences in spelling, formatting or categorical representation from creating artificial categories during the analysis.</w:t>
+        <w:t xml:space="preserve">Its values were </w:t>
+      </w:r>
+      <w:proofErr w:type="spellStart"/>
+      <w:r>
+        <w:rPr>
+          <w:lang w:val="en-US"/>
+        </w:rPr>
+        <w:t>standardised</w:t>
+      </w:r>
+      <w:proofErr w:type="spellEnd"/>
+      <w:r>
+        <w:rPr>
+          <w:lang w:val="en-US"/>
+        </w:rPr>
+        <w:t xml:space="preserve"> to ensure that equivalent situations were represented consistently. This prevented differences in spelling, formatting or categorical representation from creating artificial categories during the analysis.</w:t>
       </w:r>
     </w:p>
     <w:p>
@@ -6855,7 +7797,7 @@
           <w:lang w:val="en-US"/>
         </w:rPr>
       </w:pPr>
-      <w:bookmarkStart w:id="20" w:name="_Toc240645060"/>
+      <w:bookmarkStart w:id="20" w:name="_Toc240651879"/>
       <w:r>
         <w:rPr>
           <w:sz w:val="24"/>
@@ -6898,7 +7840,21 @@
         <w:rPr>
           <w:lang w:val="en-US"/>
         </w:rPr>
-        <w:t xml:space="preserve"> — were linked using the commune INSEE code (insee_com).</w:t>
+        <w:t xml:space="preserve"> — were linked using the commune INSEE code (</w:t>
+      </w:r>
+      <w:proofErr w:type="spellStart"/>
+      <w:r>
+        <w:rPr>
+          <w:lang w:val="en-US"/>
+        </w:rPr>
+        <w:t>insee_com</w:t>
+      </w:r>
+      <w:proofErr w:type="spellEnd"/>
+      <w:r>
+        <w:rPr>
+          <w:lang w:val="en-US"/>
+        </w:rPr>
+        <w:t>).</w:t>
       </w:r>
     </w:p>
     <w:p>
@@ -6937,7 +7893,7 @@
           <w:lang w:val="en-US"/>
         </w:rPr>
       </w:pPr>
-      <w:bookmarkStart w:id="21" w:name="_Toc240645061"/>
+      <w:bookmarkStart w:id="21" w:name="_Toc240651880"/>
       <w:r>
         <w:rPr>
           <w:sz w:val="24"/>
@@ -6991,7 +7947,7 @@
           <w:lang w:val="en-US"/>
         </w:rPr>
       </w:pPr>
-      <w:bookmarkStart w:id="22" w:name="_Toc240645062"/>
+      <w:bookmarkStart w:id="22" w:name="_Toc240651881"/>
       <w:r>
         <w:rPr>
           <w:sz w:val="24"/>
@@ -7135,7 +8091,21 @@
         <w:rPr>
           <w:lang w:val="en-US"/>
         </w:rPr>
-        <w:t>The resulting datasets were then used for exploratory analysis.</w:t>
+        <w:t xml:space="preserve">The resulting datasets were then used for </w:t>
+      </w:r>
+      <w:proofErr w:type="gramStart"/>
+      <w:r>
+        <w:rPr>
+          <w:lang w:val="en-US"/>
+        </w:rPr>
+        <w:t>exploratory</w:t>
+      </w:r>
+      <w:proofErr w:type="gramEnd"/>
+      <w:r>
+        <w:rPr>
+          <w:lang w:val="en-US"/>
+        </w:rPr>
+        <w:t xml:space="preserve"> analysis.</w:t>
       </w:r>
     </w:p>
     <w:p>
@@ -7161,7 +8131,7 @@
           <w:lang w:val="en-US"/>
         </w:rPr>
       </w:pPr>
-      <w:bookmarkStart w:id="23" w:name="_Toc240645063"/>
+      <w:bookmarkStart w:id="23" w:name="_Toc240651882"/>
       <w:r>
         <w:rPr>
           <w:sz w:val="28"/>
@@ -7238,7 +8208,25 @@
           <w:bCs/>
           <w:lang w:val="en-US"/>
         </w:rPr>
-        <w:t>download speed (bitrate_dl)</w:t>
+        <w:t>download speed (</w:t>
+      </w:r>
+      <w:proofErr w:type="spellStart"/>
+      <w:r>
+        <w:rPr>
+          <w:b/>
+          <w:bCs/>
+          <w:lang w:val="en-US"/>
+        </w:rPr>
+        <w:t>bitrate_dl</w:t>
+      </w:r>
+      <w:proofErr w:type="spellEnd"/>
+      <w:r>
+        <w:rPr>
+          <w:b/>
+          <w:bCs/>
+          <w:lang w:val="en-US"/>
+        </w:rPr>
+        <w:t>)</w:t>
       </w:r>
       <w:r>
         <w:rPr>
@@ -7614,7 +8602,7 @@
           <w:lang w:val="en-US"/>
         </w:rPr>
       </w:pPr>
-      <w:bookmarkStart w:id="24" w:name="_Toc240645064"/>
+      <w:bookmarkStart w:id="24" w:name="_Toc240651883"/>
       <w:r>
         <w:rPr>
           <w:sz w:val="32"/>
@@ -7642,7 +8630,7 @@
           <w:lang w:val="en-US"/>
         </w:rPr>
       </w:pPr>
-      <w:bookmarkStart w:id="25" w:name="_Toc240645065"/>
+      <w:bookmarkStart w:id="25" w:name="_Toc240651884"/>
       <w:r>
         <w:rPr>
           <w:sz w:val="28"/>
@@ -7724,11 +8712,19 @@
           <w:lang w:val="en-US"/>
         </w:rPr>
       </w:pPr>
-      <w:r>
-        <w:rPr>
-          <w:lang w:val="en-US"/>
-        </w:rPr>
-        <w:t>the data is highly structured and tabular;</w:t>
+      <w:proofErr w:type="gramStart"/>
+      <w:r>
+        <w:rPr>
+          <w:lang w:val="en-US"/>
+        </w:rPr>
+        <w:t>the</w:t>
+      </w:r>
+      <w:proofErr w:type="gramEnd"/>
+      <w:r>
+        <w:rPr>
+          <w:lang w:val="en-US"/>
+        </w:rPr>
+        <w:t xml:space="preserve"> data is highly structured and tabular;</w:t>
       </w:r>
     </w:p>
     <w:p>
@@ -7809,11 +8805,19 @@
           <w:lang w:val="en-US"/>
         </w:rPr>
       </w:pPr>
-      <w:r>
-        <w:rPr>
-          <w:lang w:val="en-US"/>
-        </w:rPr>
-        <w:t>the database provides a reusable data layer for subsequent analysis.</w:t>
+      <w:proofErr w:type="gramStart"/>
+      <w:r>
+        <w:rPr>
+          <w:lang w:val="en-US"/>
+        </w:rPr>
+        <w:t>the</w:t>
+      </w:r>
+      <w:proofErr w:type="gramEnd"/>
+      <w:r>
+        <w:rPr>
+          <w:lang w:val="en-US"/>
+        </w:rPr>
+        <w:t xml:space="preserve"> database provides a reusable data layer for subsequent analysis.</w:t>
       </w:r>
     </w:p>
     <w:p>
@@ -7874,7 +8878,7 @@
           <w:lang w:val="en-US"/>
         </w:rPr>
       </w:pPr>
-      <w:bookmarkStart w:id="26" w:name="_Toc240645066"/>
+      <w:bookmarkStart w:id="26" w:name="_Toc240651885"/>
       <w:r>
         <w:rPr>
           <w:sz w:val="28"/>
@@ -8062,7 +9066,25 @@
           <w:bCs/>
           <w:lang w:val="en-US"/>
         </w:rPr>
-        <w:t>commune INSEE code (insee_com)</w:t>
+        <w:t>commune INSEE code (</w:t>
+      </w:r>
+      <w:proofErr w:type="spellStart"/>
+      <w:r>
+        <w:rPr>
+          <w:b/>
+          <w:bCs/>
+          <w:lang w:val="en-US"/>
+        </w:rPr>
+        <w:t>insee_com</w:t>
+      </w:r>
+      <w:proofErr w:type="spellEnd"/>
+      <w:r>
+        <w:rPr>
+          <w:b/>
+          <w:bCs/>
+          <w:lang w:val="en-US"/>
+        </w:rPr>
+        <w:t>)</w:t>
       </w:r>
       <w:r>
         <w:rPr>
@@ -8094,7 +9116,7 @@
           <w:lang w:val="en-US"/>
         </w:rPr>
       </w:pPr>
-      <w:bookmarkStart w:id="27" w:name="_Toc240645067"/>
+      <w:bookmarkStart w:id="27" w:name="_Toc240651886"/>
       <w:r>
         <w:rPr>
           <w:sz w:val="28"/>
@@ -8390,7 +9412,7 @@
           </mc:Choice>
           <mc:Fallback>
             <w:pict>
-              <v:rect w14:anchorId="36067CE7" id="Rectangle 1" o:spid="_x0000_s1026" style="position:absolute;margin-left:24.9pt;margin-top:112.95pt;width:99.95pt;height:15.45pt;z-index:251659264;visibility:visible;mso-wrap-style:square;mso-height-percent:0;mso-wrap-distance-left:9pt;mso-wrap-distance-top:0;mso-wrap-distance-right:9pt;mso-wrap-distance-bottom:0;mso-position-horizontal:absolute;mso-position-horizontal-relative:text;mso-position-vertical:absolute;mso-position-vertical-relative:text;mso-height-percent:0;mso-height-relative:margin;v-text-anchor:middle" o:gfxdata="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" filled="f" strokecolor="#e00" strokeweight="2.25pt">
+              <v:rect w14:anchorId="26C10AA7" id="Rectangle 1" o:spid="_x0000_s1026" style="position:absolute;margin-left:24.9pt;margin-top:112.95pt;width:99.95pt;height:15.45pt;z-index:251659264;visibility:visible;mso-wrap-style:square;mso-height-percent:0;mso-wrap-distance-left:9pt;mso-wrap-distance-top:0;mso-wrap-distance-right:9pt;mso-wrap-distance-bottom:0;mso-position-horizontal:absolute;mso-position-horizontal-relative:text;mso-position-vertical:absolute;mso-position-vertical-relative:text;mso-height-percent:0;mso-height-relative:margin;v-text-anchor:middle" o:gfxdata="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" filled="f" strokecolor="#e00" strokeweight="2.25pt">
                 <v:shadow on="t" color="black" opacity="22937f" origin=",.5" offset="0,.63889mm"/>
               </v:rect>
             </w:pict>
@@ -8463,15 +9485,33 @@
           <w:bCs/>
           <w:lang w:val="en-US"/>
         </w:rPr>
-        <w:t xml:space="preserve"> 6</w:t>
-      </w:r>
+        <w:t xml:space="preserve"> </w:t>
+      </w:r>
+      <w:proofErr w:type="gramStart"/>
       <w:r>
         <w:rPr>
           <w:b/>
           <w:bCs/>
           <w:lang w:val="en-US"/>
         </w:rPr>
-        <w:t xml:space="preserve">  – </w:t>
+        <w:t>6</w:t>
+      </w:r>
+      <w:r>
+        <w:rPr>
+          <w:b/>
+          <w:bCs/>
+          <w:lang w:val="en-US"/>
+        </w:rPr>
+        <w:t xml:space="preserve">  –</w:t>
+      </w:r>
+      <w:proofErr w:type="gramEnd"/>
+      <w:r>
+        <w:rPr>
+          <w:b/>
+          <w:bCs/>
+          <w:lang w:val="en-US"/>
+        </w:rPr>
+        <w:t xml:space="preserve"> </w:t>
       </w:r>
       <w:r>
         <w:rPr>
@@ -8505,7 +9545,7 @@
           <w:lang w:val="en-US"/>
         </w:rPr>
       </w:pPr>
-      <w:bookmarkStart w:id="28" w:name="_Toc240645068"/>
+      <w:bookmarkStart w:id="28" w:name="_Toc240651887"/>
       <w:r>
         <w:rPr>
           <w:sz w:val="28"/>
@@ -8925,7 +9965,7 @@
           <w:lang w:val="en-US"/>
         </w:rPr>
       </w:pPr>
-      <w:bookmarkStart w:id="29" w:name="_Toc240645069"/>
+      <w:bookmarkStart w:id="29" w:name="_Toc240651888"/>
       <w:r>
         <w:rPr>
           <w:sz w:val="32"/>
@@ -8955,7 +9995,7 @@
           <w:lang w:val="en-US"/>
         </w:rPr>
       </w:pPr>
-      <w:bookmarkStart w:id="30" w:name="_Toc240645070"/>
+      <w:bookmarkStart w:id="30" w:name="_Toc240651889"/>
       <w:r>
         <w:rPr>
           <w:sz w:val="28"/>
@@ -8984,7 +10024,21 @@
         <w:rPr>
           <w:lang w:val="en-US"/>
         </w:rPr>
-        <w:t>The relational database was organised around the main entities required to represent the mobile network analysis.</w:t>
+        <w:t xml:space="preserve">The relational database was </w:t>
+      </w:r>
+      <w:proofErr w:type="spellStart"/>
+      <w:r>
+        <w:rPr>
+          <w:lang w:val="en-US"/>
+        </w:rPr>
+        <w:t>organised</w:t>
+      </w:r>
+      <w:proofErr w:type="spellEnd"/>
+      <w:r>
+        <w:rPr>
+          <w:lang w:val="en-US"/>
+        </w:rPr>
+        <w:t xml:space="preserve"> around the main entities required to represent the mobile network analysis.</w:t>
       </w:r>
     </w:p>
     <w:p>
@@ -9198,11 +10252,19 @@
           <w:lang w:val="en-US"/>
         </w:rPr>
       </w:pPr>
-      <w:r>
-        <w:rPr>
-          <w:lang w:val="en-US"/>
-        </w:rPr>
-        <w:t>insee_com – commune INSEE code, used to connect network data with geographical and population information;</w:t>
+      <w:proofErr w:type="spellStart"/>
+      <w:r>
+        <w:rPr>
+          <w:lang w:val="en-US"/>
+        </w:rPr>
+        <w:t>insee_com</w:t>
+      </w:r>
+      <w:proofErr w:type="spellEnd"/>
+      <w:r>
+        <w:rPr>
+          <w:lang w:val="en-US"/>
+        </w:rPr>
+        <w:t xml:space="preserve"> – commune INSEE code, used to connect network data with geographical and population information;</w:t>
       </w:r>
     </w:p>
     <w:p>
@@ -9215,11 +10277,19 @@
           <w:lang w:val="en-US"/>
         </w:rPr>
       </w:pPr>
-      <w:r>
-        <w:rPr>
-          <w:lang w:val="en-US"/>
-        </w:rPr>
-        <w:t>operator_id – operator identifier, used to associate QoS measurements with the corresponding operator;</w:t>
+      <w:proofErr w:type="spellStart"/>
+      <w:r>
+        <w:rPr>
+          <w:lang w:val="en-US"/>
+        </w:rPr>
+        <w:t>operator_id</w:t>
+      </w:r>
+      <w:proofErr w:type="spellEnd"/>
+      <w:r>
+        <w:rPr>
+          <w:lang w:val="en-US"/>
+        </w:rPr>
+        <w:t xml:space="preserve"> – operator identifier, used to associate QoS measurements with the corresponding operator;</w:t>
       </w:r>
     </w:p>
     <w:p>
@@ -9257,7 +10327,7 @@
           <w:lang w:val="en-US"/>
         </w:rPr>
       </w:pPr>
-      <w:bookmarkStart w:id="31" w:name="_Toc240645071"/>
+      <w:bookmarkStart w:id="31" w:name="_Toc240651890"/>
       <w:r>
         <w:rPr>
           <w:sz w:val="28"/>
@@ -9335,8 +10405,16 @@
           <w:lang w:val="en-US"/>
         </w:rPr>
         <w:br/>
-        <w:t>↕ insee_com</w:t>
-      </w:r>
+        <w:t xml:space="preserve">↕ </w:t>
+      </w:r>
+      <w:proofErr w:type="spellStart"/>
+      <w:r>
+        <w:rPr>
+          <w:lang w:val="en-US"/>
+        </w:rPr>
+        <w:t>insee_com</w:t>
+      </w:r>
+      <w:proofErr w:type="spellEnd"/>
       <w:r>
         <w:rPr>
           <w:lang w:val="en-US"/>
@@ -9371,8 +10449,16 @@
           <w:lang w:val="en-US"/>
         </w:rPr>
         <w:br/>
-        <w:t>↕ insee_com</w:t>
-      </w:r>
+        <w:t xml:space="preserve">↕ </w:t>
+      </w:r>
+      <w:proofErr w:type="spellStart"/>
+      <w:r>
+        <w:rPr>
+          <w:lang w:val="en-US"/>
+        </w:rPr>
+        <w:t>insee_com</w:t>
+      </w:r>
+      <w:proofErr w:type="spellEnd"/>
       <w:r>
         <w:rPr>
           <w:lang w:val="en-US"/>
@@ -9407,8 +10493,16 @@
           <w:lang w:val="en-US"/>
         </w:rPr>
         <w:br/>
-        <w:t>↕ insee_com</w:t>
-      </w:r>
+        <w:t xml:space="preserve">↕ </w:t>
+      </w:r>
+      <w:proofErr w:type="spellStart"/>
+      <w:r>
+        <w:rPr>
+          <w:lang w:val="en-US"/>
+        </w:rPr>
+        <w:t>insee_com</w:t>
+      </w:r>
+      <w:proofErr w:type="spellEnd"/>
       <w:r>
         <w:rPr>
           <w:lang w:val="en-US"/>
@@ -9434,20 +10528,48 @@
         <w:rPr>
           <w:lang w:val="en-US"/>
         </w:rPr>
-        <w:t>The QoS measurements are also associated with the operator dimension through operator_id.</w:t>
-      </w:r>
-    </w:p>
-    <w:p>
-      <w:pPr>
-        <w:rPr>
-          <w:lang w:val="en-US"/>
-        </w:rPr>
-      </w:pPr>
-      <w:r>
-        <w:rPr>
-          <w:lang w:val="en-US"/>
-        </w:rPr>
-        <w:t>This structure allows network performance to be analysed together with infrastructure, operator and demographic information while reducing unnecessary duplication of descriptive data.</w:t>
+        <w:t xml:space="preserve">The QoS measurements are also associated with the operator dimension through </w:t>
+      </w:r>
+      <w:proofErr w:type="spellStart"/>
+      <w:r>
+        <w:rPr>
+          <w:lang w:val="en-US"/>
+        </w:rPr>
+        <w:t>operator_id</w:t>
+      </w:r>
+      <w:proofErr w:type="spellEnd"/>
+      <w:r>
+        <w:rPr>
+          <w:lang w:val="en-US"/>
+        </w:rPr>
+        <w:t>.</w:t>
+      </w:r>
+    </w:p>
+    <w:p>
+      <w:pPr>
+        <w:rPr>
+          <w:lang w:val="en-US"/>
+        </w:rPr>
+      </w:pPr>
+      <w:r>
+        <w:rPr>
+          <w:lang w:val="en-US"/>
+        </w:rPr>
+        <w:t xml:space="preserve">This structure allows network performance to be </w:t>
+      </w:r>
+      <w:proofErr w:type="spellStart"/>
+      <w:r>
+        <w:rPr>
+          <w:lang w:val="en-US"/>
+        </w:rPr>
+        <w:t>analysed</w:t>
+      </w:r>
+      <w:proofErr w:type="spellEnd"/>
+      <w:r>
+        <w:rPr>
+          <w:lang w:val="en-US"/>
+        </w:rPr>
+        <w:t xml:space="preserve"> together with infrastructure, operator and demographic information while reducing unnecessary duplication of descriptive data.</w:t>
       </w:r>
     </w:p>
     <w:p>
@@ -9644,7 +10766,7 @@
         <w:pStyle w:val="Heading1"/>
         <w:ind w:left="720"/>
       </w:pPr>
-      <w:bookmarkStart w:id="32" w:name="_Toc240645072"/>
+      <w:bookmarkStart w:id="32" w:name="_Toc240651891"/>
       <w:r>
         <w:rPr>
           <w:sz w:val="32"/>
@@ -9678,7 +10800,7 @@
           <w:szCs w:val="28"/>
         </w:rPr>
       </w:pPr>
-      <w:bookmarkStart w:id="33" w:name="_Toc240645073"/>
+      <w:bookmarkStart w:id="33" w:name="_Toc240651892"/>
       <w:r>
         <w:rPr>
           <w:sz w:val="28"/>
@@ -9728,7 +10850,15 @@
         <w:t xml:space="preserve"> </w:t>
       </w:r>
       <w:r>
-        <w:t>choice for creating RESTful APIs, which follow a stateless, client-server architecture where each</w:t>
+        <w:t xml:space="preserve">choice for creating RESTful APIs, which </w:t>
+      </w:r>
+      <w:proofErr w:type="gramStart"/>
+      <w:r>
+        <w:t>follow</w:t>
+      </w:r>
+      <w:proofErr w:type="gramEnd"/>
+      <w:r>
+        <w:t xml:space="preserve"> a stateless, client-server architecture where each</w:t>
       </w:r>
       <w:r>
         <w:t xml:space="preserve"> </w:t>
@@ -9898,8 +11028,18 @@
                 <w:color w:val="000000"/>
                 <w:lang w:val="en-US"/>
               </w:rPr>
-              <w:t>Commune/operator Qos</w:t>
-            </w:r>
+              <w:t xml:space="preserve">Commune/operator </w:t>
+            </w:r>
+            <w:proofErr w:type="spellStart"/>
+            <w:r>
+              <w:rPr>
+                <w:rFonts w:ascii="Aptos Narrow" w:eastAsia="Times New Roman" w:hAnsi="Aptos Narrow" w:cs="Times New Roman"/>
+                <w:color w:val="000000"/>
+                <w:lang w:val="en-US"/>
+              </w:rPr>
+              <w:t>Qos</w:t>
+            </w:r>
+            <w:proofErr w:type="spellEnd"/>
           </w:p>
         </w:tc>
         <w:tc>
@@ -9932,7 +11072,25 @@
                 <w:lang w:val="en-US"/>
               </w:rPr>
               <w:br/>
-              <w:t>related to commune QoS by Telecom Operator. It's useful for applications and analyses that focus on QoS analysis. Thi gives alle the measurements of the specified operator in the specified commune</w:t>
+              <w:t xml:space="preserve">related to commune QoS by Telecom Operator. It's useful for applications and analyses that focus on QoS analysis. </w:t>
+            </w:r>
+            <w:proofErr w:type="spellStart"/>
+            <w:r>
+              <w:rPr>
+                <w:rFonts w:ascii="Aptos Narrow" w:eastAsia="Times New Roman" w:hAnsi="Aptos Narrow" w:cs="Times New Roman"/>
+                <w:color w:val="000000"/>
+                <w:lang w:val="en-US"/>
+              </w:rPr>
+              <w:t>Thi</w:t>
+            </w:r>
+            <w:proofErr w:type="spellEnd"/>
+            <w:r>
+              <w:rPr>
+                <w:rFonts w:ascii="Aptos Narrow" w:eastAsia="Times New Roman" w:hAnsi="Aptos Narrow" w:cs="Times New Roman"/>
+                <w:color w:val="000000"/>
+                <w:lang w:val="en-US"/>
+              </w:rPr>
+              <w:t xml:space="preserve"> gives alle the measurements of the specified operator in the specified commune</w:t>
             </w:r>
           </w:p>
         </w:tc>
@@ -9959,7 +11117,43 @@
                 <w:color w:val="000000"/>
                 <w:lang w:val="en-US"/>
               </w:rPr>
-              <w:t xml:space="preserve"> "/api/qos"</w:t>
+              <w:t xml:space="preserve"> "/</w:t>
+            </w:r>
+            <w:proofErr w:type="spellStart"/>
+            <w:r>
+              <w:rPr>
+                <w:rFonts w:ascii="Aptos Narrow" w:eastAsia="Times New Roman" w:hAnsi="Aptos Narrow" w:cs="Times New Roman"/>
+                <w:color w:val="000000"/>
+                <w:lang w:val="en-US"/>
+              </w:rPr>
+              <w:t>api</w:t>
+            </w:r>
+            <w:proofErr w:type="spellEnd"/>
+            <w:r>
+              <w:rPr>
+                <w:rFonts w:ascii="Aptos Narrow" w:eastAsia="Times New Roman" w:hAnsi="Aptos Narrow" w:cs="Times New Roman"/>
+                <w:color w:val="000000"/>
+                <w:lang w:val="en-US"/>
+              </w:rPr>
+              <w:t>/</w:t>
+            </w:r>
+            <w:proofErr w:type="spellStart"/>
+            <w:r>
+              <w:rPr>
+                <w:rFonts w:ascii="Aptos Narrow" w:eastAsia="Times New Roman" w:hAnsi="Aptos Narrow" w:cs="Times New Roman"/>
+                <w:color w:val="000000"/>
+                <w:lang w:val="en-US"/>
+              </w:rPr>
+              <w:t>qos</w:t>
+            </w:r>
+            <w:proofErr w:type="spellEnd"/>
+            <w:r>
+              <w:rPr>
+                <w:rFonts w:ascii="Aptos Narrow" w:eastAsia="Times New Roman" w:hAnsi="Aptos Narrow" w:cs="Times New Roman"/>
+                <w:color w:val="000000"/>
+                <w:lang w:val="en-US"/>
+              </w:rPr>
+              <w:t>"</w:t>
             </w:r>
           </w:p>
         </w:tc>
@@ -10043,7 +11237,43 @@
                 <w:color w:val="000000"/>
                 <w:lang w:val="en-US"/>
               </w:rPr>
-              <w:t>"/api/communal_stats"</w:t>
+              <w:t>"/</w:t>
+            </w:r>
+            <w:proofErr w:type="spellStart"/>
+            <w:r>
+              <w:rPr>
+                <w:rFonts w:ascii="Aptos Narrow" w:eastAsia="Times New Roman" w:hAnsi="Aptos Narrow" w:cs="Times New Roman"/>
+                <w:color w:val="000000"/>
+                <w:lang w:val="en-US"/>
+              </w:rPr>
+              <w:t>api</w:t>
+            </w:r>
+            <w:proofErr w:type="spellEnd"/>
+            <w:r>
+              <w:rPr>
+                <w:rFonts w:ascii="Aptos Narrow" w:eastAsia="Times New Roman" w:hAnsi="Aptos Narrow" w:cs="Times New Roman"/>
+                <w:color w:val="000000"/>
+                <w:lang w:val="en-US"/>
+              </w:rPr>
+              <w:t>/</w:t>
+            </w:r>
+            <w:proofErr w:type="spellStart"/>
+            <w:r>
+              <w:rPr>
+                <w:rFonts w:ascii="Aptos Narrow" w:eastAsia="Times New Roman" w:hAnsi="Aptos Narrow" w:cs="Times New Roman"/>
+                <w:color w:val="000000"/>
+                <w:lang w:val="en-US"/>
+              </w:rPr>
+              <w:t>communal_stats</w:t>
+            </w:r>
+            <w:proofErr w:type="spellEnd"/>
+            <w:r>
+              <w:rPr>
+                <w:rFonts w:ascii="Aptos Narrow" w:eastAsia="Times New Roman" w:hAnsi="Aptos Narrow" w:cs="Times New Roman"/>
+                <w:color w:val="000000"/>
+                <w:lang w:val="en-US"/>
+              </w:rPr>
+              <w:t>"</w:t>
             </w:r>
           </w:p>
         </w:tc>
@@ -10128,8 +11358,36 @@
                 <w:color w:val="000000"/>
                 <w:lang w:val="en-US"/>
               </w:rPr>
-              <w:t>/api/regional_qos</w:t>
-            </w:r>
+              <w:t>/</w:t>
+            </w:r>
+            <w:proofErr w:type="spellStart"/>
+            <w:r>
+              <w:rPr>
+                <w:rFonts w:ascii="Aptos Narrow" w:eastAsia="Times New Roman" w:hAnsi="Aptos Narrow" w:cs="Times New Roman"/>
+                <w:color w:val="000000"/>
+                <w:lang w:val="en-US"/>
+              </w:rPr>
+              <w:t>api</w:t>
+            </w:r>
+            <w:proofErr w:type="spellEnd"/>
+            <w:r>
+              <w:rPr>
+                <w:rFonts w:ascii="Aptos Narrow" w:eastAsia="Times New Roman" w:hAnsi="Aptos Narrow" w:cs="Times New Roman"/>
+                <w:color w:val="000000"/>
+                <w:lang w:val="en-US"/>
+              </w:rPr>
+              <w:t>/</w:t>
+            </w:r>
+            <w:proofErr w:type="spellStart"/>
+            <w:r>
+              <w:rPr>
+                <w:rFonts w:ascii="Aptos Narrow" w:eastAsia="Times New Roman" w:hAnsi="Aptos Narrow" w:cs="Times New Roman"/>
+                <w:color w:val="000000"/>
+                <w:lang w:val="en-US"/>
+              </w:rPr>
+              <w:t>regional_qos</w:t>
+            </w:r>
+            <w:proofErr w:type="spellEnd"/>
           </w:p>
         </w:tc>
       </w:tr>
@@ -10291,45 +11549,87 @@
           <w:szCs w:val="32"/>
         </w:rPr>
       </w:pPr>
-      <w:bookmarkStart w:id="34" w:name="_Toc240645074"/>
-      <w:r>
+    </w:p>
+    <w:p>
+      <w:pPr>
+        <w:pStyle w:val="Heading1"/>
+        <w:numPr>
+          <w:ilvl w:val="0"/>
+          <w:numId w:val="18"/>
+        </w:numPr>
         <w:rPr>
           <w:sz w:val="32"/>
           <w:szCs w:val="32"/>
         </w:rPr>
-        <w:t>9</w:t>
-      </w:r>
+      </w:pPr>
+      <w:bookmarkStart w:id="34" w:name="_Toc240651893"/>
       <w:r>
         <w:rPr>
           <w:sz w:val="32"/>
           <w:szCs w:val="32"/>
         </w:rPr>
-        <w:t>. ML Process:</w:t>
+        <w:t>ML Process:</w:t>
+      </w:r>
+      <w:r>
+        <w:rPr>
+          <w:sz w:val="32"/>
+          <w:szCs w:val="32"/>
+        </w:rPr>
+        <w:t xml:space="preserve"> Prediction of the most influencing features on 5G Performance</w:t>
       </w:r>
       <w:bookmarkEnd w:id="34"/>
     </w:p>
     <w:p>
-      <w:r>
-        <w:t>2 ML Models were trained on the dataset, leading to the following result and conclusion:</w:t>
-      </w:r>
-    </w:p>
-    <w:p/>
-    <w:p/>
+      <w:pPr>
+        <w:pStyle w:val="Heading2"/>
+        <w:ind w:left="720"/>
+        <w:rPr>
+          <w:sz w:val="28"/>
+          <w:szCs w:val="28"/>
+        </w:rPr>
+      </w:pPr>
+      <w:bookmarkStart w:id="35" w:name="_Toc240651894"/>
+      <w:r>
+        <w:rPr>
+          <w:sz w:val="28"/>
+          <w:szCs w:val="28"/>
+        </w:rPr>
+        <w:t xml:space="preserve">8.1 Regression Model without </w:t>
+      </w:r>
+      <w:proofErr w:type="spellStart"/>
+      <w:r>
+        <w:rPr>
+          <w:sz w:val="28"/>
+          <w:szCs w:val="28"/>
+        </w:rPr>
+        <w:t>Hypertuning</w:t>
+      </w:r>
+      <w:bookmarkEnd w:id="35"/>
+      <w:proofErr w:type="spellEnd"/>
+    </w:p>
+    <w:p>
+      <w:r>
+        <w:t>4</w:t>
+      </w:r>
+      <w:r>
+        <w:t xml:space="preserve"> ML Models were trained on the dataset, leading to the following result and conclusion:</w:t>
+      </w:r>
+    </w:p>
     <w:tbl>
       <w:tblPr>
-        <w:tblW w:w="5820" w:type="dxa"/>
+        <w:tblW w:w="6640" w:type="dxa"/>
         <w:tblBorders>
-          <w:top w:val="double" w:sz="4" w:space="0" w:color="auto"/>
-          <w:left w:val="double" w:sz="4" w:space="0" w:color="auto"/>
-          <w:bottom w:val="double" w:sz="4" w:space="0" w:color="auto"/>
-          <w:right w:val="double" w:sz="4" w:space="0" w:color="auto"/>
-          <w:insideH w:val="double" w:sz="4" w:space="0" w:color="auto"/>
-          <w:insideV w:val="double" w:sz="4" w:space="0" w:color="auto"/>
+          <w:top w:val="double" w:sz="2" w:space="0" w:color="auto"/>
+          <w:left w:val="double" w:sz="2" w:space="0" w:color="auto"/>
+          <w:bottom w:val="double" w:sz="2" w:space="0" w:color="auto"/>
+          <w:right w:val="double" w:sz="2" w:space="0" w:color="auto"/>
+          <w:insideH w:val="double" w:sz="2" w:space="0" w:color="auto"/>
+          <w:insideV w:val="double" w:sz="2" w:space="0" w:color="auto"/>
         </w:tblBorders>
         <w:tblLook w:val="04A0" w:firstRow="1" w:lastRow="0" w:firstColumn="1" w:lastColumn="0" w:noHBand="0" w:noVBand="1"/>
       </w:tblPr>
       <w:tblGrid>
-        <w:gridCol w:w="1740"/>
+        <w:gridCol w:w="2560"/>
         <w:gridCol w:w="960"/>
         <w:gridCol w:w="1600"/>
         <w:gridCol w:w="1520"/>
@@ -10340,7 +11640,7 @@
         </w:trPr>
         <w:tc>
           <w:tcPr>
-            <w:tcW w:w="1740" w:type="dxa"/>
+            <w:tcW w:w="2560" w:type="dxa"/>
             <w:vAlign w:val="center"/>
             <w:hideMark/>
           </w:tcPr>
@@ -10465,7 +11765,7 @@
         </w:trPr>
         <w:tc>
           <w:tcPr>
-            <w:tcW w:w="1740" w:type="dxa"/>
+            <w:tcW w:w="2560" w:type="dxa"/>
             <w:vAlign w:val="center"/>
             <w:hideMark/>
           </w:tcPr>
@@ -10474,8 +11774,6 @@
               <w:spacing w:line="240" w:lineRule="auto"/>
               <w:rPr>
                 <w:rFonts w:ascii="Aptos Narrow" w:eastAsia="Times New Roman" w:hAnsi="Aptos Narrow" w:cs="Times New Roman"/>
-                <w:b/>
-                <w:bCs/>
                 <w:color w:val="000000"/>
                 <w:lang w:val="en-US"/>
               </w:rPr>
@@ -10483,8 +11781,6 @@
             <w:r>
               <w:rPr>
                 <w:rFonts w:ascii="Aptos Narrow" w:eastAsia="Times New Roman" w:hAnsi="Aptos Narrow" w:cs="Times New Roman"/>
-                <w:b/>
-                <w:bCs/>
                 <w:color w:val="000000"/>
                 <w:lang w:val="en-US"/>
               </w:rPr>
@@ -10526,7 +11822,7 @@
           <w:p>
             <w:pPr>
               <w:spacing w:line="240" w:lineRule="auto"/>
-              <w:jc w:val="right"/>
+              <w:jc w:val="center"/>
               <w:rPr>
                 <w:rFonts w:ascii="Aptos Narrow" w:eastAsia="Times New Roman" w:hAnsi="Aptos Narrow" w:cs="Times New Roman"/>
                 <w:color w:val="000000"/>
@@ -10552,7 +11848,7 @@
           <w:p>
             <w:pPr>
               <w:spacing w:line="240" w:lineRule="auto"/>
-              <w:jc w:val="right"/>
+              <w:jc w:val="center"/>
               <w:rPr>
                 <w:rFonts w:ascii="Aptos Narrow" w:eastAsia="Times New Roman" w:hAnsi="Aptos Narrow" w:cs="Times New Roman"/>
                 <w:color w:val="000000"/>
@@ -10576,7 +11872,7 @@
         </w:trPr>
         <w:tc>
           <w:tcPr>
-            <w:tcW w:w="1740" w:type="dxa"/>
+            <w:tcW w:w="2560" w:type="dxa"/>
             <w:vAlign w:val="center"/>
             <w:hideMark/>
           </w:tcPr>
@@ -10585,8 +11881,6 @@
               <w:spacing w:line="240" w:lineRule="auto"/>
               <w:rPr>
                 <w:rFonts w:ascii="Aptos Narrow" w:eastAsia="Times New Roman" w:hAnsi="Aptos Narrow" w:cs="Times New Roman"/>
-                <w:b/>
-                <w:bCs/>
                 <w:color w:val="000000"/>
                 <w:lang w:val="en-US"/>
               </w:rPr>
@@ -10594,8 +11888,6 @@
             <w:r>
               <w:rPr>
                 <w:rFonts w:ascii="Aptos Narrow" w:eastAsia="Times New Roman" w:hAnsi="Aptos Narrow" w:cs="Times New Roman"/>
-                <w:b/>
-                <w:bCs/>
                 <w:color w:val="000000"/>
                 <w:lang w:val="en-US"/>
               </w:rPr>
@@ -10637,7 +11929,7 @@
           <w:p>
             <w:pPr>
               <w:spacing w:line="240" w:lineRule="auto"/>
-              <w:jc w:val="right"/>
+              <w:jc w:val="center"/>
               <w:rPr>
                 <w:rFonts w:ascii="Aptos Narrow" w:eastAsia="Times New Roman" w:hAnsi="Aptos Narrow" w:cs="Times New Roman"/>
                 <w:color w:val="000000"/>
@@ -10663,7 +11955,7 @@
           <w:p>
             <w:pPr>
               <w:spacing w:line="240" w:lineRule="auto"/>
-              <w:jc w:val="right"/>
+              <w:jc w:val="center"/>
               <w:rPr>
                 <w:rFonts w:ascii="Aptos Narrow" w:eastAsia="Times New Roman" w:hAnsi="Aptos Narrow" w:cs="Times New Roman"/>
                 <w:color w:val="000000"/>
@@ -10677,6 +11969,355 @@
                 <w:lang w:val="en-US"/>
               </w:rPr>
               <w:t>123</w:t>
+            </w:r>
+          </w:p>
+        </w:tc>
+      </w:tr>
+      <w:tr>
+        <w:trPr>
+          <w:trHeight w:val="280"/>
+        </w:trPr>
+        <w:tc>
+          <w:tcPr>
+            <w:tcW w:w="2560" w:type="dxa"/>
+            <w:noWrap/>
+            <w:vAlign w:val="bottom"/>
+            <w:hideMark/>
+          </w:tcPr>
+          <w:p>
+            <w:pPr>
+              <w:spacing w:line="240" w:lineRule="auto"/>
+              <w:rPr>
+                <w:rFonts w:ascii="Aptos Narrow" w:eastAsia="Times New Roman" w:hAnsi="Aptos Narrow" w:cs="Times New Roman"/>
+                <w:color w:val="000000"/>
+                <w:lang w:val="en-US"/>
+              </w:rPr>
+            </w:pPr>
+            <w:r>
+              <w:rPr>
+                <w:rFonts w:ascii="Aptos Narrow" w:eastAsia="Times New Roman" w:hAnsi="Aptos Narrow" w:cs="Times New Roman"/>
+                <w:color w:val="000000"/>
+                <w:lang w:val="en-US"/>
+              </w:rPr>
+              <w:t>Random Forest regressor</w:t>
+            </w:r>
+          </w:p>
+        </w:tc>
+        <w:tc>
+          <w:tcPr>
+            <w:tcW w:w="960" w:type="dxa"/>
+            <w:noWrap/>
+            <w:vAlign w:val="bottom"/>
+            <w:hideMark/>
+          </w:tcPr>
+          <w:p>
+            <w:pPr>
+              <w:spacing w:line="240" w:lineRule="auto"/>
+              <w:rPr>
+                <w:rFonts w:ascii="Aptos Narrow" w:eastAsia="Times New Roman" w:hAnsi="Aptos Narrow" w:cs="Times New Roman"/>
+                <w:color w:val="000000"/>
+                <w:lang w:val="en-US"/>
+              </w:rPr>
+            </w:pPr>
+            <w:r>
+              <w:rPr>
+                <w:rFonts w:ascii="Aptos Narrow" w:eastAsia="Times New Roman" w:hAnsi="Aptos Narrow" w:cs="Times New Roman"/>
+                <w:color w:val="000000"/>
+                <w:lang w:val="en-US"/>
+              </w:rPr>
+              <w:t>0.558</w:t>
+            </w:r>
+          </w:p>
+        </w:tc>
+        <w:tc>
+          <w:tcPr>
+            <w:tcW w:w="1600" w:type="dxa"/>
+            <w:noWrap/>
+            <w:vAlign w:val="bottom"/>
+            <w:hideMark/>
+          </w:tcPr>
+          <w:p>
+            <w:pPr>
+              <w:spacing w:line="240" w:lineRule="auto"/>
+              <w:jc w:val="center"/>
+              <w:rPr>
+                <w:rFonts w:ascii="Aptos Narrow" w:eastAsia="Times New Roman" w:hAnsi="Aptos Narrow" w:cs="Times New Roman"/>
+                <w:color w:val="000000"/>
+                <w:lang w:val="en-US"/>
+              </w:rPr>
+            </w:pPr>
+            <w:r>
+              <w:rPr>
+                <w:rFonts w:ascii="Aptos Narrow" w:eastAsia="Times New Roman" w:hAnsi="Aptos Narrow" w:cs="Times New Roman"/>
+                <w:color w:val="000000"/>
+                <w:lang w:val="en-US"/>
+              </w:rPr>
+              <w:t>76.88</w:t>
+            </w:r>
+          </w:p>
+        </w:tc>
+        <w:tc>
+          <w:tcPr>
+            <w:tcW w:w="1520" w:type="dxa"/>
+            <w:noWrap/>
+            <w:vAlign w:val="bottom"/>
+            <w:hideMark/>
+          </w:tcPr>
+          <w:p>
+            <w:pPr>
+              <w:spacing w:line="240" w:lineRule="auto"/>
+              <w:jc w:val="center"/>
+              <w:rPr>
+                <w:rFonts w:ascii="Aptos Narrow" w:eastAsia="Times New Roman" w:hAnsi="Aptos Narrow" w:cs="Times New Roman"/>
+                <w:color w:val="000000"/>
+                <w:lang w:val="en-US"/>
+              </w:rPr>
+            </w:pPr>
+            <w:r>
+              <w:rPr>
+                <w:rFonts w:ascii="Aptos Narrow" w:eastAsia="Times New Roman" w:hAnsi="Aptos Narrow" w:cs="Times New Roman"/>
+                <w:color w:val="000000"/>
+                <w:lang w:val="en-US"/>
+              </w:rPr>
+              <w:t>104.28</w:t>
+            </w:r>
+          </w:p>
+        </w:tc>
+      </w:tr>
+      <w:tr>
+        <w:trPr>
+          <w:trHeight w:val="280"/>
+        </w:trPr>
+        <w:tc>
+          <w:tcPr>
+            <w:tcW w:w="2560" w:type="dxa"/>
+            <w:noWrap/>
+            <w:vAlign w:val="bottom"/>
+            <w:hideMark/>
+          </w:tcPr>
+          <w:p>
+            <w:pPr>
+              <w:spacing w:line="240" w:lineRule="auto"/>
+              <w:rPr>
+                <w:rFonts w:ascii="Aptos Narrow" w:eastAsia="Times New Roman" w:hAnsi="Aptos Narrow" w:cs="Times New Roman"/>
+                <w:color w:val="000000"/>
+                <w:lang w:val="en-US"/>
+              </w:rPr>
+            </w:pPr>
+            <w:r>
+              <w:rPr>
+                <w:rFonts w:ascii="Aptos Narrow" w:eastAsia="Times New Roman" w:hAnsi="Aptos Narrow" w:cs="Times New Roman"/>
+                <w:color w:val="000000"/>
+                <w:lang w:val="en-US"/>
+              </w:rPr>
+              <w:t>Gradient Boosting Regressor</w:t>
+            </w:r>
+          </w:p>
+        </w:tc>
+        <w:tc>
+          <w:tcPr>
+            <w:tcW w:w="960" w:type="dxa"/>
+            <w:noWrap/>
+            <w:vAlign w:val="bottom"/>
+            <w:hideMark/>
+          </w:tcPr>
+          <w:p>
+            <w:pPr>
+              <w:spacing w:line="240" w:lineRule="auto"/>
+              <w:rPr>
+                <w:rFonts w:ascii="Aptos Narrow" w:eastAsia="Times New Roman" w:hAnsi="Aptos Narrow" w:cs="Times New Roman"/>
+                <w:color w:val="000000"/>
+                <w:lang w:val="en-US"/>
+              </w:rPr>
+            </w:pPr>
+            <w:r>
+              <w:rPr>
+                <w:rFonts w:ascii="Aptos Narrow" w:eastAsia="Times New Roman" w:hAnsi="Aptos Narrow" w:cs="Times New Roman"/>
+                <w:color w:val="000000"/>
+                <w:lang w:val="en-US"/>
+              </w:rPr>
+              <w:t>0.598</w:t>
+            </w:r>
+          </w:p>
+        </w:tc>
+        <w:tc>
+          <w:tcPr>
+            <w:tcW w:w="1600" w:type="dxa"/>
+            <w:noWrap/>
+            <w:vAlign w:val="bottom"/>
+            <w:hideMark/>
+          </w:tcPr>
+          <w:p>
+            <w:pPr>
+              <w:spacing w:line="240" w:lineRule="auto"/>
+              <w:jc w:val="center"/>
+              <w:rPr>
+                <w:rFonts w:ascii="Aptos Narrow" w:eastAsia="Times New Roman" w:hAnsi="Aptos Narrow" w:cs="Times New Roman"/>
+                <w:color w:val="000000"/>
+                <w:lang w:val="en-US"/>
+              </w:rPr>
+            </w:pPr>
+            <w:r>
+              <w:rPr>
+                <w:rFonts w:ascii="Aptos Narrow" w:eastAsia="Times New Roman" w:hAnsi="Aptos Narrow" w:cs="Times New Roman"/>
+                <w:color w:val="000000"/>
+                <w:lang w:val="en-US"/>
+              </w:rPr>
+              <w:t>74.50</w:t>
+            </w:r>
+          </w:p>
+        </w:tc>
+        <w:tc>
+          <w:tcPr>
+            <w:tcW w:w="1520" w:type="dxa"/>
+            <w:noWrap/>
+            <w:vAlign w:val="bottom"/>
+            <w:hideMark/>
+          </w:tcPr>
+          <w:p>
+            <w:pPr>
+              <w:spacing w:line="240" w:lineRule="auto"/>
+              <w:jc w:val="center"/>
+              <w:rPr>
+                <w:rFonts w:ascii="Aptos Narrow" w:eastAsia="Times New Roman" w:hAnsi="Aptos Narrow" w:cs="Times New Roman"/>
+                <w:color w:val="000000"/>
+                <w:lang w:val="en-US"/>
+              </w:rPr>
+            </w:pPr>
+            <w:r>
+              <w:rPr>
+                <w:rFonts w:ascii="Aptos Narrow" w:eastAsia="Times New Roman" w:hAnsi="Aptos Narrow" w:cs="Times New Roman"/>
+                <w:color w:val="000000"/>
+                <w:lang w:val="en-US"/>
+              </w:rPr>
+              <w:t>99.50</w:t>
+            </w:r>
+          </w:p>
+        </w:tc>
+      </w:tr>
+      <w:tr>
+        <w:trPr>
+          <w:trHeight w:val="280"/>
+        </w:trPr>
+        <w:tc>
+          <w:tcPr>
+            <w:tcW w:w="2560" w:type="dxa"/>
+            <w:noWrap/>
+            <w:vAlign w:val="bottom"/>
+            <w:hideMark/>
+          </w:tcPr>
+          <w:p>
+            <w:pPr>
+              <w:spacing w:line="240" w:lineRule="auto"/>
+              <w:rPr>
+                <w:rFonts w:ascii="Aptos Narrow" w:eastAsia="Times New Roman" w:hAnsi="Aptos Narrow" w:cs="Times New Roman"/>
+                <w:b/>
+                <w:bCs/>
+                <w:color w:val="000000"/>
+                <w:lang w:val="en-US"/>
+              </w:rPr>
+            </w:pPr>
+            <w:r>
+              <w:rPr>
+                <w:rFonts w:ascii="Aptos Narrow" w:eastAsia="Times New Roman" w:hAnsi="Aptos Narrow" w:cs="Times New Roman"/>
+                <w:b/>
+                <w:bCs/>
+                <w:color w:val="000000"/>
+                <w:lang w:val="en-US"/>
+              </w:rPr>
+              <w:t>Tuned Gradient Boosting</w:t>
+            </w:r>
+          </w:p>
+        </w:tc>
+        <w:tc>
+          <w:tcPr>
+            <w:tcW w:w="960" w:type="dxa"/>
+            <w:noWrap/>
+            <w:vAlign w:val="bottom"/>
+            <w:hideMark/>
+          </w:tcPr>
+          <w:p>
+            <w:pPr>
+              <w:spacing w:line="240" w:lineRule="auto"/>
+              <w:rPr>
+                <w:rFonts w:ascii="Aptos Narrow" w:eastAsia="Times New Roman" w:hAnsi="Aptos Narrow" w:cs="Times New Roman"/>
+                <w:b/>
+                <w:bCs/>
+                <w:color w:val="000000"/>
+                <w:lang w:val="en-US"/>
+              </w:rPr>
+            </w:pPr>
+            <w:r>
+              <w:rPr>
+                <w:rFonts w:ascii="Aptos Narrow" w:eastAsia="Times New Roman" w:hAnsi="Aptos Narrow" w:cs="Times New Roman"/>
+                <w:b/>
+                <w:bCs/>
+                <w:color w:val="000000"/>
+                <w:lang w:val="en-US"/>
+              </w:rPr>
+              <w:t>0.602</w:t>
+            </w:r>
+          </w:p>
+        </w:tc>
+        <w:tc>
+          <w:tcPr>
+            <w:tcW w:w="1600" w:type="dxa"/>
+            <w:noWrap/>
+            <w:vAlign w:val="bottom"/>
+            <w:hideMark/>
+          </w:tcPr>
+          <w:p>
+            <w:pPr>
+              <w:spacing w:line="240" w:lineRule="auto"/>
+              <w:jc w:val="center"/>
+              <w:rPr>
+                <w:rFonts w:ascii="Aptos Narrow" w:eastAsia="Times New Roman" w:hAnsi="Aptos Narrow" w:cs="Times New Roman"/>
+                <w:b/>
+                <w:bCs/>
+                <w:color w:val="000000"/>
+                <w:lang w:val="en-US"/>
+              </w:rPr>
+            </w:pPr>
+            <w:r>
+              <w:rPr>
+                <w:rFonts w:ascii="Aptos Narrow" w:eastAsia="Times New Roman" w:hAnsi="Aptos Narrow" w:cs="Times New Roman"/>
+                <w:b/>
+                <w:bCs/>
+                <w:color w:val="000000"/>
+                <w:lang w:val="en-US"/>
+              </w:rPr>
+              <w:t>74.29</w:t>
+            </w:r>
+          </w:p>
+        </w:tc>
+        <w:tc>
+          <w:tcPr>
+            <w:tcW w:w="1520" w:type="dxa"/>
+            <w:noWrap/>
+            <w:vAlign w:val="bottom"/>
+            <w:hideMark/>
+          </w:tcPr>
+          <w:p>
+            <w:pPr>
+              <w:spacing w:line="240" w:lineRule="auto"/>
+              <w:jc w:val="center"/>
+              <w:rPr>
+                <w:rFonts w:ascii="Aptos Narrow" w:eastAsia="Times New Roman" w:hAnsi="Aptos Narrow" w:cs="Times New Roman"/>
+                <w:b/>
+                <w:bCs/>
+                <w:color w:val="000000"/>
+                <w:lang w:val="en-US"/>
+              </w:rPr>
+            </w:pPr>
+            <w:r>
+              <w:rPr>
+                <w:rFonts w:ascii="Aptos Narrow" w:eastAsia="Times New Roman" w:hAnsi="Aptos Narrow" w:cs="Times New Roman"/>
+                <w:b/>
+                <w:bCs/>
+                <w:color w:val="000000"/>
+                <w:lang w:val="en-US"/>
+              </w:rPr>
+              <w:t>98.91</w:t>
             </w:r>
           </w:p>
         </w:tc>
@@ -10685,15 +12326,20 @@
     <w:p/>
     <w:p>
       <w:pPr>
-        <w:rPr>
-          <w:lang w:val="en-US"/>
-        </w:rPr>
-      </w:pPr>
-      <w:r>
-        <w:rPr>
-          <w:lang w:val="en-US"/>
-        </w:rPr>
-        <w:t xml:space="preserve">  The Decision Tree achieved </w:t>
+        <w:pStyle w:val="ListParagraph"/>
+        <w:numPr>
+          <w:ilvl w:val="0"/>
+          <w:numId w:val="30"/>
+        </w:numPr>
+        <w:rPr>
+          <w:lang w:val="en-US"/>
+        </w:rPr>
+      </w:pPr>
+      <w:r>
+        <w:rPr>
+          <w:lang w:val="en-US"/>
+        </w:rPr>
+        <w:t xml:space="preserve">The Decision Tree achieved </w:t>
       </w:r>
       <w:r>
         <w:rPr>
@@ -10726,15 +12372,20 @@
     </w:p>
     <w:p>
       <w:pPr>
-        <w:rPr>
-          <w:lang w:val="en-US"/>
-        </w:rPr>
-      </w:pPr>
-      <w:r>
-        <w:rPr>
-          <w:lang w:val="en-US"/>
-        </w:rPr>
-        <w:t xml:space="preserve">  Linear Regression achieved </w:t>
+        <w:pStyle w:val="ListParagraph"/>
+        <w:numPr>
+          <w:ilvl w:val="0"/>
+          <w:numId w:val="30"/>
+        </w:numPr>
+        <w:rPr>
+          <w:lang w:val="en-US"/>
+        </w:rPr>
+      </w:pPr>
+      <w:r>
+        <w:rPr>
+          <w:lang w:val="en-US"/>
+        </w:rPr>
+        <w:t xml:space="preserve">Linear Regression achieved </w:t>
       </w:r>
       <w:r>
         <w:rPr>
@@ -10753,15 +12404,20 @@
     </w:p>
     <w:p>
       <w:pPr>
-        <w:rPr>
-          <w:lang w:val="en-US"/>
-        </w:rPr>
-      </w:pPr>
-      <w:r>
-        <w:rPr>
-          <w:lang w:val="en-US"/>
-        </w:rPr>
-        <w:t xml:space="preserve">  The Decision Tree also produced lower </w:t>
+        <w:pStyle w:val="ListParagraph"/>
+        <w:numPr>
+          <w:ilvl w:val="0"/>
+          <w:numId w:val="30"/>
+        </w:numPr>
+        <w:rPr>
+          <w:lang w:val="en-US"/>
+        </w:rPr>
+      </w:pPr>
+      <w:r>
+        <w:rPr>
+          <w:lang w:val="en-US"/>
+        </w:rPr>
+        <w:t xml:space="preserve">The Decision Tree also produced lower </w:t>
       </w:r>
       <w:r>
         <w:rPr>
@@ -10798,48 +12454,1838 @@
           <w:lang w:val="en-US"/>
         </w:rPr>
       </w:pPr>
-      <w:r>
-        <w:rPr>
-          <w:lang w:val="en-US"/>
-        </w:rPr>
-        <w:t xml:space="preserve">  This suggests that the relationship between download performance and the selected variables is </w:t>
-      </w:r>
-      <w:r>
-        <w:rPr>
+    </w:p>
+    <w:p>
+      <w:pPr>
+        <w:pStyle w:val="Heading2"/>
+        <w:ind w:left="360"/>
+        <w:rPr>
+          <w:sz w:val="28"/>
+          <w:szCs w:val="28"/>
+        </w:rPr>
+      </w:pPr>
+      <w:bookmarkStart w:id="36" w:name="_Toc240651895"/>
+      <w:r>
+        <w:rPr>
+          <w:sz w:val="28"/>
+          <w:szCs w:val="28"/>
+          <w:lang w:val="en-US"/>
+        </w:rPr>
+        <w:t xml:space="preserve">8.2 </w:t>
+      </w:r>
+      <w:r>
+        <w:rPr>
+          <w:sz w:val="28"/>
+          <w:szCs w:val="28"/>
+          <w:lang w:val="en-US"/>
+        </w:rPr>
+        <w:t>Hyper-parameters Tuning</w:t>
+      </w:r>
+      <w:bookmarkEnd w:id="36"/>
+    </w:p>
+    <w:p>
+      <w:pPr>
+        <w:rPr>
+          <w:lang w:val="en-US"/>
+        </w:rPr>
+      </w:pPr>
+      <w:r>
+        <w:t xml:space="preserve">Since the </w:t>
+      </w:r>
+      <w:r>
+        <w:rPr>
+          <w:rFonts w:ascii="Aptos Narrow" w:eastAsia="Times New Roman" w:hAnsi="Aptos Narrow" w:cs="Times New Roman"/>
           <w:b/>
           <w:bCs/>
-          <w:lang w:val="en-US"/>
-        </w:rPr>
-        <w:t>not purely linear</w:t>
-      </w:r>
-      <w:r>
-        <w:rPr>
-          <w:lang w:val="en-US"/>
-        </w:rPr>
-        <w:t xml:space="preserve"> and may involve interactions or threshold effects. </w:t>
-      </w:r>
-    </w:p>
-    <w:p>
-      <w:r>
-        <w:rPr>
-          <w:lang w:val="en-US"/>
-        </w:rPr>
-        <w:t xml:space="preserve">  The models also show that the available explanatory variables capture </w:t>
-      </w:r>
+          <w:color w:val="000000"/>
+          <w:sz w:val="24"/>
+          <w:szCs w:val="24"/>
+          <w:lang w:val="en-US"/>
+        </w:rPr>
+        <w:t>Gradient Boosting Regressor</w:t>
+      </w:r>
+      <w:r>
+        <w:rPr>
+          <w:sz w:val="24"/>
+          <w:szCs w:val="24"/>
+          <w:lang w:val="en-US"/>
+        </w:rPr>
+        <w:t xml:space="preserve"> </w:t>
+      </w:r>
+      <w:r>
+        <w:rPr>
+          <w:lang w:val="en-US"/>
+        </w:rPr>
+        <w:t>model realized the best performance of the four</w:t>
+      </w:r>
+      <w:r>
+        <w:rPr>
+          <w:lang w:val="en-US"/>
+        </w:rPr>
+        <w:t xml:space="preserve"> </w:t>
+      </w:r>
+      <w:r>
+        <w:rPr>
+          <w:lang w:val="en-US"/>
+        </w:rPr>
+        <w:t>models, I did hyper</w:t>
+      </w:r>
+      <w:r>
+        <w:rPr>
+          <w:lang w:val="en-US"/>
+        </w:rPr>
+        <w:t>-</w:t>
+      </w:r>
+      <w:proofErr w:type="spellStart"/>
+      <w:r>
+        <w:rPr>
+          <w:lang w:val="en-US"/>
+        </w:rPr>
+        <w:t>paramers</w:t>
+      </w:r>
+      <w:proofErr w:type="spellEnd"/>
+      <w:r>
+        <w:rPr>
+          <w:lang w:val="en-US"/>
+        </w:rPr>
+        <w:t xml:space="preserve"> </w:t>
+      </w:r>
+      <w:r>
+        <w:rPr>
+          <w:lang w:val="en-US"/>
+        </w:rPr>
+        <w:t>tuning for it</w:t>
+      </w:r>
+      <w:r>
+        <w:rPr>
+          <w:lang w:val="en-US"/>
+        </w:rPr>
+        <w:t xml:space="preserve"> using </w:t>
+      </w:r>
+      <w:r>
+        <w:rPr>
+          <w:lang w:val="en-US"/>
+        </w:rPr>
+        <w:t xml:space="preserve">with the following parameter grid: </w:t>
+      </w:r>
+    </w:p>
+    <w:p>
+      <w:pPr>
+        <w:rPr>
+          <w:lang w:val="en-US"/>
+        </w:rPr>
+      </w:pPr>
+    </w:p>
+    <w:p>
+      <w:pPr>
+        <w:rPr>
+          <w:lang w:val="en-US"/>
+        </w:rPr>
+      </w:pPr>
+      <w:r>
+        <w:rPr>
+          <w:lang w:val="en-US"/>
+        </w:rPr>
+        <w:lastRenderedPageBreak/>
+        <w:drawing>
+          <wp:inline distT="0" distB="0" distL="0" distR="0" wp14:anchorId="6A2F33AE" wp14:editId="3B03A292">
+            <wp:extent cx="2793034" cy="3045947"/>
+            <wp:effectExtent l="38100" t="38100" r="102870" b="97790"/>
+            <wp:docPr id="1110941099" name="Picture 1"/>
+            <wp:cNvGraphicFramePr>
+              <a:graphicFrameLocks xmlns:a="http://schemas.openxmlformats.org/drawingml/2006/main" noChangeAspect="1"/>
+            </wp:cNvGraphicFramePr>
+            <a:graphic xmlns:a="http://schemas.openxmlformats.org/drawingml/2006/main">
+              <a:graphicData uri="http://schemas.openxmlformats.org/drawingml/2006/picture">
+                <pic:pic xmlns:pic="http://schemas.openxmlformats.org/drawingml/2006/picture">
+                  <pic:nvPicPr>
+                    <pic:cNvPr id="1110941099" name=""/>
+                    <pic:cNvPicPr/>
+                  </pic:nvPicPr>
+                  <pic:blipFill>
+                    <a:blip r:embed="rId24"/>
+                    <a:stretch>
+                      <a:fillRect/>
+                    </a:stretch>
+                  </pic:blipFill>
+                  <pic:spPr>
+                    <a:xfrm>
+                      <a:off x="0" y="0"/>
+                      <a:ext cx="2794559" cy="3047610"/>
+                    </a:xfrm>
+                    <a:prstGeom prst="rect">
+                      <a:avLst/>
+                    </a:prstGeom>
+                    <a:ln w="3175" cap="sq">
+                      <a:solidFill>
+                        <a:schemeClr val="tx2">
+                          <a:lumMod val="40000"/>
+                          <a:lumOff val="60000"/>
+                        </a:schemeClr>
+                      </a:solidFill>
+                      <a:prstDash val="solid"/>
+                      <a:miter lim="800000"/>
+                    </a:ln>
+                    <a:effectLst>
+                      <a:outerShdw blurRad="50800" dist="38100" dir="2700000" algn="tl" rotWithShape="0">
+                        <a:srgbClr val="000000">
+                          <a:alpha val="43000"/>
+                        </a:srgbClr>
+                      </a:outerShdw>
+                    </a:effectLst>
+                  </pic:spPr>
+                </pic:pic>
+              </a:graphicData>
+            </a:graphic>
+          </wp:inline>
+        </w:drawing>
+      </w:r>
+    </w:p>
+    <w:p>
       <w:r>
         <w:rPr>
           <w:b/>
           <w:bCs/>
           <w:lang w:val="en-US"/>
         </w:rPr>
-        <w:t>part, but not all, of the territorial variation</w:t>
-      </w:r>
-      <w:r>
-        <w:rPr>
-          <w:lang w:val="en-US"/>
-        </w:rPr>
-        <w:t xml:space="preserve"> in 5G performance.</w:t>
-      </w:r>
+        <w:t xml:space="preserve">Figure </w:t>
+      </w:r>
+      <w:r>
+        <w:rPr>
+          <w:b/>
+          <w:bCs/>
+          <w:lang w:val="en-US"/>
+        </w:rPr>
+        <w:t>9</w:t>
+      </w:r>
+      <w:r>
+        <w:rPr>
+          <w:b/>
+          <w:bCs/>
+          <w:lang w:val="en-US"/>
+        </w:rPr>
+        <w:t xml:space="preserve"> </w:t>
+      </w:r>
+      <w:r>
+        <w:rPr>
+          <w:b/>
+          <w:bCs/>
+          <w:lang w:val="en-US"/>
+        </w:rPr>
+        <w:t>–</w:t>
+      </w:r>
+      <w:r>
+        <w:rPr>
+          <w:b/>
+          <w:bCs/>
+          <w:lang w:val="en-US"/>
+        </w:rPr>
+        <w:t xml:space="preserve"> </w:t>
+      </w:r>
+      <w:r>
+        <w:rPr>
+          <w:lang w:val="en-US"/>
+        </w:rPr>
+        <w:t>Snapshot</w:t>
+      </w:r>
+      <w:r>
+        <w:rPr>
+          <w:lang w:val="en-US"/>
+        </w:rPr>
+        <w:t xml:space="preserve"> of</w:t>
+      </w:r>
+      <w:r>
+        <w:rPr>
+          <w:lang w:val="en-US"/>
+        </w:rPr>
+        <w:t xml:space="preserve"> </w:t>
+      </w:r>
+      <w:r>
+        <w:rPr>
+          <w:lang w:val="en-US"/>
+        </w:rPr>
+        <w:t>parameter grid</w:t>
+      </w:r>
+    </w:p>
+    <w:p>
+      <w:pPr>
+        <w:pStyle w:val="Heading2"/>
+        <w:ind w:left="720"/>
+        <w:rPr>
+          <w:sz w:val="28"/>
+          <w:szCs w:val="28"/>
+          <w:lang w:val="en-US"/>
+        </w:rPr>
+      </w:pPr>
+      <w:bookmarkStart w:id="37" w:name="_Toc240651896"/>
+      <w:r>
+        <w:rPr>
+          <w:sz w:val="28"/>
+          <w:szCs w:val="28"/>
+          <w:lang w:val="en-US"/>
+        </w:rPr>
+        <w:t xml:space="preserve">8.3 </w:t>
+      </w:r>
+      <w:r>
+        <w:rPr>
+          <w:sz w:val="28"/>
+          <w:szCs w:val="28"/>
+          <w:lang w:val="en-US"/>
+        </w:rPr>
+        <w:t>Obtained Best parameters</w:t>
+      </w:r>
+      <w:bookmarkEnd w:id="37"/>
+    </w:p>
+    <w:p>
+      <w:pPr>
+        <w:rPr>
+          <w:b/>
+          <w:bCs/>
+          <w:lang w:val="en-US"/>
+        </w:rPr>
+      </w:pPr>
+      <w:r>
+        <w:rPr>
+          <w:b/>
+          <w:bCs/>
+          <w:lang w:val="en-US"/>
+        </w:rPr>
+        <w:drawing>
+          <wp:inline distT="0" distB="0" distL="0" distR="0" wp14:anchorId="72BB4024" wp14:editId="490D4AA1">
+            <wp:extent cx="4932905" cy="891325"/>
+            <wp:effectExtent l="38100" t="38100" r="96520" b="99695"/>
+            <wp:docPr id="570894863" name="Picture 1"/>
+            <wp:cNvGraphicFramePr>
+              <a:graphicFrameLocks xmlns:a="http://schemas.openxmlformats.org/drawingml/2006/main" noChangeAspect="1"/>
+            </wp:cNvGraphicFramePr>
+            <a:graphic xmlns:a="http://schemas.openxmlformats.org/drawingml/2006/main">
+              <a:graphicData uri="http://schemas.openxmlformats.org/drawingml/2006/picture">
+                <pic:pic xmlns:pic="http://schemas.openxmlformats.org/drawingml/2006/picture">
+                  <pic:nvPicPr>
+                    <pic:cNvPr id="570894863" name=""/>
+                    <pic:cNvPicPr/>
+                  </pic:nvPicPr>
+                  <pic:blipFill>
+                    <a:blip r:embed="rId25"/>
+                    <a:stretch>
+                      <a:fillRect/>
+                    </a:stretch>
+                  </pic:blipFill>
+                  <pic:spPr>
+                    <a:xfrm>
+                      <a:off x="0" y="0"/>
+                      <a:ext cx="4932905" cy="891325"/>
+                    </a:xfrm>
+                    <a:prstGeom prst="rect">
+                      <a:avLst/>
+                    </a:prstGeom>
+                    <a:ln w="3175" cap="sq">
+                      <a:solidFill>
+                        <a:schemeClr val="tx2">
+                          <a:lumMod val="40000"/>
+                          <a:lumOff val="60000"/>
+                        </a:schemeClr>
+                      </a:solidFill>
+                      <a:prstDash val="solid"/>
+                      <a:miter lim="800000"/>
+                    </a:ln>
+                    <a:effectLst>
+                      <a:outerShdw blurRad="50800" dist="38100" dir="2700000" algn="tl" rotWithShape="0">
+                        <a:srgbClr val="000000">
+                          <a:alpha val="43000"/>
+                        </a:srgbClr>
+                      </a:outerShdw>
+                    </a:effectLst>
+                  </pic:spPr>
+                </pic:pic>
+              </a:graphicData>
+            </a:graphic>
+          </wp:inline>
+        </w:drawing>
+      </w:r>
+    </w:p>
+    <w:p>
+      <w:r>
+        <w:rPr>
+          <w:b/>
+          <w:bCs/>
+          <w:lang w:val="en-US"/>
+        </w:rPr>
+        <w:t xml:space="preserve">Figure </w:t>
+      </w:r>
+      <w:r>
+        <w:rPr>
+          <w:b/>
+          <w:bCs/>
+          <w:lang w:val="en-US"/>
+        </w:rPr>
+        <w:t>10</w:t>
+      </w:r>
+      <w:r>
+        <w:rPr>
+          <w:b/>
+          <w:bCs/>
+          <w:lang w:val="en-US"/>
+        </w:rPr>
+        <w:t>–</w:t>
+      </w:r>
+      <w:r>
+        <w:rPr>
+          <w:b/>
+          <w:bCs/>
+          <w:lang w:val="en-US"/>
+        </w:rPr>
+        <w:t xml:space="preserve"> </w:t>
+      </w:r>
+      <w:r>
+        <w:rPr>
+          <w:lang w:val="en-US"/>
+        </w:rPr>
+        <w:t>Snapsho</w:t>
+      </w:r>
+      <w:r>
+        <w:rPr>
+          <w:lang w:val="en-US"/>
+        </w:rPr>
+        <w:t>t of the best parameters</w:t>
+      </w:r>
+    </w:p>
+    <w:p>
+      <w:pPr>
+        <w:pStyle w:val="Heading2"/>
+        <w:ind w:left="720"/>
+        <w:rPr>
+          <w:sz w:val="28"/>
+          <w:szCs w:val="28"/>
+          <w:lang w:val="en-US"/>
+        </w:rPr>
+      </w:pPr>
+      <w:bookmarkStart w:id="38" w:name="_Toc240651897"/>
+      <w:r>
+        <w:rPr>
+          <w:sz w:val="28"/>
+          <w:szCs w:val="28"/>
+          <w:lang w:val="en-US"/>
+        </w:rPr>
+        <w:t xml:space="preserve">8.4 </w:t>
+      </w:r>
+      <w:r>
+        <w:rPr>
+          <w:sz w:val="28"/>
+          <w:szCs w:val="28"/>
+          <w:lang w:val="en-US"/>
+        </w:rPr>
+        <w:t>Looking for the best model</w:t>
+      </w:r>
+      <w:bookmarkEnd w:id="38"/>
+      <w:r>
+        <w:rPr>
+          <w:sz w:val="28"/>
+          <w:szCs w:val="28"/>
+          <w:lang w:val="en-US"/>
+        </w:rPr>
+        <w:t xml:space="preserve"> </w:t>
+      </w:r>
+    </w:p>
+    <w:p>
+      <w:pPr>
+        <w:rPr>
+          <w:lang w:val="en-US"/>
+        </w:rPr>
+      </w:pPr>
+      <w:r>
+        <w:t xml:space="preserve">However, </w:t>
+      </w:r>
+      <w:r>
+        <w:t xml:space="preserve">this </w:t>
+      </w:r>
+      <w:r>
+        <w:rPr>
+          <w:b/>
+          <w:bCs/>
+        </w:rPr>
+        <w:t xml:space="preserve">0.623 </w:t>
+      </w:r>
+      <w:r>
+        <w:t xml:space="preserve">is not our final test score. It was obtained during cross-validation on the training data. Now we need to evaluate the tuned model on the same </w:t>
+      </w:r>
+      <w:proofErr w:type="spellStart"/>
+      <w:r>
+        <w:t>X_test_rf</w:t>
+      </w:r>
+      <w:proofErr w:type="spellEnd"/>
+      <w:r>
+        <w:t xml:space="preserve"> that we have kept untouched.</w:t>
+      </w:r>
+    </w:p>
+    <w:p>
+      <w:pPr>
+        <w:rPr>
+          <w:b/>
+          <w:bCs/>
+          <w:lang w:val="en-US"/>
+        </w:rPr>
+      </w:pPr>
+    </w:p>
+    <w:p>
+      <w:pPr>
+        <w:rPr>
+          <w:b/>
+          <w:bCs/>
+          <w:lang w:val="en-US"/>
+        </w:rPr>
+      </w:pPr>
+      <w:r>
+        <w:rPr>
+          <w:b/>
+          <w:bCs/>
+          <w:lang w:val="en-US"/>
+        </w:rPr>
+        <w:lastRenderedPageBreak/>
+        <w:drawing>
+          <wp:inline distT="0" distB="0" distL="0" distR="0" wp14:anchorId="27239C52" wp14:editId="5D552A05">
+            <wp:extent cx="4970545" cy="2782214"/>
+            <wp:effectExtent l="38100" t="38100" r="97155" b="94615"/>
+            <wp:docPr id="572174810" name="Picture 1"/>
+            <wp:cNvGraphicFramePr>
+              <a:graphicFrameLocks xmlns:a="http://schemas.openxmlformats.org/drawingml/2006/main" noChangeAspect="1"/>
+            </wp:cNvGraphicFramePr>
+            <a:graphic xmlns:a="http://schemas.openxmlformats.org/drawingml/2006/main">
+              <a:graphicData uri="http://schemas.openxmlformats.org/drawingml/2006/picture">
+                <pic:pic xmlns:pic="http://schemas.openxmlformats.org/drawingml/2006/picture">
+                  <pic:nvPicPr>
+                    <pic:cNvPr id="572174810" name=""/>
+                    <pic:cNvPicPr/>
+                  </pic:nvPicPr>
+                  <pic:blipFill>
+                    <a:blip r:embed="rId26"/>
+                    <a:stretch>
+                      <a:fillRect/>
+                    </a:stretch>
+                  </pic:blipFill>
+                  <pic:spPr>
+                    <a:xfrm>
+                      <a:off x="0" y="0"/>
+                      <a:ext cx="4976191" cy="2785374"/>
+                    </a:xfrm>
+                    <a:prstGeom prst="rect">
+                      <a:avLst/>
+                    </a:prstGeom>
+                    <a:ln w="3175" cap="sq">
+                      <a:solidFill>
+                        <a:schemeClr val="tx2">
+                          <a:lumMod val="40000"/>
+                          <a:lumOff val="60000"/>
+                        </a:schemeClr>
+                      </a:solidFill>
+                      <a:prstDash val="solid"/>
+                      <a:miter lim="800000"/>
+                    </a:ln>
+                    <a:effectLst>
+                      <a:outerShdw blurRad="50800" dist="38100" dir="2700000" algn="tl" rotWithShape="0">
+                        <a:srgbClr val="000000">
+                          <a:alpha val="43000"/>
+                        </a:srgbClr>
+                      </a:outerShdw>
+                    </a:effectLst>
+                  </pic:spPr>
+                </pic:pic>
+              </a:graphicData>
+            </a:graphic>
+          </wp:inline>
+        </w:drawing>
+      </w:r>
+    </w:p>
+    <w:p>
+      <w:r>
+        <w:rPr>
+          <w:b/>
+          <w:bCs/>
+          <w:lang w:val="en-US"/>
+        </w:rPr>
+        <w:t xml:space="preserve">Figure </w:t>
+      </w:r>
+      <w:r>
+        <w:rPr>
+          <w:b/>
+          <w:bCs/>
+          <w:lang w:val="en-US"/>
+        </w:rPr>
+        <w:t>1</w:t>
+      </w:r>
+      <w:r>
+        <w:rPr>
+          <w:b/>
+          <w:bCs/>
+          <w:lang w:val="en-US"/>
+        </w:rPr>
+        <w:t>1</w:t>
+      </w:r>
+      <w:r>
+        <w:rPr>
+          <w:b/>
+          <w:bCs/>
+          <w:lang w:val="en-US"/>
+        </w:rPr>
+        <w:t>–</w:t>
+      </w:r>
+      <w:r>
+        <w:rPr>
+          <w:b/>
+          <w:bCs/>
+          <w:lang w:val="en-US"/>
+        </w:rPr>
+        <w:t xml:space="preserve"> </w:t>
+      </w:r>
+      <w:r>
+        <w:rPr>
+          <w:lang w:val="en-US"/>
+        </w:rPr>
+        <w:t>Snapsho</w:t>
+      </w:r>
+      <w:r>
+        <w:rPr>
+          <w:lang w:val="en-US"/>
+        </w:rPr>
+        <w:t xml:space="preserve">t of </w:t>
+      </w:r>
+      <w:r>
+        <w:rPr>
+          <w:lang w:val="en-US"/>
+        </w:rPr>
+        <w:t>resulted metrics</w:t>
+      </w:r>
+    </w:p>
+    <w:p>
+      <w:pPr>
+        <w:pStyle w:val="Heading2"/>
+        <w:ind w:left="720"/>
+        <w:rPr>
+          <w:sz w:val="28"/>
+          <w:szCs w:val="28"/>
+          <w:lang w:val="en-US"/>
+        </w:rPr>
+      </w:pPr>
+      <w:bookmarkStart w:id="39" w:name="_Toc240651898"/>
+      <w:r>
+        <w:rPr>
+          <w:sz w:val="28"/>
+          <w:szCs w:val="28"/>
+          <w:lang w:val="en-US"/>
+        </w:rPr>
+        <w:t xml:space="preserve">8.5 </w:t>
+      </w:r>
+      <w:r>
+        <w:rPr>
+          <w:sz w:val="28"/>
+          <w:szCs w:val="28"/>
+          <w:lang w:val="en-US"/>
+        </w:rPr>
+        <w:t>Tuned Gradient Boosting</w:t>
+      </w:r>
+      <w:r>
+        <w:rPr>
+          <w:sz w:val="28"/>
+          <w:szCs w:val="28"/>
+          <w:lang w:val="en-US"/>
+        </w:rPr>
+        <w:t xml:space="preserve"> Metrics Evaluation</w:t>
+      </w:r>
+      <w:bookmarkEnd w:id="39"/>
+    </w:p>
+    <w:p>
+      <w:r>
+        <w:t xml:space="preserve">We can now say that the tuned Gradient Boosting model explains approximately </w:t>
+      </w:r>
+      <w:r>
+        <w:rPr>
+          <w:b/>
+          <w:bCs/>
+        </w:rPr>
+        <w:t>60.2% of the variation in download speed on the test set</w:t>
+      </w:r>
+      <w:r>
+        <w:t xml:space="preserve">, with an average absolute prediction error of about </w:t>
+      </w:r>
+      <w:r>
+        <w:rPr>
+          <w:b/>
+          <w:bCs/>
+        </w:rPr>
+        <w:t>74 Mbps</w:t>
+      </w:r>
+      <w:r>
+        <w:t>.</w:t>
+      </w:r>
+    </w:p>
+    <w:p/>
+    <w:p>
+      <w:pPr>
+        <w:pStyle w:val="Heading2"/>
+        <w:ind w:left="720"/>
+        <w:rPr>
+          <w:sz w:val="28"/>
+          <w:szCs w:val="28"/>
+          <w:lang w:val="en-US"/>
+        </w:rPr>
+      </w:pPr>
+      <w:bookmarkStart w:id="40" w:name="_Toc240651899"/>
+      <w:r>
+        <w:rPr>
+          <w:sz w:val="28"/>
+          <w:szCs w:val="28"/>
+          <w:lang w:val="en-US"/>
+        </w:rPr>
+        <w:t xml:space="preserve">8.6 </w:t>
+      </w:r>
+      <w:r>
+        <w:rPr>
+          <w:sz w:val="28"/>
+          <w:szCs w:val="28"/>
+          <w:lang w:val="en-US"/>
+        </w:rPr>
+        <w:t>Get the feature importance</w:t>
+      </w:r>
+      <w:bookmarkEnd w:id="40"/>
+    </w:p>
+    <w:p>
+      <w:r>
+        <w:t>S</w:t>
+      </w:r>
+      <w:r>
+        <w:t>ince our business question is</w:t>
+      </w:r>
+      <w:r>
+        <w:t>:</w:t>
+      </w:r>
+      <w:r>
+        <w:t xml:space="preserve"> </w:t>
+      </w:r>
+      <w:r>
+        <w:t>“</w:t>
+      </w:r>
+      <w:r>
+        <w:t>Which variables contribute most to the model's prediction of download speed?</w:t>
+      </w:r>
+      <w:r>
+        <w:t>”</w:t>
+      </w:r>
+      <w:r>
+        <w:t>, we need to find which features influence the most on download speed.</w:t>
+      </w:r>
+    </w:p>
+    <w:p>
+      <w:r>
+        <w:drawing>
+          <wp:inline distT="0" distB="0" distL="0" distR="0" wp14:anchorId="43FBD037" wp14:editId="53CCA8BC">
+            <wp:extent cx="3388395" cy="1714610"/>
+            <wp:effectExtent l="38100" t="38100" r="97790" b="95250"/>
+            <wp:docPr id="505187004" name="Picture 1"/>
+            <wp:cNvGraphicFramePr>
+              <a:graphicFrameLocks xmlns:a="http://schemas.openxmlformats.org/drawingml/2006/main" noChangeAspect="1"/>
+            </wp:cNvGraphicFramePr>
+            <a:graphic xmlns:a="http://schemas.openxmlformats.org/drawingml/2006/main">
+              <a:graphicData uri="http://schemas.openxmlformats.org/drawingml/2006/picture">
+                <pic:pic xmlns:pic="http://schemas.openxmlformats.org/drawingml/2006/picture">
+                  <pic:nvPicPr>
+                    <pic:cNvPr id="505187004" name=""/>
+                    <pic:cNvPicPr/>
+                  </pic:nvPicPr>
+                  <pic:blipFill>
+                    <a:blip r:embed="rId27"/>
+                    <a:stretch>
+                      <a:fillRect/>
+                    </a:stretch>
+                  </pic:blipFill>
+                  <pic:spPr>
+                    <a:xfrm>
+                      <a:off x="0" y="0"/>
+                      <a:ext cx="3388395" cy="1714610"/>
+                    </a:xfrm>
+                    <a:prstGeom prst="rect">
+                      <a:avLst/>
+                    </a:prstGeom>
+                    <a:ln w="3175" cap="sq">
+                      <a:solidFill>
+                        <a:schemeClr val="tx2">
+                          <a:lumMod val="40000"/>
+                          <a:lumOff val="60000"/>
+                        </a:schemeClr>
+                      </a:solidFill>
+                      <a:prstDash val="solid"/>
+                      <a:miter lim="800000"/>
+                    </a:ln>
+                    <a:effectLst>
+                      <a:outerShdw blurRad="50800" dist="38100" dir="2700000" algn="tl" rotWithShape="0">
+                        <a:srgbClr val="000000">
+                          <a:alpha val="43000"/>
+                        </a:srgbClr>
+                      </a:outerShdw>
+                    </a:effectLst>
+                  </pic:spPr>
+                </pic:pic>
+              </a:graphicData>
+            </a:graphic>
+          </wp:inline>
+        </w:drawing>
+      </w:r>
+    </w:p>
+    <w:p>
+      <w:pPr>
+        <w:rPr>
+          <w:lang w:val="en-US"/>
+        </w:rPr>
+      </w:pPr>
+      <w:r>
+        <w:rPr>
+          <w:b/>
+          <w:bCs/>
+          <w:lang w:val="en-US"/>
+        </w:rPr>
+        <w:t xml:space="preserve">Figure </w:t>
+      </w:r>
+      <w:r>
+        <w:rPr>
+          <w:b/>
+          <w:bCs/>
+          <w:lang w:val="en-US"/>
+        </w:rPr>
+        <w:t>11</w:t>
+      </w:r>
+      <w:r>
+        <w:rPr>
+          <w:b/>
+          <w:bCs/>
+          <w:lang w:val="en-US"/>
+        </w:rPr>
+        <w:t>–</w:t>
+      </w:r>
+      <w:r>
+        <w:rPr>
+          <w:b/>
+          <w:bCs/>
+          <w:lang w:val="en-US"/>
+        </w:rPr>
+        <w:t xml:space="preserve"> </w:t>
+      </w:r>
+      <w:r>
+        <w:rPr>
+          <w:lang w:val="en-US"/>
+        </w:rPr>
+        <w:t>Get features’ importance</w:t>
+      </w:r>
+    </w:p>
+    <w:p>
+      <w:pPr>
+        <w:rPr>
+          <w:lang w:val="en-US"/>
+        </w:rPr>
+      </w:pPr>
+    </w:p>
+    <w:p>
+      <w:pPr>
+        <w:rPr>
+          <w:lang w:val="en-US"/>
+        </w:rPr>
+      </w:pPr>
+      <w:r>
+        <w:rPr>
+          <w:lang w:val="en-US"/>
+        </w:rPr>
+        <w:t>The result:</w:t>
+      </w:r>
+    </w:p>
+    <w:p/>
+    <w:p/>
+    <w:tbl>
+      <w:tblPr>
+        <w:tblW w:w="4452" w:type="dxa"/>
+        <w:tblBorders>
+          <w:top w:val="double" w:sz="2" w:space="0" w:color="auto"/>
+          <w:left w:val="double" w:sz="2" w:space="0" w:color="auto"/>
+          <w:bottom w:val="double" w:sz="2" w:space="0" w:color="auto"/>
+          <w:right w:val="double" w:sz="2" w:space="0" w:color="auto"/>
+          <w:insideH w:val="double" w:sz="2" w:space="0" w:color="auto"/>
+          <w:insideV w:val="double" w:sz="2" w:space="0" w:color="auto"/>
+        </w:tblBorders>
+        <w:tblLook w:val="04A0" w:firstRow="1" w:lastRow="0" w:firstColumn="1" w:lastColumn="0" w:noHBand="0" w:noVBand="1"/>
+      </w:tblPr>
+      <w:tblGrid>
+        <w:gridCol w:w="960"/>
+        <w:gridCol w:w="1972"/>
+        <w:gridCol w:w="1520"/>
+      </w:tblGrid>
+      <w:tr>
+        <w:trPr>
+          <w:trHeight w:val="280"/>
+        </w:trPr>
+        <w:tc>
+          <w:tcPr>
+            <w:tcW w:w="960" w:type="dxa"/>
+            <w:vAlign w:val="center"/>
+            <w:hideMark/>
+          </w:tcPr>
+          <w:p>
+            <w:pPr>
+              <w:spacing w:line="240" w:lineRule="auto"/>
+              <w:jc w:val="center"/>
+              <w:rPr>
+                <w:rFonts w:ascii="Aptos Narrow" w:eastAsia="Times New Roman" w:hAnsi="Aptos Narrow" w:cs="Times New Roman"/>
+                <w:b/>
+                <w:bCs/>
+                <w:color w:val="000000"/>
+                <w:lang w:val="en-US"/>
+              </w:rPr>
+            </w:pPr>
+            <w:r>
+              <w:rPr>
+                <w:rFonts w:ascii="Aptos Narrow" w:eastAsia="Times New Roman" w:hAnsi="Aptos Narrow" w:cs="Times New Roman"/>
+                <w:b/>
+                <w:bCs/>
+                <w:color w:val="000000"/>
+                <w:lang w:val="en-US"/>
+              </w:rPr>
+              <w:lastRenderedPageBreak/>
+              <w:t>Rank</w:t>
+            </w:r>
+          </w:p>
+        </w:tc>
+        <w:tc>
+          <w:tcPr>
+            <w:tcW w:w="1972" w:type="dxa"/>
+            <w:vAlign w:val="center"/>
+            <w:hideMark/>
+          </w:tcPr>
+          <w:p>
+            <w:pPr>
+              <w:spacing w:line="240" w:lineRule="auto"/>
+              <w:jc w:val="center"/>
+              <w:rPr>
+                <w:rFonts w:ascii="Aptos Narrow" w:eastAsia="Times New Roman" w:hAnsi="Aptos Narrow" w:cs="Times New Roman"/>
+                <w:b/>
+                <w:bCs/>
+                <w:color w:val="000000"/>
+                <w:lang w:val="en-US"/>
+              </w:rPr>
+            </w:pPr>
+            <w:r>
+              <w:rPr>
+                <w:rFonts w:ascii="Aptos Narrow" w:eastAsia="Times New Roman" w:hAnsi="Aptos Narrow" w:cs="Times New Roman"/>
+                <w:b/>
+                <w:bCs/>
+                <w:color w:val="000000"/>
+                <w:lang w:val="en-US"/>
+              </w:rPr>
+              <w:t>Feature</w:t>
+            </w:r>
+          </w:p>
+        </w:tc>
+        <w:tc>
+          <w:tcPr>
+            <w:tcW w:w="1520" w:type="dxa"/>
+            <w:vAlign w:val="center"/>
+            <w:hideMark/>
+          </w:tcPr>
+          <w:p>
+            <w:pPr>
+              <w:spacing w:line="240" w:lineRule="auto"/>
+              <w:jc w:val="center"/>
+              <w:rPr>
+                <w:rFonts w:ascii="Aptos Narrow" w:eastAsia="Times New Roman" w:hAnsi="Aptos Narrow" w:cs="Times New Roman"/>
+                <w:b/>
+                <w:bCs/>
+                <w:color w:val="000000"/>
+                <w:lang w:val="en-US"/>
+              </w:rPr>
+            </w:pPr>
+            <w:r>
+              <w:rPr>
+                <w:rFonts w:ascii="Aptos Narrow" w:eastAsia="Times New Roman" w:hAnsi="Aptos Narrow" w:cs="Times New Roman"/>
+                <w:b/>
+                <w:bCs/>
+                <w:color w:val="000000"/>
+                <w:lang w:val="en-US"/>
+              </w:rPr>
+              <w:t>Importance</w:t>
+            </w:r>
+          </w:p>
+        </w:tc>
+      </w:tr>
+      <w:tr>
+        <w:trPr>
+          <w:trHeight w:val="559"/>
+        </w:trPr>
+        <w:tc>
+          <w:tcPr>
+            <w:tcW w:w="960" w:type="dxa"/>
+            <w:noWrap/>
+            <w:vAlign w:val="bottom"/>
+            <w:hideMark/>
+          </w:tcPr>
+          <w:p>
+            <w:pPr>
+              <w:spacing w:line="240" w:lineRule="auto"/>
+              <w:jc w:val="right"/>
+              <w:rPr>
+                <w:rFonts w:ascii="Aptos Narrow" w:eastAsia="Times New Roman" w:hAnsi="Aptos Narrow" w:cs="Times New Roman"/>
+                <w:color w:val="000000"/>
+                <w:lang w:val="en-US"/>
+              </w:rPr>
+            </w:pPr>
+            <w:r>
+              <w:rPr>
+                <w:rFonts w:ascii="Aptos Narrow" w:eastAsia="Times New Roman" w:hAnsi="Aptos Narrow" w:cs="Times New Roman"/>
+                <w:color w:val="000000"/>
+                <w:lang w:val="en-US"/>
+              </w:rPr>
+              <w:t>1</w:t>
+            </w:r>
+          </w:p>
+        </w:tc>
+        <w:tc>
+          <w:tcPr>
+            <w:tcW w:w="1972" w:type="dxa"/>
+            <w:vAlign w:val="center"/>
+            <w:hideMark/>
+          </w:tcPr>
+          <w:p>
+            <w:pPr>
+              <w:spacing w:line="240" w:lineRule="auto"/>
+              <w:rPr>
+                <w:rFonts w:ascii="Aptos Narrow" w:eastAsia="Times New Roman" w:hAnsi="Aptos Narrow" w:cs="Times New Roman"/>
+                <w:b/>
+                <w:bCs/>
+                <w:color w:val="000000"/>
+                <w:lang w:val="en-US"/>
+              </w:rPr>
+            </w:pPr>
+            <w:r>
+              <w:rPr>
+                <w:rFonts w:ascii="Aptos Narrow" w:eastAsia="Times New Roman" w:hAnsi="Aptos Narrow" w:cs="Times New Roman"/>
+                <w:b/>
+                <w:bCs/>
+                <w:color w:val="000000"/>
+                <w:lang w:val="en-US"/>
+              </w:rPr>
+              <w:t>tot_5g_per_op_com</w:t>
+            </w:r>
+          </w:p>
+        </w:tc>
+        <w:tc>
+          <w:tcPr>
+            <w:tcW w:w="1520" w:type="dxa"/>
+            <w:vAlign w:val="center"/>
+            <w:hideMark/>
+          </w:tcPr>
+          <w:p>
+            <w:pPr>
+              <w:spacing w:line="240" w:lineRule="auto"/>
+              <w:rPr>
+                <w:rFonts w:ascii="Aptos Narrow" w:eastAsia="Times New Roman" w:hAnsi="Aptos Narrow" w:cs="Times New Roman"/>
+                <w:b/>
+                <w:bCs/>
+                <w:color w:val="000000"/>
+                <w:lang w:val="en-US"/>
+              </w:rPr>
+            </w:pPr>
+            <w:r>
+              <w:rPr>
+                <w:rFonts w:ascii="Aptos Narrow" w:eastAsia="Times New Roman" w:hAnsi="Aptos Narrow" w:cs="Times New Roman"/>
+                <w:b/>
+                <w:bCs/>
+                <w:color w:val="000000"/>
+                <w:lang w:val="en-US"/>
+              </w:rPr>
+              <w:t>0.393161</w:t>
+            </w:r>
+          </w:p>
+        </w:tc>
+      </w:tr>
+      <w:tr>
+        <w:trPr>
+          <w:trHeight w:val="280"/>
+        </w:trPr>
+        <w:tc>
+          <w:tcPr>
+            <w:tcW w:w="960" w:type="dxa"/>
+            <w:noWrap/>
+            <w:vAlign w:val="bottom"/>
+            <w:hideMark/>
+          </w:tcPr>
+          <w:p>
+            <w:pPr>
+              <w:spacing w:line="240" w:lineRule="auto"/>
+              <w:jc w:val="right"/>
+              <w:rPr>
+                <w:rFonts w:ascii="Aptos Narrow" w:eastAsia="Times New Roman" w:hAnsi="Aptos Narrow" w:cs="Times New Roman"/>
+                <w:color w:val="000000"/>
+                <w:lang w:val="en-US"/>
+              </w:rPr>
+            </w:pPr>
+            <w:r>
+              <w:rPr>
+                <w:rFonts w:ascii="Aptos Narrow" w:eastAsia="Times New Roman" w:hAnsi="Aptos Narrow" w:cs="Times New Roman"/>
+                <w:color w:val="000000"/>
+                <w:lang w:val="en-US"/>
+              </w:rPr>
+              <w:t>2</w:t>
+            </w:r>
+          </w:p>
+        </w:tc>
+        <w:tc>
+          <w:tcPr>
+            <w:tcW w:w="1972" w:type="dxa"/>
+            <w:vAlign w:val="center"/>
+            <w:hideMark/>
+          </w:tcPr>
+          <w:p>
+            <w:pPr>
+              <w:spacing w:line="240" w:lineRule="auto"/>
+              <w:rPr>
+                <w:rFonts w:ascii="Aptos Narrow" w:eastAsia="Times New Roman" w:hAnsi="Aptos Narrow" w:cs="Times New Roman"/>
+                <w:b/>
+                <w:bCs/>
+                <w:color w:val="000000"/>
+                <w:lang w:val="en-US"/>
+              </w:rPr>
+            </w:pPr>
+            <w:proofErr w:type="spellStart"/>
+            <w:r>
+              <w:rPr>
+                <w:rFonts w:ascii="Aptos Narrow" w:eastAsia="Times New Roman" w:hAnsi="Aptos Narrow" w:cs="Times New Roman"/>
+                <w:b/>
+                <w:bCs/>
+                <w:color w:val="000000"/>
+                <w:lang w:val="en-US"/>
+              </w:rPr>
+              <w:t>rsrp</w:t>
+            </w:r>
+            <w:proofErr w:type="spellEnd"/>
+          </w:p>
+        </w:tc>
+        <w:tc>
+          <w:tcPr>
+            <w:tcW w:w="1520" w:type="dxa"/>
+            <w:vAlign w:val="center"/>
+            <w:hideMark/>
+          </w:tcPr>
+          <w:p>
+            <w:pPr>
+              <w:spacing w:line="240" w:lineRule="auto"/>
+              <w:rPr>
+                <w:rFonts w:ascii="Aptos Narrow" w:eastAsia="Times New Roman" w:hAnsi="Aptos Narrow" w:cs="Times New Roman"/>
+                <w:b/>
+                <w:bCs/>
+                <w:color w:val="000000"/>
+                <w:lang w:val="en-US"/>
+              </w:rPr>
+            </w:pPr>
+            <w:r>
+              <w:rPr>
+                <w:rFonts w:ascii="Aptos Narrow" w:eastAsia="Times New Roman" w:hAnsi="Aptos Narrow" w:cs="Times New Roman"/>
+                <w:b/>
+                <w:bCs/>
+                <w:color w:val="000000"/>
+                <w:lang w:val="en-US"/>
+              </w:rPr>
+              <w:t>0.345163</w:t>
+            </w:r>
+          </w:p>
+        </w:tc>
+      </w:tr>
+      <w:tr>
+        <w:trPr>
+          <w:trHeight w:val="280"/>
+        </w:trPr>
+        <w:tc>
+          <w:tcPr>
+            <w:tcW w:w="960" w:type="dxa"/>
+            <w:noWrap/>
+            <w:vAlign w:val="bottom"/>
+            <w:hideMark/>
+          </w:tcPr>
+          <w:p>
+            <w:pPr>
+              <w:spacing w:line="240" w:lineRule="auto"/>
+              <w:jc w:val="right"/>
+              <w:rPr>
+                <w:rFonts w:ascii="Aptos Narrow" w:eastAsia="Times New Roman" w:hAnsi="Aptos Narrow" w:cs="Times New Roman"/>
+                <w:color w:val="000000"/>
+                <w:lang w:val="en-US"/>
+              </w:rPr>
+            </w:pPr>
+            <w:r>
+              <w:rPr>
+                <w:rFonts w:ascii="Aptos Narrow" w:eastAsia="Times New Roman" w:hAnsi="Aptos Narrow" w:cs="Times New Roman"/>
+                <w:color w:val="000000"/>
+                <w:lang w:val="en-US"/>
+              </w:rPr>
+              <w:t>3</w:t>
+            </w:r>
+          </w:p>
+        </w:tc>
+        <w:tc>
+          <w:tcPr>
+            <w:tcW w:w="1972" w:type="dxa"/>
+            <w:vAlign w:val="center"/>
+            <w:hideMark/>
+          </w:tcPr>
+          <w:p>
+            <w:pPr>
+              <w:spacing w:line="240" w:lineRule="auto"/>
+              <w:rPr>
+                <w:rFonts w:ascii="Aptos Narrow" w:eastAsia="Times New Roman" w:hAnsi="Aptos Narrow" w:cs="Times New Roman"/>
+                <w:b/>
+                <w:bCs/>
+                <w:color w:val="000000"/>
+                <w:lang w:val="en-US"/>
+              </w:rPr>
+            </w:pPr>
+            <w:r>
+              <w:rPr>
+                <w:rFonts w:ascii="Aptos Narrow" w:eastAsia="Times New Roman" w:hAnsi="Aptos Narrow" w:cs="Times New Roman"/>
+                <w:b/>
+                <w:bCs/>
+                <w:color w:val="000000"/>
+                <w:lang w:val="en-US"/>
+              </w:rPr>
+              <w:t>Operator</w:t>
+            </w:r>
+          </w:p>
+        </w:tc>
+        <w:tc>
+          <w:tcPr>
+            <w:tcW w:w="1520" w:type="dxa"/>
+            <w:vAlign w:val="center"/>
+            <w:hideMark/>
+          </w:tcPr>
+          <w:p>
+            <w:pPr>
+              <w:spacing w:line="240" w:lineRule="auto"/>
+              <w:rPr>
+                <w:rFonts w:ascii="Aptos Narrow" w:eastAsia="Times New Roman" w:hAnsi="Aptos Narrow" w:cs="Times New Roman"/>
+                <w:b/>
+                <w:bCs/>
+                <w:color w:val="000000"/>
+                <w:lang w:val="en-US"/>
+              </w:rPr>
+            </w:pPr>
+            <w:r>
+              <w:rPr>
+                <w:rFonts w:ascii="Aptos Narrow" w:eastAsia="Times New Roman" w:hAnsi="Aptos Narrow" w:cs="Times New Roman"/>
+                <w:b/>
+                <w:bCs/>
+                <w:color w:val="000000"/>
+                <w:lang w:val="en-US"/>
+              </w:rPr>
+              <w:t>0.116623</w:t>
+            </w:r>
+          </w:p>
+        </w:tc>
+      </w:tr>
+      <w:tr>
+        <w:trPr>
+          <w:trHeight w:val="280"/>
+        </w:trPr>
+        <w:tc>
+          <w:tcPr>
+            <w:tcW w:w="960" w:type="dxa"/>
+            <w:noWrap/>
+            <w:vAlign w:val="bottom"/>
+            <w:hideMark/>
+          </w:tcPr>
+          <w:p>
+            <w:pPr>
+              <w:spacing w:line="240" w:lineRule="auto"/>
+              <w:jc w:val="right"/>
+              <w:rPr>
+                <w:rFonts w:ascii="Aptos Narrow" w:eastAsia="Times New Roman" w:hAnsi="Aptos Narrow" w:cs="Times New Roman"/>
+                <w:color w:val="000000"/>
+                <w:lang w:val="en-US"/>
+              </w:rPr>
+            </w:pPr>
+            <w:r>
+              <w:rPr>
+                <w:rFonts w:ascii="Aptos Narrow" w:eastAsia="Times New Roman" w:hAnsi="Aptos Narrow" w:cs="Times New Roman"/>
+                <w:color w:val="000000"/>
+                <w:lang w:val="en-US"/>
+              </w:rPr>
+              <w:t>4</w:t>
+            </w:r>
+          </w:p>
+        </w:tc>
+        <w:tc>
+          <w:tcPr>
+            <w:tcW w:w="1972" w:type="dxa"/>
+            <w:vAlign w:val="center"/>
+            <w:hideMark/>
+          </w:tcPr>
+          <w:p>
+            <w:pPr>
+              <w:spacing w:line="240" w:lineRule="auto"/>
+              <w:rPr>
+                <w:rFonts w:ascii="Aptos Narrow" w:eastAsia="Times New Roman" w:hAnsi="Aptos Narrow" w:cs="Times New Roman"/>
+                <w:b/>
+                <w:bCs/>
+                <w:color w:val="000000"/>
+                <w:lang w:val="en-US"/>
+              </w:rPr>
+            </w:pPr>
+            <w:proofErr w:type="spellStart"/>
+            <w:r>
+              <w:rPr>
+                <w:rFonts w:ascii="Aptos Narrow" w:eastAsia="Times New Roman" w:hAnsi="Aptos Narrow" w:cs="Times New Roman"/>
+                <w:b/>
+                <w:bCs/>
+                <w:color w:val="000000"/>
+                <w:lang w:val="en-US"/>
+              </w:rPr>
+              <w:t>rsrq</w:t>
+            </w:r>
+            <w:proofErr w:type="spellEnd"/>
+          </w:p>
+        </w:tc>
+        <w:tc>
+          <w:tcPr>
+            <w:tcW w:w="1520" w:type="dxa"/>
+            <w:vAlign w:val="center"/>
+            <w:hideMark/>
+          </w:tcPr>
+          <w:p>
+            <w:pPr>
+              <w:spacing w:line="240" w:lineRule="auto"/>
+              <w:rPr>
+                <w:rFonts w:ascii="Aptos Narrow" w:eastAsia="Times New Roman" w:hAnsi="Aptos Narrow" w:cs="Times New Roman"/>
+                <w:b/>
+                <w:bCs/>
+                <w:color w:val="000000"/>
+                <w:lang w:val="en-US"/>
+              </w:rPr>
+            </w:pPr>
+            <w:r>
+              <w:rPr>
+                <w:rFonts w:ascii="Aptos Narrow" w:eastAsia="Times New Roman" w:hAnsi="Aptos Narrow" w:cs="Times New Roman"/>
+                <w:b/>
+                <w:bCs/>
+                <w:color w:val="000000"/>
+                <w:lang w:val="en-US"/>
+              </w:rPr>
+              <w:t>0.087511</w:t>
+            </w:r>
+          </w:p>
+        </w:tc>
+      </w:tr>
+      <w:tr>
+        <w:trPr>
+          <w:trHeight w:val="280"/>
+        </w:trPr>
+        <w:tc>
+          <w:tcPr>
+            <w:tcW w:w="960" w:type="dxa"/>
+            <w:noWrap/>
+            <w:vAlign w:val="bottom"/>
+            <w:hideMark/>
+          </w:tcPr>
+          <w:p>
+            <w:pPr>
+              <w:spacing w:line="240" w:lineRule="auto"/>
+              <w:jc w:val="right"/>
+              <w:rPr>
+                <w:rFonts w:ascii="Aptos Narrow" w:eastAsia="Times New Roman" w:hAnsi="Aptos Narrow" w:cs="Times New Roman"/>
+                <w:color w:val="000000"/>
+                <w:lang w:val="en-US"/>
+              </w:rPr>
+            </w:pPr>
+            <w:r>
+              <w:rPr>
+                <w:rFonts w:ascii="Aptos Narrow" w:eastAsia="Times New Roman" w:hAnsi="Aptos Narrow" w:cs="Times New Roman"/>
+                <w:color w:val="000000"/>
+                <w:lang w:val="en-US"/>
+              </w:rPr>
+              <w:t>5</w:t>
+            </w:r>
+          </w:p>
+        </w:tc>
+        <w:tc>
+          <w:tcPr>
+            <w:tcW w:w="1972" w:type="dxa"/>
+            <w:vAlign w:val="center"/>
+            <w:hideMark/>
+          </w:tcPr>
+          <w:p>
+            <w:pPr>
+              <w:spacing w:line="240" w:lineRule="auto"/>
+              <w:rPr>
+                <w:rFonts w:ascii="Aptos Narrow" w:eastAsia="Times New Roman" w:hAnsi="Aptos Narrow" w:cs="Times New Roman"/>
+                <w:color w:val="000000"/>
+                <w:lang w:val="en-US"/>
+              </w:rPr>
+            </w:pPr>
+            <w:r>
+              <w:rPr>
+                <w:rFonts w:ascii="Aptos Narrow" w:eastAsia="Times New Roman" w:hAnsi="Aptos Narrow" w:cs="Times New Roman"/>
+                <w:color w:val="000000"/>
+                <w:lang w:val="en-US"/>
+              </w:rPr>
+              <w:t>population</w:t>
+            </w:r>
+          </w:p>
+        </w:tc>
+        <w:tc>
+          <w:tcPr>
+            <w:tcW w:w="1520" w:type="dxa"/>
+            <w:vAlign w:val="center"/>
+            <w:hideMark/>
+          </w:tcPr>
+          <w:p>
+            <w:pPr>
+              <w:spacing w:line="240" w:lineRule="auto"/>
+              <w:rPr>
+                <w:rFonts w:ascii="Aptos Narrow" w:eastAsia="Times New Roman" w:hAnsi="Aptos Narrow" w:cs="Times New Roman"/>
+                <w:color w:val="000000"/>
+                <w:lang w:val="en-US"/>
+              </w:rPr>
+            </w:pPr>
+            <w:r>
+              <w:rPr>
+                <w:rFonts w:ascii="Aptos Narrow" w:eastAsia="Times New Roman" w:hAnsi="Aptos Narrow" w:cs="Times New Roman"/>
+                <w:color w:val="000000"/>
+                <w:lang w:val="en-US"/>
+              </w:rPr>
+              <w:t>0.048492</w:t>
+            </w:r>
+          </w:p>
+        </w:tc>
+      </w:tr>
+      <w:tr>
+        <w:trPr>
+          <w:trHeight w:val="280"/>
+        </w:trPr>
+        <w:tc>
+          <w:tcPr>
+            <w:tcW w:w="960" w:type="dxa"/>
+            <w:noWrap/>
+            <w:vAlign w:val="bottom"/>
+            <w:hideMark/>
+          </w:tcPr>
+          <w:p>
+            <w:pPr>
+              <w:spacing w:line="240" w:lineRule="auto"/>
+              <w:jc w:val="right"/>
+              <w:rPr>
+                <w:rFonts w:ascii="Aptos Narrow" w:eastAsia="Times New Roman" w:hAnsi="Aptos Narrow" w:cs="Times New Roman"/>
+                <w:color w:val="000000"/>
+                <w:lang w:val="en-US"/>
+              </w:rPr>
+            </w:pPr>
+            <w:r>
+              <w:rPr>
+                <w:rFonts w:ascii="Aptos Narrow" w:eastAsia="Times New Roman" w:hAnsi="Aptos Narrow" w:cs="Times New Roman"/>
+                <w:color w:val="000000"/>
+                <w:lang w:val="en-US"/>
+              </w:rPr>
+              <w:t>6</w:t>
+            </w:r>
+          </w:p>
+        </w:tc>
+        <w:tc>
+          <w:tcPr>
+            <w:tcW w:w="1972" w:type="dxa"/>
+            <w:vAlign w:val="center"/>
+            <w:hideMark/>
+          </w:tcPr>
+          <w:p>
+            <w:pPr>
+              <w:spacing w:line="240" w:lineRule="auto"/>
+              <w:rPr>
+                <w:rFonts w:ascii="Aptos Narrow" w:eastAsia="Times New Roman" w:hAnsi="Aptos Narrow" w:cs="Times New Roman"/>
+                <w:color w:val="000000"/>
+                <w:lang w:val="en-US"/>
+              </w:rPr>
+            </w:pPr>
+            <w:proofErr w:type="spellStart"/>
+            <w:r>
+              <w:rPr>
+                <w:rFonts w:ascii="Aptos Narrow" w:eastAsia="Times New Roman" w:hAnsi="Aptos Narrow" w:cs="Times New Roman"/>
+                <w:color w:val="000000"/>
+                <w:lang w:val="en-US"/>
+              </w:rPr>
+              <w:t>tot_phys_sites</w:t>
+            </w:r>
+            <w:proofErr w:type="spellEnd"/>
+          </w:p>
+        </w:tc>
+        <w:tc>
+          <w:tcPr>
+            <w:tcW w:w="1520" w:type="dxa"/>
+            <w:vAlign w:val="center"/>
+            <w:hideMark/>
+          </w:tcPr>
+          <w:p>
+            <w:pPr>
+              <w:spacing w:line="240" w:lineRule="auto"/>
+              <w:rPr>
+                <w:rFonts w:ascii="Aptos Narrow" w:eastAsia="Times New Roman" w:hAnsi="Aptos Narrow" w:cs="Times New Roman"/>
+                <w:color w:val="000000"/>
+                <w:lang w:val="en-US"/>
+              </w:rPr>
+            </w:pPr>
+            <w:r>
+              <w:rPr>
+                <w:rFonts w:ascii="Aptos Narrow" w:eastAsia="Times New Roman" w:hAnsi="Aptos Narrow" w:cs="Times New Roman"/>
+                <w:color w:val="000000"/>
+                <w:lang w:val="en-US"/>
+              </w:rPr>
+              <w:t>0.009049</w:t>
+            </w:r>
+          </w:p>
+        </w:tc>
+      </w:tr>
+    </w:tbl>
+    <w:p/>
+    <w:p>
+      <w:r>
+        <w:drawing>
+          <wp:inline distT="0" distB="0" distL="0" distR="0" wp14:anchorId="1E4CD140" wp14:editId="33E17A64">
+            <wp:extent cx="4640239" cy="2810914"/>
+            <wp:effectExtent l="38100" t="38100" r="103505" b="104140"/>
+            <wp:docPr id="20181260" name="Picture 1"/>
+            <wp:cNvGraphicFramePr>
+              <a:graphicFrameLocks xmlns:a="http://schemas.openxmlformats.org/drawingml/2006/main" noChangeAspect="1"/>
+            </wp:cNvGraphicFramePr>
+            <a:graphic xmlns:a="http://schemas.openxmlformats.org/drawingml/2006/main">
+              <a:graphicData uri="http://schemas.openxmlformats.org/drawingml/2006/picture">
+                <pic:pic xmlns:pic="http://schemas.openxmlformats.org/drawingml/2006/picture">
+                  <pic:nvPicPr>
+                    <pic:cNvPr id="20181260" name=""/>
+                    <pic:cNvPicPr/>
+                  </pic:nvPicPr>
+                  <pic:blipFill>
+                    <a:blip r:embed="rId28"/>
+                    <a:stretch>
+                      <a:fillRect/>
+                    </a:stretch>
+                  </pic:blipFill>
+                  <pic:spPr>
+                    <a:xfrm>
+                      <a:off x="0" y="0"/>
+                      <a:ext cx="4651854" cy="2817950"/>
+                    </a:xfrm>
+                    <a:prstGeom prst="rect">
+                      <a:avLst/>
+                    </a:prstGeom>
+                    <a:ln w="3175" cap="sq">
+                      <a:solidFill>
+                        <a:schemeClr val="tx2">
+                          <a:lumMod val="40000"/>
+                          <a:lumOff val="60000"/>
+                        </a:schemeClr>
+                      </a:solidFill>
+                      <a:prstDash val="solid"/>
+                      <a:miter lim="800000"/>
+                    </a:ln>
+                    <a:effectLst>
+                      <a:outerShdw blurRad="50800" dist="38100" dir="2700000" algn="tl" rotWithShape="0">
+                        <a:srgbClr val="000000">
+                          <a:alpha val="43000"/>
+                        </a:srgbClr>
+                      </a:outerShdw>
+                    </a:effectLst>
+                  </pic:spPr>
+                </pic:pic>
+              </a:graphicData>
+            </a:graphic>
+          </wp:inline>
+        </w:drawing>
+      </w:r>
+    </w:p>
+    <w:p>
+      <w:pPr>
+        <w:rPr>
+          <w:lang w:val="en-US"/>
+        </w:rPr>
+      </w:pPr>
+      <w:r>
+        <w:rPr>
+          <w:b/>
+          <w:bCs/>
+          <w:lang w:val="en-US"/>
+        </w:rPr>
+        <w:t xml:space="preserve">Figure </w:t>
+      </w:r>
+      <w:r>
+        <w:rPr>
+          <w:b/>
+          <w:bCs/>
+          <w:lang w:val="en-US"/>
+        </w:rPr>
+        <w:t>1</w:t>
+      </w:r>
+      <w:r>
+        <w:rPr>
+          <w:b/>
+          <w:bCs/>
+          <w:lang w:val="en-US"/>
+        </w:rPr>
+        <w:t>2</w:t>
+      </w:r>
+      <w:r>
+        <w:rPr>
+          <w:b/>
+          <w:bCs/>
+          <w:lang w:val="en-US"/>
+        </w:rPr>
+        <w:t>–</w:t>
+      </w:r>
+      <w:r>
+        <w:rPr>
+          <w:b/>
+          <w:bCs/>
+          <w:lang w:val="en-US"/>
+        </w:rPr>
+        <w:t xml:space="preserve"> </w:t>
+      </w:r>
+      <w:r>
+        <w:rPr>
+          <w:lang w:val="en-US"/>
+        </w:rPr>
+        <w:t xml:space="preserve">Most influencing features on </w:t>
+      </w:r>
+      <w:proofErr w:type="spellStart"/>
+      <w:r>
+        <w:rPr>
+          <w:lang w:val="en-US"/>
+        </w:rPr>
+        <w:t>downloadspeed</w:t>
+      </w:r>
+      <w:proofErr w:type="spellEnd"/>
+    </w:p>
+    <w:p/>
+    <w:p>
+      <w:pPr>
+        <w:rPr>
+          <w:lang w:val="en-US"/>
+        </w:rPr>
+      </w:pPr>
+      <w:r>
+        <w:rPr>
+          <w:lang w:val="en-US"/>
+        </w:rPr>
+        <w:t xml:space="preserve">The model relies mainly on </w:t>
+      </w:r>
+      <w:r>
+        <w:rPr>
+          <w:b/>
+          <w:bCs/>
+          <w:lang w:val="en-US"/>
+        </w:rPr>
+        <w:t>5G deployment and radio conditions</w:t>
+      </w:r>
+      <w:r>
+        <w:rPr>
+          <w:lang w:val="en-US"/>
+        </w:rPr>
+        <w:t>:</w:t>
+      </w:r>
+    </w:p>
+    <w:p>
+      <w:pPr>
+        <w:numPr>
+          <w:ilvl w:val="0"/>
+          <w:numId w:val="29"/>
+        </w:numPr>
+        <w:rPr>
+          <w:lang w:val="en-US"/>
+        </w:rPr>
+      </w:pPr>
+      <w:r>
+        <w:rPr>
+          <w:lang w:val="en-US"/>
+        </w:rPr>
+        <w:t>tot_5g_per_op_com is the most important feature (</w:t>
+      </w:r>
+      <w:r>
+        <w:rPr>
+          <w:b/>
+          <w:bCs/>
+          <w:lang w:val="en-US"/>
+        </w:rPr>
+        <w:t>39.3%</w:t>
+      </w:r>
+      <w:r>
+        <w:rPr>
+          <w:lang w:val="en-US"/>
+        </w:rPr>
+        <w:t xml:space="preserve">). </w:t>
+      </w:r>
+    </w:p>
+    <w:p>
+      <w:pPr>
+        <w:numPr>
+          <w:ilvl w:val="0"/>
+          <w:numId w:val="29"/>
+        </w:numPr>
+        <w:rPr>
+          <w:lang w:val="en-US"/>
+        </w:rPr>
+      </w:pPr>
+      <w:proofErr w:type="spellStart"/>
+      <w:r>
+        <w:rPr>
+          <w:lang w:val="en-US"/>
+        </w:rPr>
+        <w:t>rsrp</w:t>
+      </w:r>
+      <w:proofErr w:type="spellEnd"/>
+      <w:r>
+        <w:rPr>
+          <w:lang w:val="en-US"/>
+        </w:rPr>
+        <w:t xml:space="preserve"> is almost as important (</w:t>
+      </w:r>
+      <w:r>
+        <w:rPr>
+          <w:b/>
+          <w:bCs/>
+          <w:lang w:val="en-US"/>
+        </w:rPr>
+        <w:t>34.5%</w:t>
+      </w:r>
+      <w:r>
+        <w:rPr>
+          <w:lang w:val="en-US"/>
+        </w:rPr>
+        <w:t xml:space="preserve">). </w:t>
+      </w:r>
+    </w:p>
+    <w:p>
+      <w:pPr>
+        <w:numPr>
+          <w:ilvl w:val="0"/>
+          <w:numId w:val="29"/>
+        </w:numPr>
+        <w:rPr>
+          <w:lang w:val="en-US"/>
+        </w:rPr>
+      </w:pPr>
+      <w:proofErr w:type="spellStart"/>
+      <w:r>
+        <w:rPr>
+          <w:lang w:val="en-US"/>
+        </w:rPr>
+        <w:t>rsrq</w:t>
+      </w:r>
+      <w:proofErr w:type="spellEnd"/>
+      <w:r>
+        <w:rPr>
+          <w:lang w:val="en-US"/>
+        </w:rPr>
+        <w:t xml:space="preserve"> contributes another </w:t>
+      </w:r>
+      <w:r>
+        <w:rPr>
+          <w:b/>
+          <w:bCs/>
+          <w:lang w:val="en-US"/>
+        </w:rPr>
+        <w:t>8.8%</w:t>
+      </w:r>
+      <w:r>
+        <w:rPr>
+          <w:lang w:val="en-US"/>
+        </w:rPr>
+        <w:t xml:space="preserve">. </w:t>
+      </w:r>
+    </w:p>
+    <w:p>
+      <w:pPr>
+        <w:numPr>
+          <w:ilvl w:val="0"/>
+          <w:numId w:val="29"/>
+        </w:numPr>
+        <w:rPr>
+          <w:lang w:val="en-US"/>
+        </w:rPr>
+      </w:pPr>
+      <w:r>
+        <w:rPr>
+          <w:lang w:val="en-US"/>
+        </w:rPr>
+        <w:t xml:space="preserve">Together, these three network-related variables account for about </w:t>
+      </w:r>
+      <w:r>
+        <w:rPr>
+          <w:b/>
+          <w:bCs/>
+          <w:lang w:val="en-US"/>
+        </w:rPr>
+        <w:t>82.6% of the model's feature importance</w:t>
+      </w:r>
+      <w:r>
+        <w:rPr>
+          <w:lang w:val="en-US"/>
+        </w:rPr>
+        <w:t>.</w:t>
+      </w:r>
+    </w:p>
+    <w:p>
+      <w:pPr>
+        <w:rPr>
+          <w:lang w:val="en-US"/>
+        </w:rPr>
+      </w:pPr>
+    </w:p>
+    <w:p>
+      <w:pPr>
+        <w:pStyle w:val="Heading2"/>
+        <w:ind w:left="720"/>
+        <w:rPr>
+          <w:sz w:val="28"/>
+          <w:szCs w:val="28"/>
+          <w:lang w:val="en-US"/>
+        </w:rPr>
+      </w:pPr>
+      <w:bookmarkStart w:id="41" w:name="_Toc240651900"/>
+      <w:r>
+        <w:rPr>
+          <w:sz w:val="28"/>
+          <w:szCs w:val="28"/>
+          <w:lang w:val="en-US"/>
+        </w:rPr>
+        <w:t xml:space="preserve">8.5 </w:t>
+      </w:r>
+      <w:r>
+        <w:rPr>
+          <w:sz w:val="28"/>
+          <w:szCs w:val="28"/>
+          <w:lang w:val="en-US"/>
+        </w:rPr>
+        <w:t>ML Prediction Conclusion:</w:t>
+      </w:r>
+      <w:bookmarkEnd w:id="41"/>
+    </w:p>
+    <w:p>
+      <w:pPr>
+        <w:rPr>
+          <w:lang w:val="en-US"/>
+        </w:rPr>
+      </w:pPr>
+      <w:r>
+        <w:t>The model identifies 5G deployment and radio conditions (RSRP and RSRQ) as the most influential factors for predicting download speed. Operator</w:t>
+      </w:r>
+      <w:r>
+        <w:t>s</w:t>
+      </w:r>
+      <w:r>
+        <w:t xml:space="preserve"> and population also contribute, while the total number of physical sites has a limited contribution.</w:t>
+      </w:r>
+    </w:p>
+    <w:p>
+      <w:pPr>
+        <w:rPr>
+          <w:lang w:val="en-US"/>
+        </w:rPr>
+      </w:pPr>
     </w:p>
     <w:p>
       <w:pPr>
@@ -10851,14 +14297,15 @@
           <w:lang w:val="en-US"/>
         </w:rPr>
       </w:pPr>
-      <w:bookmarkStart w:id="35" w:name="_Toc240645075"/>
+      <w:bookmarkStart w:id="42" w:name="_Toc240651901"/>
       <w:r>
         <w:rPr>
           <w:sz w:val="32"/>
           <w:szCs w:val="32"/>
           <w:lang w:val="en-US"/>
         </w:rPr>
-        <w:t>10</w:t>
+        <w:lastRenderedPageBreak/>
+        <w:t>9</w:t>
       </w:r>
       <w:r>
         <w:rPr>
@@ -10875,7 +14322,7 @@
         </w:rPr>
         <w:t>EU GDPR</w:t>
       </w:r>
-      <w:bookmarkEnd w:id="35"/>
+      <w:bookmarkEnd w:id="42"/>
     </w:p>
     <w:p/>
     <w:p>
@@ -12644,6 +16091,155 @@
     </w:lvl>
   </w:abstractNum>
   <w:abstractNum w:abstractNumId="14" w15:restartNumberingAfterBreak="0">
+    <w:nsid w:val="45C302AD"/>
+    <w:multiLevelType w:val="multilevel"/>
+    <w:tmpl w:val="90243794"/>
+    <w:lvl w:ilvl="0">
+      <w:start w:val="1"/>
+      <w:numFmt w:val="bullet"/>
+      <w:lvlText w:val=""/>
+      <w:lvlJc w:val="left"/>
+      <w:pPr>
+        <w:tabs>
+          <w:tab w:val="num" w:pos="720"/>
+        </w:tabs>
+        <w:ind w:left="720" w:hanging="360"/>
+      </w:pPr>
+      <w:rPr>
+        <w:rFonts w:ascii="Symbol" w:hAnsi="Symbol" w:hint="default"/>
+        <w:sz w:val="20"/>
+      </w:rPr>
+    </w:lvl>
+    <w:lvl w:ilvl="1" w:tentative="1">
+      <w:start w:val="1"/>
+      <w:numFmt w:val="bullet"/>
+      <w:lvlText w:val="o"/>
+      <w:lvlJc w:val="left"/>
+      <w:pPr>
+        <w:tabs>
+          <w:tab w:val="num" w:pos="1440"/>
+        </w:tabs>
+        <w:ind w:left="1440" w:hanging="360"/>
+      </w:pPr>
+      <w:rPr>
+        <w:rFonts w:ascii="Courier New" w:hAnsi="Courier New" w:hint="default"/>
+        <w:sz w:val="20"/>
+      </w:rPr>
+    </w:lvl>
+    <w:lvl w:ilvl="2" w:tentative="1">
+      <w:start w:val="1"/>
+      <w:numFmt w:val="bullet"/>
+      <w:lvlText w:val=""/>
+      <w:lvlJc w:val="left"/>
+      <w:pPr>
+        <w:tabs>
+          <w:tab w:val="num" w:pos="2160"/>
+        </w:tabs>
+        <w:ind w:left="2160" w:hanging="360"/>
+      </w:pPr>
+      <w:rPr>
+        <w:rFonts w:ascii="Wingdings" w:hAnsi="Wingdings" w:hint="default"/>
+        <w:sz w:val="20"/>
+      </w:rPr>
+    </w:lvl>
+    <w:lvl w:ilvl="3" w:tentative="1">
+      <w:start w:val="1"/>
+      <w:numFmt w:val="bullet"/>
+      <w:lvlText w:val=""/>
+      <w:lvlJc w:val="left"/>
+      <w:pPr>
+        <w:tabs>
+          <w:tab w:val="num" w:pos="2880"/>
+        </w:tabs>
+        <w:ind w:left="2880" w:hanging="360"/>
+      </w:pPr>
+      <w:rPr>
+        <w:rFonts w:ascii="Wingdings" w:hAnsi="Wingdings" w:hint="default"/>
+        <w:sz w:val="20"/>
+      </w:rPr>
+    </w:lvl>
+    <w:lvl w:ilvl="4" w:tentative="1">
+      <w:start w:val="1"/>
+      <w:numFmt w:val="bullet"/>
+      <w:lvlText w:val=""/>
+      <w:lvlJc w:val="left"/>
+      <w:pPr>
+        <w:tabs>
+          <w:tab w:val="num" w:pos="3600"/>
+        </w:tabs>
+        <w:ind w:left="3600" w:hanging="360"/>
+      </w:pPr>
+      <w:rPr>
+        <w:rFonts w:ascii="Wingdings" w:hAnsi="Wingdings" w:hint="default"/>
+        <w:sz w:val="20"/>
+      </w:rPr>
+    </w:lvl>
+    <w:lvl w:ilvl="5" w:tentative="1">
+      <w:start w:val="1"/>
+      <w:numFmt w:val="bullet"/>
+      <w:lvlText w:val=""/>
+      <w:lvlJc w:val="left"/>
+      <w:pPr>
+        <w:tabs>
+          <w:tab w:val="num" w:pos="4320"/>
+        </w:tabs>
+        <w:ind w:left="4320" w:hanging="360"/>
+      </w:pPr>
+      <w:rPr>
+        <w:rFonts w:ascii="Wingdings" w:hAnsi="Wingdings" w:hint="default"/>
+        <w:sz w:val="20"/>
+      </w:rPr>
+    </w:lvl>
+    <w:lvl w:ilvl="6" w:tentative="1">
+      <w:start w:val="1"/>
+      <w:numFmt w:val="bullet"/>
+      <w:lvlText w:val=""/>
+      <w:lvlJc w:val="left"/>
+      <w:pPr>
+        <w:tabs>
+          <w:tab w:val="num" w:pos="5040"/>
+        </w:tabs>
+        <w:ind w:left="5040" w:hanging="360"/>
+      </w:pPr>
+      <w:rPr>
+        <w:rFonts w:ascii="Wingdings" w:hAnsi="Wingdings" w:hint="default"/>
+        <w:sz w:val="20"/>
+      </w:rPr>
+    </w:lvl>
+    <w:lvl w:ilvl="7" w:tentative="1">
+      <w:start w:val="1"/>
+      <w:numFmt w:val="bullet"/>
+      <w:lvlText w:val=""/>
+      <w:lvlJc w:val="left"/>
+      <w:pPr>
+        <w:tabs>
+          <w:tab w:val="num" w:pos="5760"/>
+        </w:tabs>
+        <w:ind w:left="5760" w:hanging="360"/>
+      </w:pPr>
+      <w:rPr>
+        <w:rFonts w:ascii="Wingdings" w:hAnsi="Wingdings" w:hint="default"/>
+        <w:sz w:val="20"/>
+      </w:rPr>
+    </w:lvl>
+    <w:lvl w:ilvl="8" w:tentative="1">
+      <w:start w:val="1"/>
+      <w:numFmt w:val="bullet"/>
+      <w:lvlText w:val=""/>
+      <w:lvlJc w:val="left"/>
+      <w:pPr>
+        <w:tabs>
+          <w:tab w:val="num" w:pos="6480"/>
+        </w:tabs>
+        <w:ind w:left="6480" w:hanging="360"/>
+      </w:pPr>
+      <w:rPr>
+        <w:rFonts w:ascii="Wingdings" w:hAnsi="Wingdings" w:hint="default"/>
+        <w:sz w:val="20"/>
+      </w:rPr>
+    </w:lvl>
+  </w:abstractNum>
+  <w:abstractNum w:abstractNumId="15" w15:restartNumberingAfterBreak="0">
     <w:nsid w:val="45F0524B"/>
     <w:multiLevelType w:val="hybridMultilevel"/>
     <w:tmpl w:val="2B9A2C06"/>
@@ -12735,7 +16331,7 @@
       </w:pPr>
     </w:lvl>
   </w:abstractNum>
-  <w:abstractNum w:abstractNumId="15" w15:restartNumberingAfterBreak="0">
+  <w:abstractNum w:abstractNumId="16" w15:restartNumberingAfterBreak="0">
     <w:nsid w:val="46D64FC1"/>
     <w:multiLevelType w:val="multilevel"/>
     <w:tmpl w:val="C50E4042"/>
@@ -12884,7 +16480,7 @@
       </w:rPr>
     </w:lvl>
   </w:abstractNum>
-  <w:abstractNum w:abstractNumId="16" w15:restartNumberingAfterBreak="0">
+  <w:abstractNum w:abstractNumId="17" w15:restartNumberingAfterBreak="0">
     <w:nsid w:val="474E4E6D"/>
     <w:multiLevelType w:val="multilevel"/>
     <w:tmpl w:val="CB18CE8E"/>
@@ -12997,7 +16593,7 @@
       </w:pPr>
     </w:lvl>
   </w:abstractNum>
-  <w:abstractNum w:abstractNumId="17" w15:restartNumberingAfterBreak="0">
+  <w:abstractNum w:abstractNumId="18" w15:restartNumberingAfterBreak="0">
     <w:nsid w:val="4D5451EE"/>
     <w:multiLevelType w:val="multilevel"/>
     <w:tmpl w:val="C6E82638"/>
@@ -13146,7 +16742,7 @@
       </w:rPr>
     </w:lvl>
   </w:abstractNum>
-  <w:abstractNum w:abstractNumId="18" w15:restartNumberingAfterBreak="0">
+  <w:abstractNum w:abstractNumId="19" w15:restartNumberingAfterBreak="0">
     <w:nsid w:val="4D5D2639"/>
     <w:multiLevelType w:val="multilevel"/>
     <w:tmpl w:val="20DCF45A"/>
@@ -13259,7 +16855,7 @@
       </w:pPr>
     </w:lvl>
   </w:abstractNum>
-  <w:abstractNum w:abstractNumId="19" w15:restartNumberingAfterBreak="0">
+  <w:abstractNum w:abstractNumId="20" w15:restartNumberingAfterBreak="0">
     <w:nsid w:val="504B00E3"/>
     <w:multiLevelType w:val="multilevel"/>
     <w:tmpl w:val="5680FE38"/>
@@ -13408,7 +17004,7 @@
       </w:rPr>
     </w:lvl>
   </w:abstractNum>
-  <w:abstractNum w:abstractNumId="20" w15:restartNumberingAfterBreak="0">
+  <w:abstractNum w:abstractNumId="21" w15:restartNumberingAfterBreak="0">
     <w:nsid w:val="51254A41"/>
     <w:multiLevelType w:val="hybridMultilevel"/>
     <w:tmpl w:val="C9208C70"/>
@@ -13497,7 +17093,7 @@
       </w:pPr>
     </w:lvl>
   </w:abstractNum>
-  <w:abstractNum w:abstractNumId="21" w15:restartNumberingAfterBreak="0">
+  <w:abstractNum w:abstractNumId="22" w15:restartNumberingAfterBreak="0">
     <w:nsid w:val="524F56E5"/>
     <w:multiLevelType w:val="multilevel"/>
     <w:tmpl w:val="B18E308A"/>
@@ -13646,7 +17242,7 @@
       </w:rPr>
     </w:lvl>
   </w:abstractNum>
-  <w:abstractNum w:abstractNumId="22" w15:restartNumberingAfterBreak="0">
+  <w:abstractNum w:abstractNumId="23" w15:restartNumberingAfterBreak="0">
     <w:nsid w:val="5D386E1D"/>
     <w:multiLevelType w:val="multilevel"/>
     <w:tmpl w:val="19A2AA44"/>
@@ -13759,7 +17355,7 @@
       </w:pPr>
     </w:lvl>
   </w:abstractNum>
-  <w:abstractNum w:abstractNumId="23" w15:restartNumberingAfterBreak="0">
+  <w:abstractNum w:abstractNumId="24" w15:restartNumberingAfterBreak="0">
     <w:nsid w:val="5E40101C"/>
     <w:multiLevelType w:val="multilevel"/>
     <w:tmpl w:val="4AD2D938"/>
@@ -13908,7 +17504,7 @@
       </w:rPr>
     </w:lvl>
   </w:abstractNum>
-  <w:abstractNum w:abstractNumId="24" w15:restartNumberingAfterBreak="0">
+  <w:abstractNum w:abstractNumId="25" w15:restartNumberingAfterBreak="0">
     <w:nsid w:val="6C3279BA"/>
     <w:multiLevelType w:val="multilevel"/>
     <w:tmpl w:val="5358C67C"/>
@@ -14057,7 +17653,7 @@
       </w:rPr>
     </w:lvl>
   </w:abstractNum>
-  <w:abstractNum w:abstractNumId="25" w15:restartNumberingAfterBreak="0">
+  <w:abstractNum w:abstractNumId="26" w15:restartNumberingAfterBreak="0">
     <w:nsid w:val="6D1E57FB"/>
     <w:multiLevelType w:val="multilevel"/>
     <w:tmpl w:val="23780E5A"/>
@@ -14206,7 +17802,7 @@
       </w:rPr>
     </w:lvl>
   </w:abstractNum>
-  <w:abstractNum w:abstractNumId="26" w15:restartNumberingAfterBreak="0">
+  <w:abstractNum w:abstractNumId="27" w15:restartNumberingAfterBreak="0">
     <w:nsid w:val="6E7C646B"/>
     <w:multiLevelType w:val="multilevel"/>
     <w:tmpl w:val="726034A6"/>
@@ -14355,7 +17951,120 @@
       </w:rPr>
     </w:lvl>
   </w:abstractNum>
-  <w:abstractNum w:abstractNumId="27" w15:restartNumberingAfterBreak="0">
+  <w:abstractNum w:abstractNumId="28" w15:restartNumberingAfterBreak="0">
+    <w:nsid w:val="79B310E1"/>
+    <w:multiLevelType w:val="hybridMultilevel"/>
+    <w:tmpl w:val="2B6A0256"/>
+    <w:lvl w:ilvl="0" w:tplc="E33401E6">
+      <w:start w:val="1"/>
+      <w:numFmt w:val="bullet"/>
+      <w:lvlText w:val=""/>
+      <w:lvlJc w:val="left"/>
+      <w:pPr>
+        <w:ind w:left="720" w:hanging="360"/>
+      </w:pPr>
+      <w:rPr>
+        <w:rFonts w:ascii="Wingdings 3" w:hAnsi="Wingdings 3" w:hint="default"/>
+      </w:rPr>
+    </w:lvl>
+    <w:lvl w:ilvl="1" w:tplc="04090003" w:tentative="1">
+      <w:start w:val="1"/>
+      <w:numFmt w:val="bullet"/>
+      <w:lvlText w:val="o"/>
+      <w:lvlJc w:val="left"/>
+      <w:pPr>
+        <w:ind w:left="1440" w:hanging="360"/>
+      </w:pPr>
+      <w:rPr>
+        <w:rFonts w:ascii="Courier New" w:hAnsi="Courier New" w:cs="Courier New" w:hint="default"/>
+      </w:rPr>
+    </w:lvl>
+    <w:lvl w:ilvl="2" w:tplc="04090005" w:tentative="1">
+      <w:start w:val="1"/>
+      <w:numFmt w:val="bullet"/>
+      <w:lvlText w:val=""/>
+      <w:lvlJc w:val="left"/>
+      <w:pPr>
+        <w:ind w:left="2160" w:hanging="360"/>
+      </w:pPr>
+      <w:rPr>
+        <w:rFonts w:ascii="Wingdings" w:hAnsi="Wingdings" w:hint="default"/>
+      </w:rPr>
+    </w:lvl>
+    <w:lvl w:ilvl="3" w:tplc="04090001" w:tentative="1">
+      <w:start w:val="1"/>
+      <w:numFmt w:val="bullet"/>
+      <w:lvlText w:val=""/>
+      <w:lvlJc w:val="left"/>
+      <w:pPr>
+        <w:ind w:left="2880" w:hanging="360"/>
+      </w:pPr>
+      <w:rPr>
+        <w:rFonts w:ascii="Symbol" w:hAnsi="Symbol" w:hint="default"/>
+      </w:rPr>
+    </w:lvl>
+    <w:lvl w:ilvl="4" w:tplc="04090003" w:tentative="1">
+      <w:start w:val="1"/>
+      <w:numFmt w:val="bullet"/>
+      <w:lvlText w:val="o"/>
+      <w:lvlJc w:val="left"/>
+      <w:pPr>
+        <w:ind w:left="3600" w:hanging="360"/>
+      </w:pPr>
+      <w:rPr>
+        <w:rFonts w:ascii="Courier New" w:hAnsi="Courier New" w:cs="Courier New" w:hint="default"/>
+      </w:rPr>
+    </w:lvl>
+    <w:lvl w:ilvl="5" w:tplc="04090005" w:tentative="1">
+      <w:start w:val="1"/>
+      <w:numFmt w:val="bullet"/>
+      <w:lvlText w:val=""/>
+      <w:lvlJc w:val="left"/>
+      <w:pPr>
+        <w:ind w:left="4320" w:hanging="360"/>
+      </w:pPr>
+      <w:rPr>
+        <w:rFonts w:ascii="Wingdings" w:hAnsi="Wingdings" w:hint="default"/>
+      </w:rPr>
+    </w:lvl>
+    <w:lvl w:ilvl="6" w:tplc="04090001" w:tentative="1">
+      <w:start w:val="1"/>
+      <w:numFmt w:val="bullet"/>
+      <w:lvlText w:val=""/>
+      <w:lvlJc w:val="left"/>
+      <w:pPr>
+        <w:ind w:left="5040" w:hanging="360"/>
+      </w:pPr>
+      <w:rPr>
+        <w:rFonts w:ascii="Symbol" w:hAnsi="Symbol" w:hint="default"/>
+      </w:rPr>
+    </w:lvl>
+    <w:lvl w:ilvl="7" w:tplc="04090003" w:tentative="1">
+      <w:start w:val="1"/>
+      <w:numFmt w:val="bullet"/>
+      <w:lvlText w:val="o"/>
+      <w:lvlJc w:val="left"/>
+      <w:pPr>
+        <w:ind w:left="5760" w:hanging="360"/>
+      </w:pPr>
+      <w:rPr>
+        <w:rFonts w:ascii="Courier New" w:hAnsi="Courier New" w:cs="Courier New" w:hint="default"/>
+      </w:rPr>
+    </w:lvl>
+    <w:lvl w:ilvl="8" w:tplc="04090005" w:tentative="1">
+      <w:start w:val="1"/>
+      <w:numFmt w:val="bullet"/>
+      <w:lvlText w:val=""/>
+      <w:lvlJc w:val="left"/>
+      <w:pPr>
+        <w:ind w:left="6480" w:hanging="360"/>
+      </w:pPr>
+      <w:rPr>
+        <w:rFonts w:ascii="Wingdings" w:hAnsi="Wingdings" w:hint="default"/>
+      </w:rPr>
+    </w:lvl>
+  </w:abstractNum>
+  <w:abstractNum w:abstractNumId="29" w15:restartNumberingAfterBreak="0">
     <w:nsid w:val="7C9B196F"/>
     <w:multiLevelType w:val="hybridMultilevel"/>
     <w:tmpl w:val="DB54A63A"/>
@@ -14442,34 +18151,34 @@
     </w:lvl>
   </w:abstractNum>
   <w:num w:numId="1" w16cid:durableId="1026105448">
+    <w:abstractNumId w:val="29"/>
+  </w:num>
+  <w:num w:numId="2" w16cid:durableId="317149612">
     <w:abstractNumId w:val="27"/>
   </w:num>
-  <w:num w:numId="2" w16cid:durableId="317149612">
+  <w:num w:numId="3" w16cid:durableId="77945797">
     <w:abstractNumId w:val="26"/>
-  </w:num>
-  <w:num w:numId="3" w16cid:durableId="77945797">
-    <w:abstractNumId w:val="25"/>
   </w:num>
   <w:num w:numId="4" w16cid:durableId="1416128534">
     <w:abstractNumId w:val="4"/>
   </w:num>
   <w:num w:numId="5" w16cid:durableId="2071229556">
-    <w:abstractNumId w:val="24"/>
+    <w:abstractNumId w:val="25"/>
   </w:num>
   <w:num w:numId="6" w16cid:durableId="1286735888">
-    <w:abstractNumId w:val="16"/>
+    <w:abstractNumId w:val="17"/>
   </w:num>
   <w:num w:numId="7" w16cid:durableId="1532839568">
     <w:abstractNumId w:val="13"/>
   </w:num>
   <w:num w:numId="8" w16cid:durableId="1295058944">
-    <w:abstractNumId w:val="21"/>
+    <w:abstractNumId w:val="22"/>
   </w:num>
   <w:num w:numId="9" w16cid:durableId="334572955">
     <w:abstractNumId w:val="6"/>
   </w:num>
   <w:num w:numId="10" w16cid:durableId="1584952477">
-    <w:abstractNumId w:val="17"/>
+    <w:abstractNumId w:val="18"/>
   </w:num>
   <w:num w:numId="11" w16cid:durableId="1640767080">
     <w:abstractNumId w:val="11"/>
@@ -14481,7 +18190,7 @@
     <w:abstractNumId w:val="0"/>
   </w:num>
   <w:num w:numId="14" w16cid:durableId="724304463">
-    <w:abstractNumId w:val="19"/>
+    <w:abstractNumId w:val="20"/>
   </w:num>
   <w:num w:numId="15" w16cid:durableId="1398701309">
     <w:abstractNumId w:val="10"/>
@@ -14490,25 +18199,25 @@
     <w:abstractNumId w:val="3"/>
   </w:num>
   <w:num w:numId="17" w16cid:durableId="1313633133">
-    <w:abstractNumId w:val="15"/>
+    <w:abstractNumId w:val="16"/>
   </w:num>
   <w:num w:numId="18" w16cid:durableId="1268806667">
-    <w:abstractNumId w:val="22"/>
+    <w:abstractNumId w:val="23"/>
   </w:num>
   <w:num w:numId="19" w16cid:durableId="33697269">
     <w:abstractNumId w:val="5"/>
   </w:num>
   <w:num w:numId="20" w16cid:durableId="1522622914">
-    <w:abstractNumId w:val="23"/>
+    <w:abstractNumId w:val="24"/>
   </w:num>
   <w:num w:numId="21" w16cid:durableId="765077745">
     <w:abstractNumId w:val="7"/>
   </w:num>
   <w:num w:numId="22" w16cid:durableId="1153453771">
-    <w:abstractNumId w:val="14"/>
+    <w:abstractNumId w:val="15"/>
   </w:num>
   <w:num w:numId="23" w16cid:durableId="320282672">
-    <w:abstractNumId w:val="18"/>
+    <w:abstractNumId w:val="19"/>
   </w:num>
   <w:num w:numId="24" w16cid:durableId="1879048671">
     <w:abstractNumId w:val="9"/>
@@ -14517,13 +18226,19 @@
     <w:abstractNumId w:val="1"/>
   </w:num>
   <w:num w:numId="26" w16cid:durableId="1105230051">
-    <w:abstractNumId w:val="20"/>
+    <w:abstractNumId w:val="21"/>
   </w:num>
   <w:num w:numId="27" w16cid:durableId="1674607502">
     <w:abstractNumId w:val="12"/>
   </w:num>
   <w:num w:numId="28" w16cid:durableId="1529493033">
     <w:abstractNumId w:val="2"/>
+  </w:num>
+  <w:num w:numId="29" w16cid:durableId="1002777841">
+    <w:abstractNumId w:val="14"/>
+  </w:num>
+  <w:num w:numId="30" w16cid:durableId="1921672258">
+    <w:abstractNumId w:val="28"/>
   </w:num>
 </w:numbering>
 </file>
